--- a/cisco/cisco-commands.docx
+++ b/cisco/cisco-commands.docx
@@ -1257,7 +1257,23 @@
                 <w:noProof/>
                 <w:lang w:val="fr-BE"/>
               </w:rPr>
-              <w:t>VTP Configuration</w:t>
+              <w:t>VTP Configur</w:t>
+            </w:r>
+            <w:r>
+              <w:rPr>
+                <w:rStyle w:val="Lienhypertexte"/>
+                <w:noProof/>
+                <w:lang w:val="fr-BE"/>
+              </w:rPr>
+              <w:t>a</w:t>
+            </w:r>
+            <w:r>
+              <w:rPr>
+                <w:rStyle w:val="Lienhypertexte"/>
+                <w:noProof/>
+                <w:lang w:val="fr-BE"/>
+              </w:rPr>
+              <w:t>tion</w:t>
             </w:r>
             <w:r>
               <w:rPr>
@@ -3372,17 +3388,8 @@
           <w:b/>
           <w:bCs/>
         </w:rPr>
-        <w:t xml:space="preserve">Modifier le nom </w:t>
-      </w:r>
-      <w:proofErr w:type="gramStart"/>
-      <w:r>
-        <w:rPr>
-          <w:b/>
-          <w:bCs/>
-        </w:rPr>
-        <w:t>d’hôte :</w:t>
-      </w:r>
-      <w:proofErr w:type="gramEnd"/>
+        <w:t>Modifier le nom d’hôte :</w:t>
+      </w:r>
     </w:p>
     <w:p>
       <w:r>
@@ -3451,15 +3458,7 @@
     </w:p>
     <w:p>
       <w:r>
-        <w:t xml:space="preserve">NAME (config) #banner </w:t>
-      </w:r>
-      <w:proofErr w:type="spellStart"/>
-      <w:r>
-        <w:t>motd</w:t>
-      </w:r>
-      <w:proofErr w:type="spellEnd"/>
-      <w:r>
-        <w:t xml:space="preserve"> $UNAUTHORIZED ACCESS IS PROHIBITED$</w:t>
+        <w:t>NAME (config) #banner motd $UNAUTHORIZED ACCESS IS PROHIBITED$</w:t>
       </w:r>
     </w:p>
     <w:p>
@@ -3503,15 +3502,8 @@
     </w:p>
     <w:p>
       <w:r>
-        <w:t xml:space="preserve">SW1 #delete </w:t>
-      </w:r>
-      <w:proofErr w:type="spellStart"/>
-      <w:proofErr w:type="gramStart"/>
-      <w:r>
-        <w:t>flash:vlan.dat</w:t>
-      </w:r>
-      <w:proofErr w:type="spellEnd"/>
-      <w:proofErr w:type="gramEnd"/>
+        <w:t>SW1 #delete flash:vlan.dat</w:t>
+      </w:r>
     </w:p>
     <w:p>
       <w:r>
@@ -3683,97 +3675,33 @@
           <w:bCs/>
         </w:rPr>
       </w:pPr>
-      <w:proofErr w:type="spellStart"/>
-      <w:r>
-        <w:rPr>
-          <w:b/>
-          <w:bCs/>
-        </w:rPr>
-        <w:t>Activer</w:t>
-      </w:r>
-      <w:proofErr w:type="spellEnd"/>
-      <w:r>
-        <w:rPr>
-          <w:b/>
-          <w:bCs/>
-        </w:rPr>
-        <w:t xml:space="preserve"> IPv</w:t>
-      </w:r>
-      <w:proofErr w:type="gramStart"/>
-      <w:r>
-        <w:rPr>
-          <w:b/>
-          <w:bCs/>
-        </w:rPr>
-        <w:t>6 :</w:t>
-      </w:r>
-      <w:proofErr w:type="gramEnd"/>
-    </w:p>
-    <w:p>
-      <w:r>
-        <w:t xml:space="preserve">R1 (config) #ipv6 </w:t>
-      </w:r>
-      <w:proofErr w:type="gramStart"/>
-      <w:r>
-        <w:t>unicast-routing</w:t>
-      </w:r>
-      <w:proofErr w:type="gramEnd"/>
-    </w:p>
-    <w:p>
-      <w:pPr>
-        <w:rPr>
-          <w:b/>
-          <w:bCs/>
-        </w:rPr>
-      </w:pPr>
-      <w:r>
-        <w:rPr>
-          <w:b/>
-          <w:bCs/>
-        </w:rPr>
-        <w:t xml:space="preserve">Assigner </w:t>
-      </w:r>
-      <w:proofErr w:type="spellStart"/>
-      <w:r>
-        <w:rPr>
-          <w:b/>
-          <w:bCs/>
-        </w:rPr>
-        <w:t>une</w:t>
-      </w:r>
-      <w:proofErr w:type="spellEnd"/>
-      <w:r>
-        <w:rPr>
-          <w:b/>
-          <w:bCs/>
-        </w:rPr>
-        <w:t xml:space="preserve"> </w:t>
-      </w:r>
-      <w:proofErr w:type="spellStart"/>
-      <w:r>
-        <w:rPr>
-          <w:b/>
-          <w:bCs/>
-        </w:rPr>
-        <w:t>adresse</w:t>
-      </w:r>
-      <w:proofErr w:type="spellEnd"/>
-      <w:r>
-        <w:rPr>
-          <w:b/>
-          <w:bCs/>
-        </w:rPr>
-        <w:t xml:space="preserve"> IPv</w:t>
-      </w:r>
-      <w:proofErr w:type="gramStart"/>
-      <w:r>
-        <w:rPr>
-          <w:b/>
-          <w:bCs/>
-        </w:rPr>
-        <w:t>6 :</w:t>
-      </w:r>
-      <w:proofErr w:type="gramEnd"/>
+      <w:r>
+        <w:rPr>
+          <w:b/>
+          <w:bCs/>
+        </w:rPr>
+        <w:t>Activer IPv6 :</w:t>
+      </w:r>
+    </w:p>
+    <w:p>
+      <w:r>
+        <w:t>R1 (config) #ipv6 unicast-routing</w:t>
+      </w:r>
+    </w:p>
+    <w:p>
+      <w:pPr>
+        <w:rPr>
+          <w:b/>
+          <w:bCs/>
+        </w:rPr>
+      </w:pPr>
+      <w:r>
+        <w:rPr>
+          <w:b/>
+          <w:bCs/>
+        </w:rPr>
+        <w:t>Assigner une adresse IPv6 :</w:t>
+      </w:r>
     </w:p>
     <w:p>
       <w:r>
@@ -3799,41 +3727,17 @@
     </w:p>
     <w:p>
       <w:r>
-        <w:t>R1 (config) #ipv6 route 2001:600:0:</w:t>
-      </w:r>
-      <w:proofErr w:type="gramStart"/>
-      <w:r>
-        <w:t>8::/</w:t>
-      </w:r>
-      <w:proofErr w:type="gramEnd"/>
-      <w:r>
-        <w:t>64 s0/0/0 (Serial)</w:t>
-      </w:r>
-    </w:p>
-    <w:p>
-      <w:pPr>
-        <w:rPr>
-          <w:lang w:val="fr-BE"/>
-        </w:rPr>
-      </w:pPr>
-      <w:r>
-        <w:t>R1 (config) #ipv6 route 2001:600:0:</w:t>
-      </w:r>
-      <w:proofErr w:type="gramStart"/>
-      <w:r>
-        <w:t>8::/</w:t>
-      </w:r>
-      <w:proofErr w:type="gramEnd"/>
-      <w:r>
-        <w:t>64 g0/0 FE80</w:t>
-      </w:r>
-      <w:proofErr w:type="gramStart"/>
-      <w:r>
-        <w:t xml:space="preserve"> :…</w:t>
-      </w:r>
-      <w:proofErr w:type="gramEnd"/>
-      <w:r>
-        <w:t xml:space="preserve"> </w:t>
+        <w:t>R1 (config) #ipv6 route 2001:600:0:8::/64 s0/0/0 (Serial)</w:t>
+      </w:r>
+    </w:p>
+    <w:p>
+      <w:pPr>
+        <w:rPr>
+          <w:lang w:val="fr-BE"/>
+        </w:rPr>
+      </w:pPr>
+      <w:r>
+        <w:t xml:space="preserve">R1 (config) #ipv6 route 2001:600:0:8::/64 g0/0 FE80 :… </w:t>
       </w:r>
       <w:r>
         <w:rPr>
@@ -3867,15 +3771,7 @@
         <w:t xml:space="preserve"> </w:t>
       </w:r>
       <w:r>
-        <w:t xml:space="preserve">(config) #ipv6 </w:t>
-      </w:r>
-      <w:proofErr w:type="gramStart"/>
-      <w:r>
-        <w:t>route :</w:t>
-      </w:r>
-      <w:proofErr w:type="gramEnd"/>
-      <w:r>
-        <w:t>:/0 s0/0/0 (Serial)</w:t>
+        <w:t>(config) #ipv6 route ::/0 s0/0/0 (Serial)</w:t>
       </w:r>
     </w:p>
     <w:p>
@@ -3891,23 +3787,7 @@
         <w:t xml:space="preserve"> </w:t>
       </w:r>
       <w:r>
-        <w:t xml:space="preserve">(config) #ipv6 </w:t>
-      </w:r>
-      <w:proofErr w:type="gramStart"/>
-      <w:r>
-        <w:t>route :</w:t>
-      </w:r>
-      <w:proofErr w:type="gramEnd"/>
-      <w:r>
-        <w:t>:/0 g0/0 FE80</w:t>
-      </w:r>
-      <w:proofErr w:type="gramStart"/>
-      <w:r>
-        <w:t xml:space="preserve"> :…</w:t>
-      </w:r>
-      <w:proofErr w:type="gramEnd"/>
-      <w:r>
-        <w:t xml:space="preserve"> </w:t>
+        <w:t xml:space="preserve">(config) #ipv6 route ::/0 g0/0 FE80 :… </w:t>
       </w:r>
       <w:r>
         <w:rPr>
@@ -3941,15 +3821,7 @@
         <w:t xml:space="preserve"> </w:t>
       </w:r>
       <w:r>
-        <w:t>(config-if) #ipv6 address fe</w:t>
-      </w:r>
-      <w:proofErr w:type="gramStart"/>
-      <w:r>
-        <w:t>80 :</w:t>
-      </w:r>
-      <w:proofErr w:type="gramEnd"/>
-      <w:r>
-        <w:t>:1 link-local</w:t>
+        <w:t>(config-if) #ipv6 address fe80 ::1 link-local</w:t>
       </w:r>
     </w:p>
     <w:p>
@@ -3980,23 +3852,7 @@
         <w:t xml:space="preserve"> </w:t>
       </w:r>
       <w:r>
-        <w:t xml:space="preserve">#ipv6 </w:t>
-      </w:r>
-      <w:proofErr w:type="spellStart"/>
-      <w:r>
-        <w:t>nd</w:t>
-      </w:r>
-      <w:proofErr w:type="spellEnd"/>
-      <w:r>
-        <w:t xml:space="preserve"> </w:t>
-      </w:r>
-      <w:proofErr w:type="spellStart"/>
-      <w:r>
-        <w:t>ra</w:t>
-      </w:r>
-      <w:proofErr w:type="spellEnd"/>
-      <w:r>
-        <w:t>-interval 20</w:t>
+        <w:t>#ipv6 nd ra-interval 20</w:t>
       </w:r>
     </w:p>
     <w:p>
@@ -4020,30 +3876,14 @@
         </w:rPr>
       </w:pPr>
       <w:bookmarkStart w:id="9" w:name="_Toc224213567"/>
-      <w:proofErr w:type="spellStart"/>
       <w:r>
         <w:rPr>
           <w:lang w:val="fr-BE"/>
         </w:rPr>
         <w:lastRenderedPageBreak/>
-        <w:t>Remote</w:t>
-      </w:r>
-      <w:proofErr w:type="spellEnd"/>
-      <w:r>
-        <w:rPr>
-          <w:lang w:val="fr-BE"/>
-        </w:rPr>
-        <w:t xml:space="preserve"> Terminal Access </w:t>
-      </w:r>
-      <w:proofErr w:type="spellStart"/>
-      <w:r>
-        <w:rPr>
-          <w:lang w:val="fr-BE"/>
-        </w:rPr>
-        <w:t>Protocols</w:t>
+        <w:t>Remote Terminal Access Protocols</w:t>
       </w:r>
       <w:bookmarkEnd w:id="9"/>
-      <w:proofErr w:type="spellEnd"/>
     </w:p>
     <w:p>
       <w:pPr>
@@ -4080,15 +3920,7 @@
     </w:p>
     <w:p>
       <w:r>
-        <w:t xml:space="preserve">Hostname (config) #line </w:t>
-      </w:r>
-      <w:proofErr w:type="spellStart"/>
-      <w:r>
-        <w:t>vty</w:t>
-      </w:r>
-      <w:proofErr w:type="spellEnd"/>
-      <w:r>
-        <w:t xml:space="preserve"> 0 4</w:t>
+        <w:t>Hostname (config) #line vty 0 4</w:t>
       </w:r>
     </w:p>
     <w:p>
@@ -4158,15 +3990,7 @@
     </w:p>
     <w:p>
       <w:r>
-        <w:t xml:space="preserve">R1 (config) #no </w:t>
-      </w:r>
-      <w:proofErr w:type="spellStart"/>
-      <w:r>
-        <w:t>ip</w:t>
-      </w:r>
-      <w:proofErr w:type="spellEnd"/>
-      <w:r>
-        <w:t xml:space="preserve"> domain–lookup</w:t>
+        <w:t>R1 (config) #no ip domain–lookup</w:t>
       </w:r>
     </w:p>
     <w:p>
@@ -4188,15 +4012,8 @@
     </w:p>
     <w:p>
       <w:r>
-        <w:t xml:space="preserve">Hostname (config) #ip domain-name </w:t>
-      </w:r>
-      <w:proofErr w:type="spellStart"/>
-      <w:proofErr w:type="gramStart"/>
-      <w:r>
-        <w:t>example.local</w:t>
-      </w:r>
-      <w:proofErr w:type="spellEnd"/>
-      <w:proofErr w:type="gramEnd"/>
+        <w:t>Hostname (config) #ip domain-name example.local</w:t>
+      </w:r>
     </w:p>
     <w:p>
       <w:pPr>
@@ -4233,23 +4050,7 @@
     </w:p>
     <w:p>
       <w:r>
-        <w:t xml:space="preserve">Hostname (config) #crypto key </w:t>
-      </w:r>
-      <w:proofErr w:type="gramStart"/>
-      <w:r>
-        <w:t>generate</w:t>
-      </w:r>
-      <w:proofErr w:type="gramEnd"/>
-      <w:r>
-        <w:t xml:space="preserve"> </w:t>
-      </w:r>
-      <w:proofErr w:type="spellStart"/>
-      <w:r>
-        <w:t>rsa</w:t>
-      </w:r>
-      <w:proofErr w:type="spellEnd"/>
-      <w:r>
-        <w:t xml:space="preserve"> general-keys modulus 1024</w:t>
+        <w:t>Hostname (config) #crypto key generate rsa general-keys modulus 1024</w:t>
       </w:r>
     </w:p>
     <w:p>
@@ -4275,33 +4076,11 @@
           <w:lang w:val="fr-BE"/>
         </w:rPr>
       </w:pPr>
-      <w:proofErr w:type="spellStart"/>
-      <w:r>
-        <w:rPr>
-          <w:lang w:val="fr-BE"/>
-        </w:rPr>
-        <w:t>Hostname</w:t>
-      </w:r>
-      <w:proofErr w:type="spellEnd"/>
-      <w:r>
-        <w:rPr>
-          <w:lang w:val="fr-BE"/>
-        </w:rPr>
-        <w:t xml:space="preserve"> (config) #username admin </w:t>
-      </w:r>
-      <w:proofErr w:type="spellStart"/>
-      <w:r>
-        <w:rPr>
-          <w:lang w:val="fr-BE"/>
-        </w:rPr>
-        <w:t>password</w:t>
-      </w:r>
-      <w:proofErr w:type="spellEnd"/>
-      <w:r>
-        <w:rPr>
-          <w:lang w:val="fr-BE"/>
-        </w:rPr>
-        <w:t xml:space="preserve"> azerty</w:t>
+      <w:r>
+        <w:rPr>
+          <w:lang w:val="fr-BE"/>
+        </w:rPr>
+        <w:t>Hostname (config) #username admin password azerty</w:t>
       </w:r>
     </w:p>
     <w:p>
@@ -4339,15 +4118,7 @@
     </w:p>
     <w:p>
       <w:r>
-        <w:t xml:space="preserve">Hostname (config) #line </w:t>
-      </w:r>
-      <w:proofErr w:type="spellStart"/>
-      <w:r>
-        <w:t>vty</w:t>
-      </w:r>
-      <w:proofErr w:type="spellEnd"/>
-      <w:r>
-        <w:t xml:space="preserve"> 0 4</w:t>
+        <w:t>Hostname (config) #line vty 0 4</w:t>
       </w:r>
     </w:p>
     <w:p>
@@ -4457,63 +4228,29 @@
     </w:p>
     <w:p>
       <w:r>
-        <w:t>SW1 (config-</w:t>
-      </w:r>
-      <w:proofErr w:type="spellStart"/>
-      <w:r>
-        <w:t>vlan</w:t>
-      </w:r>
-      <w:proofErr w:type="spellEnd"/>
-      <w:r>
-        <w:t>) #name SALES</w:t>
-      </w:r>
-    </w:p>
-    <w:p>
-      <w:pPr>
-        <w:rPr>
-          <w:b/>
-          <w:bCs/>
-          <w:lang w:val="fr-BE"/>
-        </w:rPr>
-      </w:pPr>
-      <w:r>
-        <w:rPr>
-          <w:b/>
-          <w:bCs/>
-          <w:lang w:val="fr-BE"/>
-        </w:rPr>
-        <w:t xml:space="preserve">Assignation d’une adresse </w:t>
-      </w:r>
-      <w:proofErr w:type="spellStart"/>
-      <w:r>
-        <w:rPr>
-          <w:b/>
-          <w:bCs/>
-          <w:lang w:val="fr-BE"/>
-        </w:rPr>
-        <w:t>ip</w:t>
-      </w:r>
-      <w:proofErr w:type="spellEnd"/>
-      <w:r>
-        <w:rPr>
-          <w:b/>
-          <w:bCs/>
-          <w:lang w:val="fr-BE"/>
-        </w:rPr>
-        <w:t xml:space="preserve"> au vlan :</w:t>
-      </w:r>
-    </w:p>
-    <w:p>
-      <w:r>
-        <w:t xml:space="preserve">SW1 (config) #interface </w:t>
-      </w:r>
-      <w:proofErr w:type="spellStart"/>
-      <w:r>
-        <w:t>vlan</w:t>
-      </w:r>
-      <w:proofErr w:type="spellEnd"/>
-      <w:r>
-        <w:t xml:space="preserve"> </w:t>
+        <w:t>SW1 (config-vlan) #name SALES</w:t>
+      </w:r>
+    </w:p>
+    <w:p>
+      <w:pPr>
+        <w:rPr>
+          <w:b/>
+          <w:bCs/>
+          <w:lang w:val="fr-BE"/>
+        </w:rPr>
+      </w:pPr>
+      <w:r>
+        <w:rPr>
+          <w:b/>
+          <w:bCs/>
+          <w:lang w:val="fr-BE"/>
+        </w:rPr>
+        <w:t>Assignation d’une adresse ip au vlan :</w:t>
+      </w:r>
+    </w:p>
+    <w:p>
+      <w:r>
+        <w:t xml:space="preserve">SW1 (config) #interface vlan </w:t>
       </w:r>
       <w:r>
         <w:t>&lt;number&gt;</w:t>
@@ -4524,15 +4261,7 @@
         <w:t xml:space="preserve">SW1 (config-if) #ip address </w:t>
       </w:r>
       <w:r>
-        <w:t>&lt;</w:t>
-      </w:r>
-      <w:proofErr w:type="spellStart"/>
-      <w:r>
-        <w:t>ip</w:t>
-      </w:r>
-      <w:proofErr w:type="spellEnd"/>
-      <w:r>
-        <w:t>-address&gt; &lt;mask&gt;</w:t>
+        <w:t>&lt;ip-address&gt; &lt;mask&gt;</w:t>
       </w:r>
     </w:p>
     <w:p>
@@ -4547,94 +4276,20 @@
           <w:bCs/>
         </w:rPr>
       </w:pPr>
-      <w:proofErr w:type="spellStart"/>
-      <w:r>
-        <w:rPr>
-          <w:b/>
-          <w:bCs/>
-        </w:rPr>
-        <w:t>Indiquer</w:t>
-      </w:r>
-      <w:proofErr w:type="spellEnd"/>
-      <w:r>
-        <w:rPr>
-          <w:b/>
-          <w:bCs/>
-        </w:rPr>
-        <w:t xml:space="preserve"> </w:t>
-      </w:r>
-      <w:proofErr w:type="spellStart"/>
-      <w:r>
-        <w:rPr>
-          <w:b/>
-          <w:bCs/>
-        </w:rPr>
-        <w:t>l’adresse</w:t>
-      </w:r>
-      <w:proofErr w:type="spellEnd"/>
-      <w:r>
-        <w:rPr>
-          <w:b/>
-          <w:bCs/>
-        </w:rPr>
-        <w:t xml:space="preserve"> </w:t>
-      </w:r>
-      <w:proofErr w:type="spellStart"/>
-      <w:r>
-        <w:rPr>
-          <w:b/>
-          <w:bCs/>
-        </w:rPr>
-        <w:t>ip</w:t>
-      </w:r>
-      <w:proofErr w:type="spellEnd"/>
-      <w:r>
-        <w:rPr>
-          <w:b/>
-          <w:bCs/>
-        </w:rPr>
-        <w:t xml:space="preserve"> du gateway (pour le </w:t>
-      </w:r>
-      <w:proofErr w:type="spellStart"/>
-      <w:r>
-        <w:rPr>
-          <w:b/>
-          <w:bCs/>
-        </w:rPr>
-        <w:t>vlan</w:t>
-      </w:r>
-      <w:proofErr w:type="spellEnd"/>
-      <w:r>
-        <w:rPr>
-          <w:b/>
-          <w:bCs/>
-        </w:rPr>
-        <w:t xml:space="preserve"> de management</w:t>
-      </w:r>
-      <w:proofErr w:type="gramStart"/>
-      <w:r>
-        <w:rPr>
-          <w:b/>
-          <w:bCs/>
-        </w:rPr>
-        <w:t>) :</w:t>
-      </w:r>
-      <w:proofErr w:type="gramEnd"/>
+      <w:r>
+        <w:rPr>
+          <w:b/>
+          <w:bCs/>
+        </w:rPr>
+        <w:t>Indiquer l’adresse ip du gateway (pour le vlan de management) :</w:t>
+      </w:r>
     </w:p>
     <w:p>
       <w:r>
         <w:t xml:space="preserve">SW1 (config) #ip default-gateway </w:t>
       </w:r>
       <w:r>
-        <w:t>&lt;</w:t>
-      </w:r>
-      <w:proofErr w:type="spellStart"/>
-      <w:r>
-        <w:t>ip</w:t>
-      </w:r>
-      <w:proofErr w:type="spellEnd"/>
-      <w:r>
-        <w:t>-address&gt;</w:t>
+        <w:t>&lt;ip-address&gt;</w:t>
       </w:r>
     </w:p>
     <w:p>
@@ -4688,15 +4343,7 @@
     </w:p>
     <w:p>
       <w:r>
-        <w:t xml:space="preserve">SW1 (config) #interface </w:t>
-      </w:r>
-      <w:proofErr w:type="spellStart"/>
-      <w:r>
-        <w:t>fastEthernet</w:t>
-      </w:r>
-      <w:proofErr w:type="spellEnd"/>
-      <w:r>
-        <w:t xml:space="preserve"> 0/5</w:t>
+        <w:t>SW1 (config) #interface fastEthernet 0/5</w:t>
       </w:r>
     </w:p>
     <w:p>
@@ -4706,15 +4353,7 @@
     </w:p>
     <w:p>
       <w:r>
-        <w:t xml:space="preserve">SW1 (config-if) #switchport access </w:t>
-      </w:r>
-      <w:proofErr w:type="spellStart"/>
-      <w:r>
-        <w:t>vlan</w:t>
-      </w:r>
-      <w:proofErr w:type="spellEnd"/>
-      <w:r>
-        <w:t xml:space="preserve"> </w:t>
+        <w:t xml:space="preserve">SW1 (config-if) #switchport access vlan </w:t>
       </w:r>
       <w:r>
         <w:t>&lt;number&gt;</w:t>
@@ -4732,15 +4371,7 @@
     </w:p>
     <w:p>
       <w:r>
-        <w:t xml:space="preserve">SW1 (config) #interface </w:t>
-      </w:r>
-      <w:proofErr w:type="spellStart"/>
-      <w:r>
-        <w:t>fastEthernet</w:t>
-      </w:r>
-      <w:proofErr w:type="spellEnd"/>
-      <w:r>
-        <w:t xml:space="preserve"> 0/1</w:t>
+        <w:t>SW1 (config) #interface fastEthernet 0/1</w:t>
       </w:r>
     </w:p>
     <w:p>
@@ -4762,36 +4393,46 @@
           <w:bCs/>
           <w:lang w:val="fr-BE"/>
         </w:rPr>
-        <w:t xml:space="preserve">Interdire tous les </w:t>
-      </w:r>
-      <w:proofErr w:type="spellStart"/>
-      <w:r>
-        <w:rPr>
-          <w:b/>
-          <w:bCs/>
-          <w:lang w:val="fr-BE"/>
-        </w:rPr>
-        <w:t>vlan’s</w:t>
-      </w:r>
-      <w:proofErr w:type="spellEnd"/>
-      <w:r>
-        <w:rPr>
-          <w:b/>
-          <w:bCs/>
-          <w:lang w:val="fr-BE"/>
-        </w:rPr>
-        <w:t xml:space="preserve"> de passer sur le </w:t>
-      </w:r>
-      <w:proofErr w:type="spellStart"/>
-      <w:r>
-        <w:rPr>
-          <w:b/>
-          <w:bCs/>
-          <w:lang w:val="fr-BE"/>
-        </w:rPr>
-        <w:t>trunk</w:t>
-      </w:r>
-      <w:proofErr w:type="spellEnd"/>
+        <w:t>Interdire tous les vlan’s de passer sur le trunk :</w:t>
+      </w:r>
+    </w:p>
+    <w:p>
+      <w:r>
+        <w:t>SW1 (config-if) #switchport trunk allowed vlan none</w:t>
+      </w:r>
+    </w:p>
+    <w:p>
+      <w:pPr>
+        <w:rPr>
+          <w:b/>
+          <w:bCs/>
+          <w:lang w:val="fr-BE"/>
+        </w:rPr>
+      </w:pPr>
+      <w:r>
+        <w:rPr>
+          <w:b/>
+          <w:bCs/>
+          <w:lang w:val="fr-BE"/>
+        </w:rPr>
+        <w:t>Autoriser</w:t>
+      </w:r>
+      <w:r>
+        <w:rPr>
+          <w:b/>
+          <w:bCs/>
+          <w:lang w:val="fr-BE"/>
+        </w:rPr>
+        <w:t xml:space="preserve"> / Interdire</w:t>
+      </w:r>
+      <w:r>
+        <w:rPr>
+          <w:b/>
+          <w:bCs/>
+          <w:lang w:val="fr-BE"/>
+        </w:rPr>
+        <w:t xml:space="preserve"> le passage d’un vlan sur le trunk</w:t>
+      </w:r>
       <w:r>
         <w:rPr>
           <w:b/>
@@ -4803,79 +4444,7 @@
     </w:p>
     <w:p>
       <w:r>
-        <w:t xml:space="preserve">SW1 (config-if) #switchport trunk allowed </w:t>
-      </w:r>
-      <w:proofErr w:type="spellStart"/>
-      <w:r>
-        <w:t>vlan</w:t>
-      </w:r>
-      <w:proofErr w:type="spellEnd"/>
-      <w:r>
-        <w:t xml:space="preserve"> none</w:t>
-      </w:r>
-    </w:p>
-    <w:p>
-      <w:pPr>
-        <w:rPr>
-          <w:b/>
-          <w:bCs/>
-          <w:lang w:val="fr-BE"/>
-        </w:rPr>
-      </w:pPr>
-      <w:r>
-        <w:rPr>
-          <w:b/>
-          <w:bCs/>
-          <w:lang w:val="fr-BE"/>
-        </w:rPr>
-        <w:t>Autoriser</w:t>
-      </w:r>
-      <w:r>
-        <w:rPr>
-          <w:b/>
-          <w:bCs/>
-          <w:lang w:val="fr-BE"/>
-        </w:rPr>
-        <w:t xml:space="preserve"> / Interdire</w:t>
-      </w:r>
-      <w:r>
-        <w:rPr>
-          <w:b/>
-          <w:bCs/>
-          <w:lang w:val="fr-BE"/>
-        </w:rPr>
-        <w:t xml:space="preserve"> le passage d’un vlan sur le </w:t>
-      </w:r>
-      <w:proofErr w:type="spellStart"/>
-      <w:r>
-        <w:rPr>
-          <w:b/>
-          <w:bCs/>
-          <w:lang w:val="fr-BE"/>
-        </w:rPr>
-        <w:t>trunk</w:t>
-      </w:r>
-      <w:proofErr w:type="spellEnd"/>
-      <w:r>
-        <w:rPr>
-          <w:b/>
-          <w:bCs/>
-          <w:lang w:val="fr-BE"/>
-        </w:rPr>
-        <w:t> :</w:t>
-      </w:r>
-    </w:p>
-    <w:p>
-      <w:r>
-        <w:t xml:space="preserve">SW1 (config-if) #switchport trunk allowed </w:t>
-      </w:r>
-      <w:proofErr w:type="spellStart"/>
-      <w:r>
-        <w:t>vlan</w:t>
-      </w:r>
-      <w:proofErr w:type="spellEnd"/>
-      <w:r>
-        <w:t xml:space="preserve"> add </w:t>
+        <w:t xml:space="preserve">SW1 (config-if) #switchport trunk allowed vlan add </w:t>
       </w:r>
       <w:r>
         <w:t>&lt;number&gt;</w:t>
@@ -4883,15 +4452,7 @@
     </w:p>
     <w:p>
       <w:r>
-        <w:t xml:space="preserve">SW1 (config-if) #switchport trunk allowed </w:t>
-      </w:r>
-      <w:proofErr w:type="spellStart"/>
-      <w:r>
-        <w:t>vlan</w:t>
-      </w:r>
-      <w:proofErr w:type="spellEnd"/>
-      <w:r>
-        <w:t xml:space="preserve"> remove </w:t>
+        <w:t xml:space="preserve">SW1 (config-if) #switchport trunk allowed vlan remove </w:t>
       </w:r>
       <w:r>
         <w:t>&lt;number&gt;</w:t>
@@ -4925,15 +4486,7 @@
         <w:t xml:space="preserve">R1 (config-if) #ip address </w:t>
       </w:r>
       <w:r>
-        <w:t>&lt;</w:t>
-      </w:r>
-      <w:proofErr w:type="spellStart"/>
-      <w:r>
-        <w:t>ip</w:t>
-      </w:r>
-      <w:proofErr w:type="spellEnd"/>
-      <w:r>
-        <w:t>-address&gt; &lt;mask&gt;</w:t>
+        <w:t>&lt;ip-address&gt; &lt;mask&gt;</w:t>
       </w:r>
     </w:p>
     <w:p>
@@ -4941,15 +4494,7 @@
         <w:t xml:space="preserve">R1(config-if) #ip helper-address </w:t>
       </w:r>
       <w:r>
-        <w:t>&lt;</w:t>
-      </w:r>
-      <w:proofErr w:type="spellStart"/>
-      <w:r>
-        <w:t>ip</w:t>
-      </w:r>
-      <w:proofErr w:type="spellEnd"/>
-      <w:r>
-        <w:t xml:space="preserve">-address&gt; </w:t>
+        <w:t xml:space="preserve">&lt;ip-address&gt; </w:t>
       </w:r>
       <w:r>
         <w:t>(DHCP Server)</w:t>
@@ -4971,131 +4516,60 @@
     <w:p>
       <w:pPr>
         <w:pStyle w:val="Titre1"/>
-        <w:rPr>
-          <w:lang w:val="fr-BE"/>
-        </w:rPr>
       </w:pPr>
       <w:bookmarkStart w:id="16" w:name="_Toc224213574"/>
       <w:r>
-        <w:rPr>
-          <w:lang w:val="fr-BE"/>
-        </w:rPr>
         <w:lastRenderedPageBreak/>
         <w:t>VTP Configuration</w:t>
       </w:r>
       <w:bookmarkEnd w:id="16"/>
     </w:p>
     <w:p>
-      <w:pPr>
-        <w:rPr>
-          <w:lang w:val="fr-BE"/>
-        </w:rPr>
-      </w:pPr>
-      <w:r>
-        <w:rPr>
-          <w:lang w:val="fr-BE"/>
-        </w:rPr>
-        <w:t xml:space="preserve">SW1 #show </w:t>
-      </w:r>
-      <w:proofErr w:type="spellStart"/>
-      <w:r>
-        <w:rPr>
-          <w:lang w:val="fr-BE"/>
-        </w:rPr>
-        <w:t>vtp</w:t>
-      </w:r>
-      <w:proofErr w:type="spellEnd"/>
-      <w:r>
-        <w:rPr>
-          <w:lang w:val="fr-BE"/>
-        </w:rPr>
-        <w:t xml:space="preserve"> </w:t>
-      </w:r>
-      <w:proofErr w:type="spellStart"/>
-      <w:r>
-        <w:rPr>
-          <w:lang w:val="fr-BE"/>
-        </w:rPr>
-        <w:t>status</w:t>
-      </w:r>
-      <w:proofErr w:type="spellEnd"/>
-    </w:p>
-    <w:p>
-      <w:pPr>
-        <w:rPr>
-          <w:lang w:val="fr-BE"/>
-        </w:rPr>
-      </w:pPr>
-      <w:r>
-        <w:rPr>
-          <w:lang w:val="fr-BE"/>
-        </w:rPr>
-        <w:t xml:space="preserve">SW1 #show </w:t>
-      </w:r>
-      <w:proofErr w:type="spellStart"/>
-      <w:r>
-        <w:rPr>
-          <w:lang w:val="fr-BE"/>
-        </w:rPr>
-        <w:t>vtp</w:t>
-      </w:r>
-      <w:proofErr w:type="spellEnd"/>
-      <w:r>
-        <w:rPr>
-          <w:lang w:val="fr-BE"/>
-        </w:rPr>
-        <w:t xml:space="preserve"> </w:t>
-      </w:r>
-      <w:proofErr w:type="spellStart"/>
-      <w:r>
-        <w:rPr>
-          <w:lang w:val="fr-BE"/>
-        </w:rPr>
-        <w:t>counters</w:t>
-      </w:r>
-      <w:proofErr w:type="spellEnd"/>
-    </w:p>
-    <w:p>
-      <w:pPr>
-        <w:rPr>
-          <w:b/>
-          <w:bCs/>
-          <w:lang w:val="fr-BE"/>
-        </w:rPr>
-      </w:pPr>
-      <w:r>
-        <w:rPr>
-          <w:b/>
-          <w:bCs/>
-          <w:lang w:val="fr-BE"/>
-        </w:rPr>
-        <w:t xml:space="preserve">Donner un nom au domaine des </w:t>
-      </w:r>
-      <w:proofErr w:type="spellStart"/>
-      <w:r>
-        <w:rPr>
-          <w:b/>
-          <w:bCs/>
-          <w:lang w:val="fr-BE"/>
-        </w:rPr>
-        <w:t>switchs</w:t>
-      </w:r>
-      <w:proofErr w:type="spellEnd"/>
-      <w:r>
-        <w:rPr>
-          <w:b/>
-          <w:bCs/>
-          <w:lang w:val="fr-BE"/>
-        </w:rPr>
-        <w:t> :</w:t>
-      </w:r>
-    </w:p>
-    <w:p>
-      <w:r>
-        <w:t>SW1 (config) #vt</w:t>
-      </w:r>
-      <w:r>
-        <w:t>p domain NAME</w:t>
+      <w:r>
+        <w:t>SW1 #show vtp status</w:t>
+      </w:r>
+    </w:p>
+    <w:p>
+      <w:pPr>
+        <w:rPr>
+          <w:lang w:val="fr-BE"/>
+        </w:rPr>
+      </w:pPr>
+      <w:r>
+        <w:rPr>
+          <w:lang w:val="fr-BE"/>
+        </w:rPr>
+        <w:t>SW1 #show vtp counters</w:t>
+      </w:r>
+    </w:p>
+    <w:p>
+      <w:pPr>
+        <w:rPr>
+          <w:b/>
+          <w:bCs/>
+          <w:lang w:val="fr-BE"/>
+        </w:rPr>
+      </w:pPr>
+      <w:r>
+        <w:rPr>
+          <w:b/>
+          <w:bCs/>
+          <w:lang w:val="fr-BE"/>
+        </w:rPr>
+        <w:t>Donner un nom au domaine des switchs :</w:t>
+      </w:r>
+    </w:p>
+    <w:p>
+      <w:pPr>
+        <w:rPr>
+          <w:lang w:val="fr-BE"/>
+        </w:rPr>
+      </w:pPr>
+      <w:r>
+        <w:rPr>
+          <w:lang w:val="fr-BE"/>
+        </w:rPr>
+        <w:t>SW1 (config) #vtp domain NAME</w:t>
       </w:r>
     </w:p>
     <w:p>
@@ -5125,21 +4599,7 @@
         <w:rPr>
           <w:lang w:val="fr-BE"/>
         </w:rPr>
-        <w:t xml:space="preserve">SW1 (config) #vtp </w:t>
-      </w:r>
-      <w:proofErr w:type="spellStart"/>
-      <w:r>
-        <w:rPr>
-          <w:lang w:val="fr-BE"/>
-        </w:rPr>
-        <w:t>password</w:t>
-      </w:r>
-      <w:proofErr w:type="spellEnd"/>
-      <w:r>
-        <w:rPr>
-          <w:lang w:val="fr-BE"/>
-        </w:rPr>
-        <w:t xml:space="preserve"> SECRET</w:t>
+        <w:t>SW1 (config) #vtp password SECRET</w:t>
       </w:r>
     </w:p>
     <w:p>
@@ -5222,31 +4682,541 @@
       </w:r>
     </w:p>
     <w:p>
-      <w:pPr>
-        <w:rPr>
-          <w:lang w:val="fr-BE"/>
-        </w:rPr>
-      </w:pPr>
-      <w:r>
-        <w:rPr>
-          <w:lang w:val="fr-BE"/>
-        </w:rPr>
+      <w:r>
         <w:t>SW1 #delete vlan.dat</w:t>
       </w:r>
     </w:p>
     <w:p>
-      <w:pPr>
-        <w:rPr>
-          <w:lang w:val="fr-BE"/>
-        </w:rPr>
-      </w:pPr>
-      <w:r>
-        <w:rPr>
-          <w:lang w:val="fr-BE"/>
-        </w:rPr>
+      <w:r>
         <w:t>SW1 #reload</w:t>
       </w:r>
     </w:p>
+    <w:p>
+      <w:r>
+        <w:br w:type="page"/>
+      </w:r>
+    </w:p>
+    <w:p>
+      <w:pPr>
+        <w:pStyle w:val="Titre1"/>
+      </w:pPr>
+      <w:r>
+        <w:lastRenderedPageBreak/>
+        <w:t>PVST Configuration</w:t>
+      </w:r>
+    </w:p>
+    <w:p>
+      <w:r>
+        <w:t>SW1 #</w:t>
+      </w:r>
+      <w:r>
+        <w:t>show spanning-tree</w:t>
+      </w:r>
+    </w:p>
+    <w:p>
+      <w:r>
+        <w:t>SW1 #</w:t>
+      </w:r>
+      <w:r>
+        <w:t xml:space="preserve">show spanning-tree vlan </w:t>
+      </w:r>
+      <w:r>
+        <w:rPr>
+          <w:sz w:val="20"/>
+          <w:szCs w:val="20"/>
+        </w:rPr>
+        <w:t>vlanID</w:t>
+      </w:r>
+    </w:p>
+    <w:p>
+      <w:pPr>
+        <w:rPr>
+          <w:b/>
+          <w:bCs/>
+        </w:rPr>
+      </w:pPr>
+      <w:r>
+        <w:rPr>
+          <w:b/>
+          <w:bCs/>
+        </w:rPr>
+        <w:t>Activer PVST :</w:t>
+      </w:r>
+    </w:p>
+    <w:p>
+      <w:r>
+        <w:t>SW1 (config) #spanning-tree mode pvst</w:t>
+      </w:r>
+    </w:p>
+    <w:p>
+      <w:pPr>
+        <w:rPr>
+          <w:b/>
+          <w:bCs/>
+        </w:rPr>
+      </w:pPr>
+      <w:r>
+        <w:rPr>
+          <w:b/>
+          <w:bCs/>
+        </w:rPr>
+        <w:t>Activer le SYSTEM ID EXTENTION :</w:t>
+      </w:r>
+    </w:p>
+    <w:p>
+      <w:r>
+        <w:t>SW1 (config) #spanning-tree extend system-id</w:t>
+      </w:r>
+    </w:p>
+    <w:p>
+      <w:pPr>
+        <w:rPr>
+          <w:b/>
+          <w:bCs/>
+          <w:lang w:val="fr-BE"/>
+        </w:rPr>
+      </w:pPr>
+      <w:r>
+        <w:rPr>
+          <w:b/>
+          <w:bCs/>
+          <w:lang w:val="fr-BE"/>
+        </w:rPr>
+        <w:t>Changer la priorité :</w:t>
+      </w:r>
+    </w:p>
+    <w:p>
+      <w:r>
+        <w:t>SW1 (config) #spanning-tree v</w:t>
+      </w:r>
+      <w:r>
+        <w:t>lan</w:t>
+      </w:r>
+      <w:r>
+        <w:rPr>
+          <w:i/>
+          <w:iCs/>
+          <w:sz w:val="20"/>
+          <w:szCs w:val="20"/>
+        </w:rPr>
+        <w:t xml:space="preserve"> vlanID</w:t>
+      </w:r>
+      <w:r>
+        <w:t xml:space="preserve"> priority 4096</w:t>
+      </w:r>
+    </w:p>
+    <w:p>
+      <w:pPr>
+        <w:rPr>
+          <w:b/>
+          <w:bCs/>
+          <w:lang w:val="fr-BE"/>
+        </w:rPr>
+      </w:pPr>
+      <w:r>
+        <w:rPr>
+          <w:b/>
+          <w:bCs/>
+          <w:lang w:val="fr-BE"/>
+        </w:rPr>
+        <w:t>Forcer à devenir root</w:t>
+      </w:r>
+      <w:r>
+        <w:rPr>
+          <w:b/>
+          <w:bCs/>
+          <w:lang w:val="fr-BE"/>
+        </w:rPr>
+        <w:t xml:space="preserve"> ou root secondaire</w:t>
+      </w:r>
+      <w:r>
+        <w:rPr>
+          <w:b/>
+          <w:bCs/>
+          <w:lang w:val="fr-BE"/>
+        </w:rPr>
+        <w:t xml:space="preserve"> :</w:t>
+      </w:r>
+    </w:p>
+    <w:p>
+      <w:r>
+        <w:t>SW1 (config) #</w:t>
+      </w:r>
+      <w:r>
+        <w:t xml:space="preserve">spanning-tree vlan </w:t>
+      </w:r>
+      <w:r>
+        <w:rPr>
+          <w:i/>
+          <w:iCs/>
+          <w:sz w:val="20"/>
+          <w:szCs w:val="20"/>
+        </w:rPr>
+        <w:t>vlanID</w:t>
+      </w:r>
+      <w:r>
+        <w:t xml:space="preserve"> root primary</w:t>
+      </w:r>
+    </w:p>
+    <w:p>
+      <w:r>
+        <w:t>SW1 (config) #</w:t>
+      </w:r>
+      <w:r>
+        <w:t xml:space="preserve">spanning-tree vlan </w:t>
+      </w:r>
+      <w:r>
+        <w:rPr>
+          <w:i/>
+          <w:iCs/>
+          <w:sz w:val="20"/>
+          <w:szCs w:val="20"/>
+        </w:rPr>
+        <w:t>vlanID</w:t>
+      </w:r>
+      <w:r>
+        <w:t xml:space="preserve"> roo</w:t>
+      </w:r>
+      <w:r>
+        <w:t>t secondary</w:t>
+      </w:r>
+    </w:p>
+    <w:p>
+      <w:pPr>
+        <w:rPr>
+          <w:b/>
+          <w:bCs/>
+        </w:rPr>
+      </w:pPr>
+      <w:r>
+        <w:rPr>
+          <w:b/>
+          <w:bCs/>
+        </w:rPr>
+        <w:t>Changer le coût :</w:t>
+      </w:r>
+    </w:p>
+    <w:p>
+      <w:pPr>
+        <w:rPr>
+          <w:sz w:val="20"/>
+          <w:szCs w:val="20"/>
+        </w:rPr>
+      </w:pPr>
+      <w:r>
+        <w:t>SW1 (config</w:t>
+      </w:r>
+      <w:r>
+        <w:t>-if</w:t>
+      </w:r>
+      <w:r>
+        <w:t xml:space="preserve">) #spanning-tree vlan </w:t>
+      </w:r>
+      <w:r>
+        <w:rPr>
+          <w:sz w:val="20"/>
+          <w:szCs w:val="20"/>
+        </w:rPr>
+        <w:t>vlanID</w:t>
+      </w:r>
+      <w:r>
+        <w:t xml:space="preserve"> cost </w:t>
+      </w:r>
+      <w:r>
+        <w:rPr>
+          <w:sz w:val="20"/>
+          <w:szCs w:val="20"/>
+        </w:rPr>
+        <w:t>port-cost</w:t>
+      </w:r>
+    </w:p>
+    <w:p>
+      <w:pPr>
+        <w:rPr>
+          <w:sz w:val="20"/>
+          <w:szCs w:val="20"/>
+        </w:rPr>
+      </w:pPr>
+      <w:r>
+        <w:rPr>
+          <w:sz w:val="20"/>
+          <w:szCs w:val="20"/>
+        </w:rPr>
+        <w:t>Ou</w:t>
+      </w:r>
+    </w:p>
+    <w:p>
+      <w:pPr>
+        <w:rPr>
+          <w:sz w:val="20"/>
+          <w:szCs w:val="20"/>
+        </w:rPr>
+      </w:pPr>
+      <w:r>
+        <w:t xml:space="preserve">SW1 (config-if) #spanning-tree cost </w:t>
+      </w:r>
+      <w:r>
+        <w:rPr>
+          <w:sz w:val="20"/>
+          <w:szCs w:val="20"/>
+        </w:rPr>
+        <w:t>port-cost</w:t>
+      </w:r>
+    </w:p>
+    <w:p>
+      <w:pPr>
+        <w:rPr>
+          <w:sz w:val="20"/>
+          <w:szCs w:val="20"/>
+        </w:rPr>
+      </w:pPr>
+      <w:r>
+        <w:rPr>
+          <w:sz w:val="20"/>
+          <w:szCs w:val="20"/>
+        </w:rPr>
+        <w:br w:type="page"/>
+      </w:r>
+    </w:p>
+    <w:p>
+      <w:pPr>
+        <w:pStyle w:val="Titre1"/>
+      </w:pPr>
+      <w:r>
+        <w:lastRenderedPageBreak/>
+        <w:t>Rapid-PVST</w:t>
+      </w:r>
+      <w:r>
+        <w:t xml:space="preserve"> Configuration</w:t>
+      </w:r>
+    </w:p>
+    <w:p>
+      <w:r>
+        <w:t>SW1</w:t>
+      </w:r>
+      <w:r>
+        <w:t xml:space="preserve"> </w:t>
+      </w:r>
+      <w:r>
+        <w:t>#show spanning-tree</w:t>
+      </w:r>
+    </w:p>
+    <w:p>
+      <w:r>
+        <w:t>SW1</w:t>
+      </w:r>
+      <w:r>
+        <w:t xml:space="preserve"> </w:t>
+      </w:r>
+      <w:r>
+        <w:t xml:space="preserve">#show spanning-tree vlan </w:t>
+      </w:r>
+      <w:r>
+        <w:rPr>
+          <w:sz w:val="20"/>
+          <w:szCs w:val="20"/>
+        </w:rPr>
+        <w:t>vlanID</w:t>
+      </w:r>
+    </w:p>
+    <w:p>
+      <w:pPr>
+        <w:rPr>
+          <w:b/>
+          <w:bCs/>
+        </w:rPr>
+      </w:pPr>
+      <w:r>
+        <w:rPr>
+          <w:b/>
+          <w:bCs/>
+        </w:rPr>
+        <w:t>Activer RSTP :</w:t>
+      </w:r>
+    </w:p>
+    <w:p>
+      <w:r>
+        <w:t>SW1 (config) #</w:t>
+      </w:r>
+      <w:r>
+        <w:t>spanning-tree mode rapid-pvst</w:t>
+      </w:r>
+    </w:p>
+    <w:p>
+      <w:pPr>
+        <w:rPr>
+          <w:b/>
+          <w:bCs/>
+        </w:rPr>
+      </w:pPr>
+      <w:r>
+        <w:rPr>
+          <w:b/>
+          <w:bCs/>
+        </w:rPr>
+        <w:t>Changer la priorité :</w:t>
+      </w:r>
+    </w:p>
+    <w:p>
+      <w:r>
+        <w:t>SW1 (config) #spanning-tree v</w:t>
+      </w:r>
+      <w:r>
+        <w:t>lan</w:t>
+      </w:r>
+      <w:r>
+        <w:rPr>
+          <w:i/>
+          <w:iCs/>
+          <w:sz w:val="20"/>
+          <w:szCs w:val="20"/>
+        </w:rPr>
+        <w:t xml:space="preserve"> vlanID</w:t>
+      </w:r>
+      <w:r>
+        <w:t xml:space="preserve"> priority 4096</w:t>
+      </w:r>
+    </w:p>
+    <w:p>
+      <w:pPr>
+        <w:rPr>
+          <w:b/>
+          <w:bCs/>
+          <w:lang w:val="fr-BE"/>
+        </w:rPr>
+      </w:pPr>
+      <w:r>
+        <w:rPr>
+          <w:b/>
+          <w:bCs/>
+          <w:lang w:val="fr-BE"/>
+        </w:rPr>
+        <w:t>Forcer à devenir root ou root secondaire :</w:t>
+      </w:r>
+    </w:p>
+    <w:p>
+      <w:r>
+        <w:t>SW1 (config) #</w:t>
+      </w:r>
+      <w:r>
+        <w:t xml:space="preserve">spanning-tree vlan </w:t>
+      </w:r>
+      <w:r>
+        <w:rPr>
+          <w:i/>
+          <w:iCs/>
+          <w:sz w:val="20"/>
+          <w:szCs w:val="20"/>
+        </w:rPr>
+        <w:t>vlanID</w:t>
+      </w:r>
+      <w:r>
+        <w:t xml:space="preserve"> root primary</w:t>
+      </w:r>
+    </w:p>
+    <w:p>
+      <w:r>
+        <w:t>SW1 (config) #</w:t>
+      </w:r>
+      <w:r>
+        <w:t xml:space="preserve">spanning-tree vlan </w:t>
+      </w:r>
+      <w:r>
+        <w:rPr>
+          <w:i/>
+          <w:iCs/>
+          <w:sz w:val="20"/>
+          <w:szCs w:val="20"/>
+        </w:rPr>
+        <w:t>vlanID</w:t>
+      </w:r>
+      <w:r>
+        <w:t xml:space="preserve"> roo</w:t>
+      </w:r>
+      <w:r>
+        <w:t>t secondary</w:t>
+      </w:r>
+    </w:p>
+    <w:p>
+      <w:pPr>
+        <w:rPr>
+          <w:b/>
+          <w:bCs/>
+        </w:rPr>
+      </w:pPr>
+      <w:r>
+        <w:rPr>
+          <w:b/>
+          <w:bCs/>
+        </w:rPr>
+        <w:t>Changer le coût :</w:t>
+      </w:r>
+    </w:p>
+    <w:p>
+      <w:pPr>
+        <w:rPr>
+          <w:sz w:val="20"/>
+          <w:szCs w:val="20"/>
+        </w:rPr>
+      </w:pPr>
+      <w:r>
+        <w:t xml:space="preserve">SW1 (config-if) #spanning-tree vlan </w:t>
+      </w:r>
+      <w:r>
+        <w:rPr>
+          <w:sz w:val="20"/>
+          <w:szCs w:val="20"/>
+        </w:rPr>
+        <w:t>vlanID</w:t>
+      </w:r>
+      <w:r>
+        <w:t xml:space="preserve"> cost </w:t>
+      </w:r>
+      <w:r>
+        <w:rPr>
+          <w:sz w:val="20"/>
+          <w:szCs w:val="20"/>
+        </w:rPr>
+        <w:t>port-cost</w:t>
+      </w:r>
+    </w:p>
+    <w:p>
+      <w:pPr>
+        <w:rPr>
+          <w:sz w:val="20"/>
+          <w:szCs w:val="20"/>
+        </w:rPr>
+      </w:pPr>
+      <w:r>
+        <w:rPr>
+          <w:sz w:val="20"/>
+          <w:szCs w:val="20"/>
+        </w:rPr>
+        <w:t>Ou</w:t>
+      </w:r>
+    </w:p>
+    <w:p>
+      <w:pPr>
+        <w:rPr>
+          <w:sz w:val="20"/>
+          <w:szCs w:val="20"/>
+        </w:rPr>
+      </w:pPr>
+      <w:r>
+        <w:t xml:space="preserve">SW1 (config-if) #spanning-tree cost </w:t>
+      </w:r>
+      <w:r>
+        <w:rPr>
+          <w:sz w:val="20"/>
+          <w:szCs w:val="20"/>
+        </w:rPr>
+        <w:t>port-cost</w:t>
+      </w:r>
+    </w:p>
+    <w:p/>
+    <w:p/>
+    <w:p/>
+    <w:p/>
     <w:p>
       <w:pPr>
         <w:rPr>
@@ -5254,13 +5224,9 @@
           <w:color w:val="0F4761" w:themeColor="accent1" w:themeShade="BF"/>
           <w:sz w:val="40"/>
           <w:szCs w:val="40"/>
-          <w:lang w:val="fr-BE"/>
-        </w:rPr>
-      </w:pPr>
-      <w:r>
-        <w:rPr>
-          <w:lang w:val="fr-BE"/>
-        </w:rPr>
+        </w:rPr>
+      </w:pPr>
+      <w:r>
         <w:br w:type="page"/>
       </w:r>
     </w:p>
@@ -5309,107 +5275,56 @@
       </w:r>
     </w:p>
     <w:p>
-      <w:r>
-        <w:t xml:space="preserve">R1 #show </w:t>
-      </w:r>
-      <w:proofErr w:type="spellStart"/>
-      <w:r>
-        <w:t>ip</w:t>
-      </w:r>
-      <w:proofErr w:type="spellEnd"/>
-      <w:r>
-        <w:t xml:space="preserve"> route</w:t>
-      </w:r>
-    </w:p>
-    <w:p>
-      <w:r>
-        <w:t xml:space="preserve">R1 #show </w:t>
-      </w:r>
-      <w:proofErr w:type="spellStart"/>
-      <w:r>
-        <w:t>ip</w:t>
-      </w:r>
-      <w:proofErr w:type="spellEnd"/>
-      <w:r>
-        <w:t xml:space="preserve"> </w:t>
-      </w:r>
-      <w:proofErr w:type="spellStart"/>
-      <w:r>
-        <w:t>ospf</w:t>
-      </w:r>
-      <w:proofErr w:type="spellEnd"/>
-      <w:r>
-        <w:t xml:space="preserve"> interface</w:t>
-      </w:r>
-    </w:p>
-    <w:p>
-      <w:r>
-        <w:t xml:space="preserve">R1 #show </w:t>
-      </w:r>
-      <w:proofErr w:type="spellStart"/>
-      <w:r>
-        <w:t>ip</w:t>
-      </w:r>
-      <w:proofErr w:type="spellEnd"/>
-      <w:r>
-        <w:t xml:space="preserve"> </w:t>
-      </w:r>
-      <w:proofErr w:type="spellStart"/>
-      <w:r>
-        <w:t>ospf</w:t>
-      </w:r>
-      <w:proofErr w:type="spellEnd"/>
-      <w:r>
-        <w:t xml:space="preserve"> </w:t>
-      </w:r>
-      <w:proofErr w:type="spellStart"/>
-      <w:r>
-        <w:t>neighbor</w:t>
-      </w:r>
-      <w:proofErr w:type="spellEnd"/>
-    </w:p>
-    <w:p>
-      <w:pPr>
-        <w:rPr>
-          <w:b/>
-          <w:bCs/>
-        </w:rPr>
-      </w:pPr>
-      <w:r>
-        <w:rPr>
-          <w:b/>
-          <w:bCs/>
-        </w:rPr>
-        <w:t xml:space="preserve">Configuration du processus </w:t>
-      </w:r>
-      <w:proofErr w:type="gramStart"/>
-      <w:r>
-        <w:rPr>
-          <w:b/>
-          <w:bCs/>
-        </w:rPr>
-        <w:t>OSPF :</w:t>
-      </w:r>
-      <w:proofErr w:type="gramEnd"/>
-      <w:r>
-        <w:rPr>
-          <w:b/>
-          <w:bCs/>
-        </w:rPr>
-        <w:t xml:space="preserve"> </w:t>
-      </w:r>
-    </w:p>
-    <w:p>
-      <w:r>
-        <w:t xml:space="preserve">R1 (config) #router </w:t>
-      </w:r>
-      <w:proofErr w:type="spellStart"/>
-      <w:r>
-        <w:t>ospf</w:t>
-      </w:r>
-      <w:proofErr w:type="spellEnd"/>
-      <w:r>
-        <w:t xml:space="preserve"> 10</w:t>
+      <w:pPr>
+        <w:rPr>
+          <w:lang w:val="fr-BE"/>
+        </w:rPr>
+      </w:pPr>
+      <w:r>
+        <w:rPr>
+          <w:lang w:val="fr-BE"/>
+        </w:rPr>
+        <w:t>R1 #show ip route</w:t>
+      </w:r>
+    </w:p>
+    <w:p>
+      <w:r>
+        <w:t>R1 #show ip ospf interface</w:t>
+      </w:r>
+    </w:p>
+    <w:p>
+      <w:r>
+        <w:t>R1 #show ip ospf neighbor</w:t>
+      </w:r>
+    </w:p>
+    <w:p>
+      <w:pPr>
+        <w:rPr>
+          <w:b/>
+          <w:bCs/>
+          <w:lang w:val="fr-BE"/>
+        </w:rPr>
+      </w:pPr>
+      <w:r>
+        <w:rPr>
+          <w:b/>
+          <w:bCs/>
+          <w:lang w:val="fr-BE"/>
+        </w:rPr>
+        <w:t xml:space="preserve">Configuration du processus OSPF : </w:t>
+      </w:r>
+    </w:p>
+    <w:p>
+      <w:pPr>
+        <w:rPr>
+          <w:lang w:val="fr-BE"/>
+        </w:rPr>
+      </w:pPr>
+      <w:r>
+        <w:rPr>
+          <w:lang w:val="fr-BE"/>
+        </w:rPr>
+        <w:t>R1 (config) #router ospf 10</w:t>
       </w:r>
     </w:p>
     <w:p>
@@ -5451,28 +5366,12 @@
     </w:p>
     <w:p>
       <w:r>
-        <w:t xml:space="preserve">R1 (config-if) #ip </w:t>
-      </w:r>
-      <w:proofErr w:type="spellStart"/>
-      <w:r>
-        <w:t>ospf</w:t>
-      </w:r>
-      <w:proofErr w:type="spellEnd"/>
-      <w:r>
-        <w:t xml:space="preserve"> process-id area area-id</w:t>
-      </w:r>
-    </w:p>
-    <w:p>
-      <w:r>
-        <w:t xml:space="preserve">R1 (config-if) #ip </w:t>
-      </w:r>
-      <w:proofErr w:type="spellStart"/>
-      <w:r>
-        <w:t>ospf</w:t>
-      </w:r>
-      <w:proofErr w:type="spellEnd"/>
-      <w:r>
-        <w:t xml:space="preserve"> network point-to-point</w:t>
+        <w:t>R1 (config-if) #ip ospf process-id area area-id</w:t>
+      </w:r>
+    </w:p>
+    <w:p>
+      <w:r>
+        <w:t>R1 (config-if) #ip ospf network point-to-point</w:t>
       </w:r>
     </w:p>
     <w:p>
@@ -5502,16 +5401,8 @@
         <w:rPr>
           <w:lang w:val="fr-BE"/>
         </w:rPr>
-        <w:t xml:space="preserve">R1 (config-router) #default-information </w:t>
-      </w:r>
-      <w:proofErr w:type="spellStart"/>
-      <w:r>
-        <w:rPr>
-          <w:lang w:val="fr-BE"/>
-        </w:rPr>
-        <w:t>originate</w:t>
-      </w:r>
-      <w:proofErr w:type="spellEnd"/>
+        <w:t>R1 (config-router) #default-information originate</w:t>
+      </w:r>
     </w:p>
     <w:p>
       <w:pPr>
@@ -5532,75 +5423,27 @@
     </w:p>
     <w:p>
       <w:r>
-        <w:t xml:space="preserve">R1 (config-if) #ip </w:t>
-      </w:r>
-      <w:proofErr w:type="spellStart"/>
-      <w:r>
-        <w:t>ospf</w:t>
-      </w:r>
-      <w:proofErr w:type="spellEnd"/>
-      <w:r>
-        <w:t xml:space="preserve"> priority 255</w:t>
-      </w:r>
-    </w:p>
-    <w:p>
-      <w:r>
-        <w:t xml:space="preserve">R1 (config-if) #ip </w:t>
-      </w:r>
-      <w:proofErr w:type="spellStart"/>
-      <w:r>
-        <w:t>ospf</w:t>
-      </w:r>
-      <w:proofErr w:type="spellEnd"/>
-      <w:r>
-        <w:t xml:space="preserve"> cost 10</w:t>
-      </w:r>
-    </w:p>
-    <w:p>
-      <w:r>
-        <w:t xml:space="preserve">R1 (config-if) #ip </w:t>
-      </w:r>
-      <w:proofErr w:type="spellStart"/>
-      <w:r>
-        <w:t>ospf</w:t>
-      </w:r>
-      <w:proofErr w:type="spellEnd"/>
-      <w:r>
-        <w:t xml:space="preserve"> hello-interval seconds</w:t>
-      </w:r>
-    </w:p>
-    <w:p>
-      <w:r>
-        <w:t xml:space="preserve">R1 (config-if) #ip </w:t>
-      </w:r>
-      <w:proofErr w:type="spellStart"/>
-      <w:r>
-        <w:t>ospf</w:t>
-      </w:r>
-      <w:proofErr w:type="spellEnd"/>
-      <w:r>
-        <w:t xml:space="preserve"> dead-interval seconds</w:t>
-      </w:r>
-    </w:p>
-    <w:p>
-      <w:r>
-        <w:t xml:space="preserve">R1 #clear </w:t>
-      </w:r>
-      <w:proofErr w:type="spellStart"/>
-      <w:r>
-        <w:t>ip</w:t>
-      </w:r>
-      <w:proofErr w:type="spellEnd"/>
-      <w:r>
-        <w:t xml:space="preserve"> </w:t>
-      </w:r>
-      <w:proofErr w:type="spellStart"/>
-      <w:r>
-        <w:t>ospf</w:t>
-      </w:r>
-      <w:proofErr w:type="spellEnd"/>
-      <w:r>
-        <w:t xml:space="preserve"> process</w:t>
+        <w:t>R1 (config-if) #ip ospf priority 255</w:t>
+      </w:r>
+    </w:p>
+    <w:p>
+      <w:r>
+        <w:t>R1 (config-if) #ip ospf cost 10</w:t>
+      </w:r>
+    </w:p>
+    <w:p>
+      <w:r>
+        <w:t>R1 (config-if) #ip ospf hello-interval seconds</w:t>
+      </w:r>
+    </w:p>
+    <w:p>
+      <w:r>
+        <w:t>R1 (config-if) #ip ospf dead-interval seconds</w:t>
+      </w:r>
+    </w:p>
+    <w:p>
+      <w:r>
+        <w:t>R1 #clear ip ospf process</w:t>
       </w:r>
     </w:p>
     <w:p>
@@ -5618,15 +5461,7 @@
         <w:t>R1 (config) #</w:t>
       </w:r>
       <w:r>
-        <w:t xml:space="preserve">router </w:t>
-      </w:r>
-      <w:proofErr w:type="spellStart"/>
-      <w:r>
-        <w:t>ospf</w:t>
-      </w:r>
-      <w:proofErr w:type="spellEnd"/>
-      <w:r>
-        <w:t xml:space="preserve"> 1</w:t>
+        <w:t>router ospf 1</w:t>
       </w:r>
       <w:r>
         <w:br/>
@@ -5653,15 +5488,7 @@
         <w:t>R1 (config) #</w:t>
       </w:r>
       <w:r>
-        <w:t xml:space="preserve">router </w:t>
-      </w:r>
-      <w:proofErr w:type="spellStart"/>
-      <w:r>
-        <w:t>ospf</w:t>
-      </w:r>
-      <w:proofErr w:type="spellEnd"/>
-      <w:r>
-        <w:t xml:space="preserve"> 1</w:t>
+        <w:t>router ospf 1</w:t>
       </w:r>
     </w:p>
     <w:p>
@@ -5669,15 +5496,7 @@
         <w:t>R1 (config) #</w:t>
       </w:r>
       <w:r>
-        <w:t xml:space="preserve">router </w:t>
-      </w:r>
-      <w:proofErr w:type="spellStart"/>
-      <w:r>
-        <w:t>ospf</w:t>
-      </w:r>
-      <w:proofErr w:type="spellEnd"/>
-      <w:r>
-        <w:t xml:space="preserve"> 1</w:t>
+        <w:t>router ospf 1</w:t>
       </w:r>
     </w:p>
     <w:p>
@@ -5720,15 +5539,7 @@
     </w:p>
     <w:p>
       <w:r>
-        <w:t xml:space="preserve">R1 (config) #router </w:t>
-      </w:r>
-      <w:proofErr w:type="spellStart"/>
-      <w:r>
-        <w:t>ospf</w:t>
-      </w:r>
-      <w:proofErr w:type="spellEnd"/>
-      <w:r>
-        <w:t xml:space="preserve"> 1</w:t>
+        <w:t>R1 (config) #router ospf 1</w:t>
       </w:r>
     </w:p>
     <w:p>
@@ -5831,15 +5642,7 @@
     </w:p>
     <w:p>
       <w:r>
-        <w:t xml:space="preserve">R1 (config) #router </w:t>
-      </w:r>
-      <w:proofErr w:type="spellStart"/>
-      <w:r>
-        <w:t>ospf</w:t>
-      </w:r>
-      <w:proofErr w:type="spellEnd"/>
-      <w:r>
-        <w:t xml:space="preserve"> 1</w:t>
+        <w:t>R1 (config) #router ospf 1</w:t>
       </w:r>
     </w:p>
     <w:p>
@@ -5924,15 +5727,7 @@
         <w:t xml:space="preserve"> </w:t>
       </w:r>
       <w:r>
-        <w:t xml:space="preserve">#router </w:t>
-      </w:r>
-      <w:proofErr w:type="spellStart"/>
-      <w:r>
-        <w:t>ospf</w:t>
-      </w:r>
-      <w:proofErr w:type="spellEnd"/>
-      <w:r>
-        <w:t xml:space="preserve"> 1</w:t>
+        <w:t>#router ospf 1</w:t>
       </w:r>
     </w:p>
     <w:p>
@@ -5962,16 +5757,8 @@
         <w:rPr>
           <w:lang w:val="fr-BE"/>
         </w:rPr>
-        <w:t>R1 (config-router) #area 3 stub no-</w:t>
-      </w:r>
-      <w:proofErr w:type="spellStart"/>
-      <w:r>
-        <w:rPr>
-          <w:lang w:val="fr-BE"/>
-        </w:rPr>
-        <w:t>summary</w:t>
-      </w:r>
-      <w:proofErr w:type="spellEnd"/>
+        <w:t>R1 (config-router) #area 3 stub no-summary</w:t>
+      </w:r>
     </w:p>
     <w:p>
       <w:pPr>
@@ -6067,15 +5854,7 @@
         <w:t xml:space="preserve"> </w:t>
       </w:r>
       <w:r>
-        <w:t xml:space="preserve">#router </w:t>
-      </w:r>
-      <w:proofErr w:type="spellStart"/>
-      <w:r>
-        <w:t>ospf</w:t>
-      </w:r>
-      <w:proofErr w:type="spellEnd"/>
-      <w:r>
-        <w:t xml:space="preserve"> 1</w:t>
+        <w:t>#router ospf 1</w:t>
       </w:r>
     </w:p>
     <w:p>
@@ -6105,16 +5884,8 @@
         <w:rPr>
           <w:lang w:val="fr-BE"/>
         </w:rPr>
-        <w:t xml:space="preserve">R1 (config-router) #area 4 </w:t>
-      </w:r>
-      <w:proofErr w:type="spellStart"/>
-      <w:r>
-        <w:rPr>
-          <w:lang w:val="fr-BE"/>
-        </w:rPr>
-        <w:t>nssa</w:t>
-      </w:r>
-      <w:proofErr w:type="spellEnd"/>
+        <w:t>R1 (config-router) #area 4 nssa</w:t>
+      </w:r>
     </w:p>
     <w:p>
       <w:pPr>
@@ -6185,73 +5956,23 @@
         </w:rPr>
         <w:t>(</w:t>
       </w:r>
-      <w:proofErr w:type="spellStart"/>
-      <w:r>
-        <w:rPr>
-          <w:lang w:val="fr-BE"/>
-        </w:rPr>
-        <w:t>eigrp</w:t>
-      </w:r>
-      <w:proofErr w:type="spellEnd"/>
-      <w:r>
-        <w:rPr>
-          <w:lang w:val="fr-BE"/>
-        </w:rPr>
-        <w:t xml:space="preserve"> 50</w:t>
-      </w:r>
-      <w:r>
-        <w:rPr>
-          <w:lang w:val="fr-BE"/>
-        </w:rPr>
-        <w:t xml:space="preserve">/rip </w:t>
-      </w:r>
-      <w:proofErr w:type="spellStart"/>
-      <w:r>
-        <w:rPr>
-          <w:lang w:val="fr-BE"/>
-        </w:rPr>
-        <w:t>subnets</w:t>
-      </w:r>
-      <w:proofErr w:type="spellEnd"/>
-      <w:r>
-        <w:rPr>
-          <w:lang w:val="fr-BE"/>
-        </w:rPr>
-        <w:t>)</w:t>
-      </w:r>
-      <w:r>
-        <w:rPr>
-          <w:lang w:val="fr-BE"/>
-        </w:rPr>
-        <w:t xml:space="preserve"> </w:t>
-      </w:r>
-      <w:proofErr w:type="spellStart"/>
-      <w:r>
-        <w:rPr>
-          <w:lang w:val="fr-BE"/>
-        </w:rPr>
-        <w:t>metric</w:t>
-      </w:r>
-      <w:proofErr w:type="spellEnd"/>
-      <w:r>
-        <w:rPr>
-          <w:lang w:val="fr-BE"/>
-        </w:rPr>
-        <w:t xml:space="preserve"> … </w:t>
-      </w:r>
-      <w:proofErr w:type="spellStart"/>
-      <w:r>
-        <w:rPr>
-          <w:lang w:val="fr-BE"/>
-        </w:rPr>
-        <w:t>metric</w:t>
-      </w:r>
-      <w:proofErr w:type="spellEnd"/>
-      <w:r>
-        <w:rPr>
-          <w:lang w:val="fr-BE"/>
-        </w:rPr>
-        <w:t>-type (1/2)</w:t>
+      <w:r>
+        <w:rPr>
+          <w:lang w:val="fr-BE"/>
+        </w:rPr>
+        <w:t>eigrp 50</w:t>
+      </w:r>
+      <w:r>
+        <w:rPr>
+          <w:lang w:val="fr-BE"/>
+        </w:rPr>
+        <w:t>/rip subnets)</w:t>
+      </w:r>
+      <w:r>
+        <w:rPr>
+          <w:lang w:val="fr-BE"/>
+        </w:rPr>
+        <w:t xml:space="preserve"> metric … metric-type (1/2)</w:t>
       </w:r>
     </w:p>
     <w:p>
@@ -6268,25 +5989,23 @@
           <w:iCs/>
           <w:lang w:val="fr-BE"/>
         </w:rPr>
-        <w:t xml:space="preserve">Comment : faire la même chose sur l’autre protocole donc par exemple dans le routeur </w:t>
-      </w:r>
-      <w:proofErr w:type="spellStart"/>
+        <w:t xml:space="preserve">Comment : faire la même chose sur l’autre protocole donc par exemple dans le routeur eigrp mettre </w:t>
+      </w:r>
       <w:r>
         <w:rPr>
           <w:i/>
           <w:iCs/>
           <w:lang w:val="fr-BE"/>
         </w:rPr>
-        <w:t>eigrp</w:t>
-      </w:r>
-      <w:proofErr w:type="spellEnd"/>
+        <w:t>« </w:t>
+      </w:r>
       <w:r>
         <w:rPr>
           <w:i/>
           <w:iCs/>
           <w:lang w:val="fr-BE"/>
         </w:rPr>
-        <w:t xml:space="preserve"> mettre </w:t>
+        <w:t>redistribute ospf 1 metric 10000 100 255 1 1500</w:t>
       </w:r>
       <w:r>
         <w:rPr>
@@ -6294,452 +6013,232 @@
           <w:iCs/>
           <w:lang w:val="fr-BE"/>
         </w:rPr>
-        <w:t>« </w:t>
-      </w:r>
-      <w:proofErr w:type="spellStart"/>
-      <w:r>
+        <w:t> »</w:t>
+      </w:r>
+    </w:p>
+    <w:p>
+      <w:pPr>
+        <w:pStyle w:val="Titre2"/>
+      </w:pPr>
+      <w:bookmarkStart w:id="24" w:name="_Toc224213582"/>
+      <w:r>
+        <w:t>Totally NSSA area</w:t>
+      </w:r>
+      <w:bookmarkEnd w:id="24"/>
+    </w:p>
+    <w:p>
+      <w:r>
+        <w:t>R1</w:t>
+      </w:r>
+      <w:r>
+        <w:t xml:space="preserve"> </w:t>
+      </w:r>
+      <w:r>
+        <w:t>(config)</w:t>
+      </w:r>
+      <w:r>
+        <w:t xml:space="preserve"> </w:t>
+      </w:r>
+      <w:r>
+        <w:t>#router ospf 1</w:t>
+      </w:r>
+    </w:p>
+    <w:p>
+      <w:pPr>
+        <w:rPr>
+          <w:b/>
+          <w:bCs/>
+          <w:lang w:val="fr-BE"/>
+        </w:rPr>
+      </w:pPr>
+      <w:r>
+        <w:rPr>
+          <w:b/>
+          <w:bCs/>
+          <w:lang w:val="fr-BE"/>
+        </w:rPr>
+        <w:t>Sur le routeur ABR :</w:t>
+      </w:r>
+    </w:p>
+    <w:p>
+      <w:pPr>
+        <w:rPr>
+          <w:lang w:val="fr-BE"/>
+        </w:rPr>
+      </w:pPr>
+      <w:r>
+        <w:rPr>
+          <w:lang w:val="fr-BE"/>
+        </w:rPr>
+        <w:lastRenderedPageBreak/>
+        <w:t>R1 (config-router) #area 5 nssa no-summary</w:t>
+      </w:r>
+    </w:p>
+    <w:p>
+      <w:pPr>
+        <w:rPr>
+          <w:b/>
+          <w:bCs/>
+          <w:lang w:val="fr-BE"/>
+        </w:rPr>
+      </w:pPr>
+      <w:r>
+        <w:rPr>
+          <w:b/>
+          <w:bCs/>
+          <w:lang w:val="fr-BE"/>
+        </w:rPr>
+        <w:t>Sur les autres :</w:t>
+      </w:r>
+    </w:p>
+    <w:p>
+      <w:pPr>
+        <w:rPr>
+          <w:lang w:val="fr-BE"/>
+        </w:rPr>
+      </w:pPr>
+      <w:r>
+        <w:rPr>
+          <w:lang w:val="fr-BE"/>
+        </w:rPr>
+        <w:t>R1</w:t>
+      </w:r>
+      <w:r>
+        <w:rPr>
+          <w:lang w:val="fr-BE"/>
+        </w:rPr>
+        <w:t xml:space="preserve"> </w:t>
+      </w:r>
+      <w:r>
+        <w:rPr>
+          <w:lang w:val="fr-BE"/>
+        </w:rPr>
+        <w:t>(config-router)</w:t>
+      </w:r>
+      <w:r>
+        <w:rPr>
+          <w:lang w:val="fr-BE"/>
+        </w:rPr>
+        <w:t xml:space="preserve"> </w:t>
+      </w:r>
+      <w:r>
+        <w:rPr>
+          <w:lang w:val="fr-BE"/>
+        </w:rPr>
+        <w:t xml:space="preserve">#area </w:t>
+      </w:r>
+      <w:r>
+        <w:rPr>
+          <w:lang w:val="fr-BE"/>
+        </w:rPr>
+        <w:t>5</w:t>
+      </w:r>
+      <w:r>
+        <w:rPr>
+          <w:lang w:val="fr-BE"/>
+        </w:rPr>
+        <w:t xml:space="preserve"> nssa</w:t>
+      </w:r>
+    </w:p>
+    <w:p>
+      <w:pPr>
+        <w:rPr>
+          <w:b/>
+          <w:bCs/>
+          <w:lang w:val="fr-BE"/>
+        </w:rPr>
+      </w:pPr>
+      <w:r>
+        <w:rPr>
+          <w:b/>
+          <w:bCs/>
+          <w:lang w:val="fr-BE"/>
+        </w:rPr>
+        <w:t>Assigner le réseau à la zone :</w:t>
+      </w:r>
+    </w:p>
+    <w:p>
+      <w:r>
+        <w:t>R1(config-router)</w:t>
+      </w:r>
+      <w:r>
+        <w:t xml:space="preserve"> </w:t>
+      </w:r>
+      <w:r>
+        <w:t xml:space="preserve">#network 165.164.0.0 0.0.0.255 area </w:t>
+      </w:r>
+      <w:r>
+        <w:t>5</w:t>
+      </w:r>
+    </w:p>
+    <w:p>
+      <w:pPr>
+        <w:rPr>
+          <w:b/>
+          <w:bCs/>
+          <w:lang w:val="fr-BE"/>
+        </w:rPr>
+      </w:pPr>
+      <w:r>
+        <w:rPr>
+          <w:b/>
+          <w:bCs/>
+          <w:lang w:val="fr-BE"/>
+        </w:rPr>
+        <w:t>Sur le ASBR :</w:t>
+      </w:r>
+    </w:p>
+    <w:p>
+      <w:pPr>
+        <w:rPr>
+          <w:lang w:val="fr-BE"/>
+        </w:rPr>
+      </w:pPr>
+      <w:r>
+        <w:rPr>
+          <w:lang w:val="fr-BE"/>
+        </w:rPr>
+        <w:t>R1 (config-router) #redistribute (eigrp 50/rip subnets) metric … metric-type (1/2)</w:t>
+      </w:r>
+    </w:p>
+    <w:p>
+      <w:pPr>
         <w:rPr>
           <w:i/>
           <w:iCs/>
           <w:lang w:val="fr-BE"/>
         </w:rPr>
-        <w:t>redistribute</w:t>
-      </w:r>
-      <w:proofErr w:type="spellEnd"/>
+      </w:pPr>
       <w:r>
         <w:rPr>
           <w:i/>
           <w:iCs/>
           <w:lang w:val="fr-BE"/>
         </w:rPr>
-        <w:t xml:space="preserve"> </w:t>
-      </w:r>
-      <w:proofErr w:type="spellStart"/>
+        <w:t xml:space="preserve">Comment : faire la même chose sur l’autre protocole donc par exemple dans le routeur eigrp mettre </w:t>
+      </w:r>
       <w:r>
         <w:rPr>
           <w:i/>
           <w:iCs/>
           <w:lang w:val="fr-BE"/>
         </w:rPr>
-        <w:t>ospf</w:t>
-      </w:r>
-      <w:proofErr w:type="spellEnd"/>
+        <w:t>« </w:t>
+      </w:r>
       <w:r>
         <w:rPr>
           <w:i/>
           <w:iCs/>
           <w:lang w:val="fr-BE"/>
         </w:rPr>
-        <w:t xml:space="preserve"> 1 </w:t>
-      </w:r>
-      <w:proofErr w:type="spellStart"/>
+        <w:t>redistribute ospf 1 metric 10000 100 255 1 1500</w:t>
+      </w:r>
       <w:r>
         <w:rPr>
           <w:i/>
           <w:iCs/>
           <w:lang w:val="fr-BE"/>
         </w:rPr>
-        <w:t>metric</w:t>
-      </w:r>
-      <w:proofErr w:type="spellEnd"/>
-      <w:r>
-        <w:rPr>
-          <w:i/>
-          <w:iCs/>
-          <w:lang w:val="fr-BE"/>
-        </w:rPr>
-        <w:t xml:space="preserve"> 10000 100 255 1 1500</w:t>
-      </w:r>
-      <w:r>
-        <w:rPr>
-          <w:i/>
-          <w:iCs/>
-          <w:lang w:val="fr-BE"/>
-        </w:rPr>
-        <w:t> »</w:t>
-      </w:r>
-    </w:p>
-    <w:p>
-      <w:pPr>
-        <w:pStyle w:val="Titre2"/>
-      </w:pPr>
-      <w:bookmarkStart w:id="24" w:name="_Toc224213582"/>
-      <w:r>
-        <w:t>Totally NSSA area</w:t>
-      </w:r>
-      <w:bookmarkEnd w:id="24"/>
-    </w:p>
-    <w:p>
-      <w:r>
-        <w:t>R1</w:t>
-      </w:r>
-      <w:r>
-        <w:t xml:space="preserve"> </w:t>
-      </w:r>
-      <w:r>
-        <w:t>(config)</w:t>
-      </w:r>
-      <w:r>
-        <w:t xml:space="preserve"> </w:t>
-      </w:r>
-      <w:r>
-        <w:t xml:space="preserve">#router </w:t>
-      </w:r>
-      <w:proofErr w:type="spellStart"/>
-      <w:r>
-        <w:t>ospf</w:t>
-      </w:r>
-      <w:proofErr w:type="spellEnd"/>
-      <w:r>
-        <w:t xml:space="preserve"> 1</w:t>
-      </w:r>
-    </w:p>
-    <w:p>
-      <w:pPr>
-        <w:rPr>
-          <w:b/>
-          <w:bCs/>
-          <w:lang w:val="fr-BE"/>
-        </w:rPr>
-      </w:pPr>
-      <w:r>
-        <w:rPr>
-          <w:b/>
-          <w:bCs/>
-          <w:lang w:val="fr-BE"/>
-        </w:rPr>
-        <w:t>Sur le routeur ABR :</w:t>
-      </w:r>
-    </w:p>
-    <w:p>
-      <w:pPr>
-        <w:rPr>
-          <w:lang w:val="fr-BE"/>
-        </w:rPr>
-      </w:pPr>
-      <w:r>
-        <w:rPr>
-          <w:lang w:val="fr-BE"/>
-        </w:rPr>
-        <w:lastRenderedPageBreak/>
-        <w:t xml:space="preserve">R1 (config-router) #area 5 </w:t>
-      </w:r>
-      <w:proofErr w:type="spellStart"/>
-      <w:r>
-        <w:rPr>
-          <w:lang w:val="fr-BE"/>
-        </w:rPr>
-        <w:t>nssa</w:t>
-      </w:r>
-      <w:proofErr w:type="spellEnd"/>
-      <w:r>
-        <w:rPr>
-          <w:lang w:val="fr-BE"/>
-        </w:rPr>
-        <w:t xml:space="preserve"> no-</w:t>
-      </w:r>
-      <w:proofErr w:type="spellStart"/>
-      <w:r>
-        <w:rPr>
-          <w:lang w:val="fr-BE"/>
-        </w:rPr>
-        <w:t>summary</w:t>
-      </w:r>
-      <w:proofErr w:type="spellEnd"/>
-    </w:p>
-    <w:p>
-      <w:pPr>
-        <w:rPr>
-          <w:b/>
-          <w:bCs/>
-          <w:lang w:val="fr-BE"/>
-        </w:rPr>
-      </w:pPr>
-      <w:r>
-        <w:rPr>
-          <w:b/>
-          <w:bCs/>
-          <w:lang w:val="fr-BE"/>
-        </w:rPr>
-        <w:t>Sur les autres :</w:t>
-      </w:r>
-    </w:p>
-    <w:p>
-      <w:pPr>
-        <w:rPr>
-          <w:lang w:val="fr-BE"/>
-        </w:rPr>
-      </w:pPr>
-      <w:r>
-        <w:rPr>
-          <w:lang w:val="fr-BE"/>
-        </w:rPr>
-        <w:t>R1</w:t>
-      </w:r>
-      <w:r>
-        <w:rPr>
-          <w:lang w:val="fr-BE"/>
-        </w:rPr>
-        <w:t xml:space="preserve"> </w:t>
-      </w:r>
-      <w:r>
-        <w:rPr>
-          <w:lang w:val="fr-BE"/>
-        </w:rPr>
-        <w:t>(config-router)</w:t>
-      </w:r>
-      <w:r>
-        <w:rPr>
-          <w:lang w:val="fr-BE"/>
-        </w:rPr>
-        <w:t xml:space="preserve"> </w:t>
-      </w:r>
-      <w:r>
-        <w:rPr>
-          <w:lang w:val="fr-BE"/>
-        </w:rPr>
-        <w:t xml:space="preserve">#area </w:t>
-      </w:r>
-      <w:r>
-        <w:rPr>
-          <w:lang w:val="fr-BE"/>
-        </w:rPr>
-        <w:t>5</w:t>
-      </w:r>
-      <w:r>
-        <w:rPr>
-          <w:lang w:val="fr-BE"/>
-        </w:rPr>
-        <w:t xml:space="preserve"> </w:t>
-      </w:r>
-      <w:proofErr w:type="spellStart"/>
-      <w:r>
-        <w:rPr>
-          <w:lang w:val="fr-BE"/>
-        </w:rPr>
-        <w:t>nssa</w:t>
-      </w:r>
-      <w:proofErr w:type="spellEnd"/>
-    </w:p>
-    <w:p>
-      <w:pPr>
-        <w:rPr>
-          <w:b/>
-          <w:bCs/>
-          <w:lang w:val="fr-BE"/>
-        </w:rPr>
-      </w:pPr>
-      <w:r>
-        <w:rPr>
-          <w:b/>
-          <w:bCs/>
-          <w:lang w:val="fr-BE"/>
-        </w:rPr>
-        <w:t>Assigner le réseau à la zone :</w:t>
-      </w:r>
-    </w:p>
-    <w:p>
-      <w:r>
-        <w:t>R1(config-router)</w:t>
-      </w:r>
-      <w:r>
-        <w:t xml:space="preserve"> </w:t>
-      </w:r>
-      <w:r>
-        <w:t xml:space="preserve">#network 165.164.0.0 0.0.0.255 area </w:t>
-      </w:r>
-      <w:r>
-        <w:t>5</w:t>
-      </w:r>
-    </w:p>
-    <w:p>
-      <w:pPr>
-        <w:rPr>
-          <w:b/>
-          <w:bCs/>
-          <w:lang w:val="fr-BE"/>
-        </w:rPr>
-      </w:pPr>
-      <w:r>
-        <w:rPr>
-          <w:b/>
-          <w:bCs/>
-          <w:lang w:val="fr-BE"/>
-        </w:rPr>
-        <w:t>Sur le ASBR :</w:t>
-      </w:r>
-    </w:p>
-    <w:p>
-      <w:pPr>
-        <w:rPr>
-          <w:lang w:val="fr-BE"/>
-        </w:rPr>
-      </w:pPr>
-      <w:r>
-        <w:rPr>
-          <w:lang w:val="fr-BE"/>
-        </w:rPr>
-        <w:t>R1 (config-router) #redistribute (</w:t>
-      </w:r>
-      <w:proofErr w:type="spellStart"/>
-      <w:r>
-        <w:rPr>
-          <w:lang w:val="fr-BE"/>
-        </w:rPr>
-        <w:t>eigrp</w:t>
-      </w:r>
-      <w:proofErr w:type="spellEnd"/>
-      <w:r>
-        <w:rPr>
-          <w:lang w:val="fr-BE"/>
-        </w:rPr>
-        <w:t xml:space="preserve"> 50/rip </w:t>
-      </w:r>
-      <w:proofErr w:type="spellStart"/>
-      <w:r>
-        <w:rPr>
-          <w:lang w:val="fr-BE"/>
-        </w:rPr>
-        <w:t>subnets</w:t>
-      </w:r>
-      <w:proofErr w:type="spellEnd"/>
-      <w:r>
-        <w:rPr>
-          <w:lang w:val="fr-BE"/>
-        </w:rPr>
-        <w:t xml:space="preserve">) </w:t>
-      </w:r>
-      <w:proofErr w:type="spellStart"/>
-      <w:r>
-        <w:rPr>
-          <w:lang w:val="fr-BE"/>
-        </w:rPr>
-        <w:t>metric</w:t>
-      </w:r>
-      <w:proofErr w:type="spellEnd"/>
-      <w:r>
-        <w:rPr>
-          <w:lang w:val="fr-BE"/>
-        </w:rPr>
-        <w:t xml:space="preserve"> … </w:t>
-      </w:r>
-      <w:proofErr w:type="spellStart"/>
-      <w:r>
-        <w:rPr>
-          <w:lang w:val="fr-BE"/>
-        </w:rPr>
-        <w:t>metric</w:t>
-      </w:r>
-      <w:proofErr w:type="spellEnd"/>
-      <w:r>
-        <w:rPr>
-          <w:lang w:val="fr-BE"/>
-        </w:rPr>
-        <w:t>-type (1/2)</w:t>
-      </w:r>
-    </w:p>
-    <w:p>
-      <w:pPr>
-        <w:rPr>
-          <w:i/>
-          <w:iCs/>
-          <w:lang w:val="fr-BE"/>
-        </w:rPr>
-      </w:pPr>
-      <w:r>
-        <w:rPr>
-          <w:i/>
-          <w:iCs/>
-          <w:lang w:val="fr-BE"/>
-        </w:rPr>
-        <w:t xml:space="preserve">Comment : faire la même chose sur l’autre protocole donc par exemple dans le routeur </w:t>
-      </w:r>
-      <w:proofErr w:type="spellStart"/>
-      <w:r>
-        <w:rPr>
-          <w:i/>
-          <w:iCs/>
-          <w:lang w:val="fr-BE"/>
-        </w:rPr>
-        <w:t>eigrp</w:t>
-      </w:r>
-      <w:proofErr w:type="spellEnd"/>
-      <w:r>
-        <w:rPr>
-          <w:i/>
-          <w:iCs/>
-          <w:lang w:val="fr-BE"/>
-        </w:rPr>
-        <w:t xml:space="preserve"> mettre </w:t>
-      </w:r>
-      <w:r>
-        <w:rPr>
-          <w:i/>
-          <w:iCs/>
-          <w:lang w:val="fr-BE"/>
-        </w:rPr>
-        <w:t>« </w:t>
-      </w:r>
-      <w:proofErr w:type="spellStart"/>
-      <w:r>
-        <w:rPr>
-          <w:i/>
-          <w:iCs/>
-          <w:lang w:val="fr-BE"/>
-        </w:rPr>
-        <w:t>redistribute</w:t>
-      </w:r>
-      <w:proofErr w:type="spellEnd"/>
-      <w:r>
-        <w:rPr>
-          <w:i/>
-          <w:iCs/>
-          <w:lang w:val="fr-BE"/>
-        </w:rPr>
-        <w:t xml:space="preserve"> </w:t>
-      </w:r>
-      <w:proofErr w:type="spellStart"/>
-      <w:r>
-        <w:rPr>
-          <w:i/>
-          <w:iCs/>
-          <w:lang w:val="fr-BE"/>
-        </w:rPr>
-        <w:t>ospf</w:t>
-      </w:r>
-      <w:proofErr w:type="spellEnd"/>
-      <w:r>
-        <w:rPr>
-          <w:i/>
-          <w:iCs/>
-          <w:lang w:val="fr-BE"/>
-        </w:rPr>
-        <w:t xml:space="preserve"> 1 </w:t>
-      </w:r>
-      <w:proofErr w:type="spellStart"/>
-      <w:r>
-        <w:rPr>
-          <w:i/>
-          <w:iCs/>
-          <w:lang w:val="fr-BE"/>
-        </w:rPr>
-        <w:t>metric</w:t>
-      </w:r>
-      <w:proofErr w:type="spellEnd"/>
-      <w:r>
-        <w:rPr>
-          <w:i/>
-          <w:iCs/>
-          <w:lang w:val="fr-BE"/>
-        </w:rPr>
-        <w:t xml:space="preserve"> 10000 100 255 1 1500</w:t>
-      </w:r>
-      <w:r>
-        <w:rPr>
-          <w:i/>
-          <w:iCs/>
-          <w:lang w:val="fr-BE"/>
-        </w:rPr>
         <w:t> »</w:t>
       </w:r>
     </w:p>
@@ -6799,15 +6298,7 @@
     </w:p>
     <w:p>
       <w:r>
-        <w:t xml:space="preserve">R1 #show </w:t>
-      </w:r>
-      <w:proofErr w:type="spellStart"/>
-      <w:r>
-        <w:t>ip</w:t>
-      </w:r>
-      <w:proofErr w:type="spellEnd"/>
-      <w:r>
-        <w:t xml:space="preserve"> route</w:t>
+        <w:t>R1 #show ip route</w:t>
       </w:r>
     </w:p>
     <w:p>
@@ -6818,52 +6309,15 @@
         <w:t>ow</w:t>
       </w:r>
       <w:r>
-        <w:t xml:space="preserve"> </w:t>
-      </w:r>
-      <w:proofErr w:type="spellStart"/>
-      <w:r>
-        <w:t>ip</w:t>
-      </w:r>
-      <w:proofErr w:type="spellEnd"/>
-      <w:r>
-        <w:t xml:space="preserve"> </w:t>
-      </w:r>
-      <w:proofErr w:type="spellStart"/>
-      <w:r>
-        <w:t>eigrp</w:t>
-      </w:r>
-      <w:proofErr w:type="spellEnd"/>
-      <w:r>
-        <w:t xml:space="preserve"> </w:t>
-      </w:r>
-      <w:proofErr w:type="spellStart"/>
-      <w:r>
-        <w:t>neighbor</w:t>
+        <w:t xml:space="preserve"> ip eigrp neighbor</w:t>
       </w:r>
       <w:r>
         <w:t>s</w:t>
       </w:r>
-      <w:proofErr w:type="spellEnd"/>
-    </w:p>
-    <w:p>
-      <w:r>
-        <w:t xml:space="preserve">R1 #show </w:t>
-      </w:r>
-      <w:proofErr w:type="spellStart"/>
-      <w:r>
-        <w:t>ip</w:t>
-      </w:r>
-      <w:proofErr w:type="spellEnd"/>
-      <w:r>
-        <w:t xml:space="preserve"> </w:t>
-      </w:r>
-      <w:proofErr w:type="spellStart"/>
-      <w:r>
-        <w:t>eigrp</w:t>
-      </w:r>
-      <w:proofErr w:type="spellEnd"/>
-      <w:r>
-        <w:t xml:space="preserve"> topology</w:t>
+    </w:p>
+    <w:p>
+      <w:r>
+        <w:t>R1 #show ip eigrp topology</w:t>
       </w:r>
     </w:p>
     <w:p>
@@ -6874,23 +6328,7 @@
         <w:t xml:space="preserve"> </w:t>
       </w:r>
       <w:r>
-        <w:t xml:space="preserve">#show </w:t>
-      </w:r>
-      <w:proofErr w:type="spellStart"/>
-      <w:r>
-        <w:t>ip</w:t>
-      </w:r>
-      <w:proofErr w:type="spellEnd"/>
-      <w:r>
-        <w:t xml:space="preserve"> </w:t>
-      </w:r>
-      <w:proofErr w:type="spellStart"/>
-      <w:r>
-        <w:t>eigrp</w:t>
-      </w:r>
-      <w:proofErr w:type="spellEnd"/>
-      <w:r>
-        <w:t xml:space="preserve"> interfaces detail</w:t>
+        <w:t>#show ip eigrp interfaces detail</w:t>
       </w:r>
     </w:p>
     <w:p>
@@ -6898,42 +6336,13 @@
         <w:t>R1 #</w:t>
       </w:r>
       <w:r>
-        <w:t xml:space="preserve">show </w:t>
-      </w:r>
-      <w:proofErr w:type="spellStart"/>
-      <w:r>
-        <w:t>ip</w:t>
-      </w:r>
-      <w:proofErr w:type="spellEnd"/>
-      <w:r>
-        <w:t xml:space="preserve"> </w:t>
-      </w:r>
-      <w:proofErr w:type="spellStart"/>
-      <w:r>
-        <w:t>eigrp</w:t>
-      </w:r>
-      <w:proofErr w:type="spellEnd"/>
-      <w:r>
-        <w:t xml:space="preserve"> events</w:t>
-      </w:r>
-    </w:p>
-    <w:p>
-      <w:r>
-        <w:t xml:space="preserve">R1 #show ipv6 </w:t>
-      </w:r>
-      <w:proofErr w:type="spellStart"/>
-      <w:r>
-        <w:t>eigrp</w:t>
-      </w:r>
-      <w:proofErr w:type="spellEnd"/>
-      <w:r>
-        <w:t xml:space="preserve"> </w:t>
-      </w:r>
-      <w:proofErr w:type="spellStart"/>
-      <w:r>
-        <w:t>neighbor</w:t>
-      </w:r>
-      <w:proofErr w:type="spellEnd"/>
+        <w:t>show ip eigrp events</w:t>
+      </w:r>
+    </w:p>
+    <w:p>
+      <w:r>
+        <w:t>R1 #show ipv6 eigrp neighbor</w:t>
+      </w:r>
     </w:p>
     <w:p>
       <w:r>
@@ -6943,15 +6352,7 @@
         <w:t>v6</w:t>
       </w:r>
       <w:r>
-        <w:t xml:space="preserve"> </w:t>
-      </w:r>
-      <w:proofErr w:type="spellStart"/>
-      <w:r>
-        <w:t>eigrp</w:t>
-      </w:r>
-      <w:proofErr w:type="spellEnd"/>
-      <w:r>
-        <w:t xml:space="preserve"> topology</w:t>
+        <w:t xml:space="preserve"> eigrp topology</w:t>
       </w:r>
     </w:p>
     <w:p>
@@ -6962,15 +6363,7 @@
         <w:t xml:space="preserve">1 </w:t>
       </w:r>
       <w:r>
-        <w:t xml:space="preserve">#show ipv6 </w:t>
-      </w:r>
-      <w:proofErr w:type="spellStart"/>
-      <w:r>
-        <w:t>eigrp</w:t>
-      </w:r>
-      <w:proofErr w:type="spellEnd"/>
-      <w:r>
-        <w:t xml:space="preserve"> interfaces</w:t>
+        <w:t>#show ipv6 eigrp interfaces</w:t>
       </w:r>
     </w:p>
     <w:p>
@@ -6983,13 +6376,8 @@
     </w:p>
     <w:p>
       <w:r>
-        <w:t xml:space="preserve">R1 #show run | section </w:t>
-      </w:r>
-      <w:proofErr w:type="spellStart"/>
-      <w:r>
-        <w:t>eigrp</w:t>
-      </w:r>
-      <w:proofErr w:type="spellEnd"/>
+        <w:t>R1 #show run | section eigrp</w:t>
+      </w:r>
     </w:p>
     <w:p>
       <w:pPr>
@@ -7090,21 +6478,7 @@
         <w:rPr>
           <w:lang w:val="fr-BE"/>
         </w:rPr>
-        <w:t xml:space="preserve">(config) #router </w:t>
-      </w:r>
-      <w:proofErr w:type="spellStart"/>
-      <w:r>
-        <w:rPr>
-          <w:lang w:val="fr-BE"/>
-        </w:rPr>
-        <w:t>eigrp</w:t>
-      </w:r>
-      <w:proofErr w:type="spellEnd"/>
-      <w:r>
-        <w:rPr>
-          <w:lang w:val="fr-BE"/>
-        </w:rPr>
-        <w:t xml:space="preserve"> 100</w:t>
+        <w:t>(config) #router eigrp 100</w:t>
       </w:r>
     </w:p>
     <w:p>
@@ -7296,15 +6670,7 @@
         <w:t xml:space="preserve"> </w:t>
       </w:r>
       <w:r>
-        <w:t xml:space="preserve">#ip hello-interval </w:t>
-      </w:r>
-      <w:proofErr w:type="spellStart"/>
-      <w:r>
-        <w:t>eigrp</w:t>
-      </w:r>
-      <w:proofErr w:type="spellEnd"/>
-      <w:r>
-        <w:t xml:space="preserve"> </w:t>
+        <w:t xml:space="preserve">#ip hello-interval eigrp </w:t>
       </w:r>
       <w:r>
         <w:t>100</w:t>
@@ -7327,15 +6693,7 @@
         <w:t xml:space="preserve"> </w:t>
       </w:r>
       <w:r>
-        <w:t xml:space="preserve">#ip hold-time </w:t>
-      </w:r>
-      <w:proofErr w:type="spellStart"/>
-      <w:r>
-        <w:t>eigrp</w:t>
-      </w:r>
-      <w:proofErr w:type="spellEnd"/>
-      <w:r>
-        <w:t xml:space="preserve"> </w:t>
+        <w:t xml:space="preserve">#ip hold-time eigrp </w:t>
       </w:r>
       <w:r>
         <w:t>100</w:t>
@@ -7366,15 +6724,7 @@
         <w:t>R1 (config-if) #</w:t>
       </w:r>
       <w:r>
-        <w:t xml:space="preserve">ip summary-address </w:t>
-      </w:r>
-      <w:proofErr w:type="spellStart"/>
-      <w:r>
-        <w:t>eigrp</w:t>
-      </w:r>
-      <w:proofErr w:type="spellEnd"/>
-      <w:r>
-        <w:t xml:space="preserve"> </w:t>
+        <w:t xml:space="preserve">ip summary-address eigrp </w:t>
       </w:r>
       <w:r>
         <w:t>100</w:t>
@@ -7398,54 +6748,27 @@
           <w:bCs/>
         </w:rPr>
       </w:pPr>
-      <w:proofErr w:type="spellStart"/>
       <w:r>
         <w:rPr>
           <w:b/>
           <w:bCs/>
         </w:rPr>
         <w:lastRenderedPageBreak/>
-        <w:t>Activer</w:t>
-      </w:r>
-      <w:proofErr w:type="spellEnd"/>
-      <w:r>
-        <w:rPr>
-          <w:b/>
-          <w:bCs/>
-        </w:rPr>
-        <w:t xml:space="preserve"> </w:t>
-      </w:r>
-      <w:proofErr w:type="spellStart"/>
-      <w:r>
-        <w:rPr>
-          <w:b/>
-          <w:bCs/>
-        </w:rPr>
-        <w:t>l’authentification</w:t>
-      </w:r>
-      <w:proofErr w:type="spellEnd"/>
-      <w:r>
-        <w:rPr>
-          <w:b/>
-          <w:bCs/>
-        </w:rPr>
-        <w:t xml:space="preserve"> </w:t>
-      </w:r>
-      <w:r>
-        <w:rPr>
-          <w:b/>
-          <w:bCs/>
-        </w:rPr>
-        <w:t xml:space="preserve">des </w:t>
-      </w:r>
-      <w:proofErr w:type="spellStart"/>
-      <w:proofErr w:type="gramStart"/>
-      <w:r>
-        <w:rPr>
-          <w:b/>
-          <w:bCs/>
-        </w:rPr>
-        <w:t>pa</w:t>
+        <w:t xml:space="preserve">Activer </w:t>
+      </w:r>
+      <w:r>
+        <w:rPr>
+          <w:b/>
+          <w:bCs/>
+        </w:rPr>
+        <w:t xml:space="preserve">l’authentification </w:t>
+      </w:r>
+      <w:r>
+        <w:rPr>
+          <w:b/>
+          <w:bCs/>
+        </w:rPr>
+        <w:t>des pa</w:t>
       </w:r>
       <w:r>
         <w:rPr>
@@ -7459,17 +6782,8 @@
           <w:b/>
           <w:bCs/>
         </w:rPr>
-        <w:t>ets</w:t>
-      </w:r>
-      <w:proofErr w:type="spellEnd"/>
-      <w:r>
-        <w:rPr>
-          <w:b/>
-          <w:bCs/>
-        </w:rPr>
-        <w:t xml:space="preserve"> :</w:t>
-      </w:r>
-      <w:proofErr w:type="gramEnd"/>
+        <w:t>ets :</w:t>
+      </w:r>
     </w:p>
     <w:p>
       <w:r>
@@ -7485,15 +6799,7 @@
         <w:t xml:space="preserve"> </w:t>
       </w:r>
       <w:r>
-        <w:t xml:space="preserve">#ip authentication mode </w:t>
-      </w:r>
-      <w:proofErr w:type="spellStart"/>
-      <w:r>
-        <w:t>eigrp</w:t>
-      </w:r>
-      <w:proofErr w:type="spellEnd"/>
-      <w:r>
-        <w:t xml:space="preserve"> 100 md5</w:t>
+        <w:t>#ip authentication mode eigrp 100 md5</w:t>
       </w:r>
     </w:p>
     <w:p>
@@ -7510,23 +6816,7 @@
         <w:t xml:space="preserve"> </w:t>
       </w:r>
       <w:r>
-        <w:t xml:space="preserve">#ip authentication </w:t>
-      </w:r>
-      <w:proofErr w:type="gramStart"/>
-      <w:r>
-        <w:t>key-chain</w:t>
-      </w:r>
-      <w:proofErr w:type="gramEnd"/>
-      <w:r>
-        <w:t xml:space="preserve"> </w:t>
-      </w:r>
-      <w:proofErr w:type="spellStart"/>
-      <w:r>
-        <w:t>eigrp</w:t>
-      </w:r>
-      <w:proofErr w:type="spellEnd"/>
-      <w:r>
-        <w:t xml:space="preserve"> 100 EIGRP_KEY</w:t>
+        <w:t>#ip authentication key-chain eigrp 100 EIGRP_KEY</w:t>
       </w:r>
     </w:p>
     <w:p>
@@ -7571,15 +6861,7 @@
         <w:t xml:space="preserve">1 </w:t>
       </w:r>
       <w:r>
-        <w:t>(config-std-</w:t>
-      </w:r>
-      <w:proofErr w:type="spellStart"/>
-      <w:r>
-        <w:t>nacl</w:t>
-      </w:r>
-      <w:proofErr w:type="spellEnd"/>
-      <w:r>
-        <w:t>)</w:t>
+        <w:t>(config-std-nacl)</w:t>
       </w:r>
       <w:r>
         <w:t xml:space="preserve"> </w:t>
@@ -7596,15 +6878,7 @@
         <w:t xml:space="preserve">1 </w:t>
       </w:r>
       <w:r>
-        <w:t>(config-std-</w:t>
-      </w:r>
-      <w:proofErr w:type="spellStart"/>
-      <w:r>
-        <w:t>nacl</w:t>
-      </w:r>
-      <w:proofErr w:type="spellEnd"/>
-      <w:r>
-        <w:t>)</w:t>
+        <w:t>(config-std-nacl)</w:t>
       </w:r>
       <w:r>
         <w:t xml:space="preserve"> </w:t>
@@ -7627,15 +6901,7 @@
         <w:t xml:space="preserve"> </w:t>
       </w:r>
       <w:r>
-        <w:t xml:space="preserve">#router </w:t>
-      </w:r>
-      <w:proofErr w:type="spellStart"/>
-      <w:r>
-        <w:t>eigrp</w:t>
-      </w:r>
-      <w:proofErr w:type="spellEnd"/>
-      <w:r>
-        <w:t xml:space="preserve"> </w:t>
+        <w:t xml:space="preserve">#router eigrp </w:t>
       </w:r>
       <w:r>
         <w:t>100</w:t>
@@ -7678,41 +6944,18 @@
           <w:bCs/>
         </w:rPr>
       </w:pPr>
-      <w:proofErr w:type="spellStart"/>
-      <w:r>
-        <w:rPr>
-          <w:b/>
-          <w:bCs/>
-        </w:rPr>
-        <w:t>Activer</w:t>
-      </w:r>
-      <w:proofErr w:type="spellEnd"/>
-      <w:r>
-        <w:rPr>
-          <w:b/>
-          <w:bCs/>
-        </w:rPr>
-        <w:t xml:space="preserve"> ipv</w:t>
-      </w:r>
-      <w:proofErr w:type="gramStart"/>
-      <w:r>
-        <w:rPr>
-          <w:b/>
-          <w:bCs/>
-        </w:rPr>
-        <w:t>6 :</w:t>
-      </w:r>
-      <w:proofErr w:type="gramEnd"/>
-    </w:p>
-    <w:p>
-      <w:r>
-        <w:t xml:space="preserve">R1 (config) #ipv6 </w:t>
-      </w:r>
-      <w:proofErr w:type="gramStart"/>
-      <w:r>
-        <w:t>unicast-routing</w:t>
-      </w:r>
-      <w:proofErr w:type="gramEnd"/>
+      <w:r>
+        <w:rPr>
+          <w:b/>
+          <w:bCs/>
+        </w:rPr>
+        <w:t>Activer ipv6 :</w:t>
+      </w:r>
+    </w:p>
+    <w:p>
+      <w:r>
+        <w:t>R1 (config) #ipv6 unicast-routing</w:t>
+      </w:r>
     </w:p>
     <w:p>
       <w:pPr>
@@ -7753,41 +6996,20 @@
         <w:rPr>
           <w:lang w:val="fr-BE"/>
         </w:rPr>
-        <w:t xml:space="preserve">router </w:t>
-      </w:r>
-      <w:proofErr w:type="spellStart"/>
-      <w:r>
-        <w:rPr>
-          <w:lang w:val="fr-BE"/>
-        </w:rPr>
-        <w:t>eigrp</w:t>
-      </w:r>
-      <w:proofErr w:type="spellEnd"/>
-      <w:r>
-        <w:rPr>
-          <w:lang w:val="fr-BE"/>
-        </w:rPr>
-        <w:t xml:space="preserve"> 100</w:t>
-      </w:r>
-    </w:p>
-    <w:p>
-      <w:pPr>
-        <w:rPr>
-          <w:lang w:val="fr-BE"/>
-        </w:rPr>
-      </w:pPr>
-      <w:r>
-        <w:rPr>
-          <w:lang w:val="fr-BE"/>
-        </w:rPr>
-        <w:t>R1 (config-</w:t>
-      </w:r>
-      <w:proofErr w:type="spellStart"/>
-      <w:r>
-        <w:rPr>
-          <w:lang w:val="fr-BE"/>
-        </w:rPr>
-        <w:t>r</w:t>
+        <w:t>router eigrp 100</w:t>
+      </w:r>
+    </w:p>
+    <w:p>
+      <w:pPr>
+        <w:rPr>
+          <w:lang w:val="fr-BE"/>
+        </w:rPr>
+      </w:pPr>
+      <w:r>
+        <w:rPr>
+          <w:lang w:val="fr-BE"/>
+        </w:rPr>
+        <w:t>R1 (config-r</w:t>
       </w:r>
       <w:r>
         <w:rPr>
@@ -7795,7 +7017,6 @@
         </w:rPr>
         <w:t>tr</w:t>
       </w:r>
-      <w:proofErr w:type="spellEnd"/>
       <w:r>
         <w:rPr>
           <w:lang w:val="fr-BE"/>
@@ -7830,36 +7051,14 @@
         <w:rPr>
           <w:lang w:val="fr-BE"/>
         </w:rPr>
-        <w:t>R1 (config-</w:t>
-      </w:r>
-      <w:proofErr w:type="spellStart"/>
-      <w:r>
-        <w:rPr>
-          <w:lang w:val="fr-BE"/>
-        </w:rPr>
-        <w:t>rtr</w:t>
-      </w:r>
-      <w:proofErr w:type="spellEnd"/>
-      <w:r>
-        <w:rPr>
-          <w:lang w:val="fr-BE"/>
-        </w:rPr>
-        <w:t>) #</w:t>
-      </w:r>
-      <w:r>
-        <w:rPr>
-          <w:lang w:val="fr-BE"/>
-        </w:rPr>
-        <w:t xml:space="preserve">redistribute </w:t>
-      </w:r>
-      <w:proofErr w:type="spellStart"/>
-      <w:r>
-        <w:rPr>
-          <w:lang w:val="fr-BE"/>
-        </w:rPr>
-        <w:t>static</w:t>
-      </w:r>
-      <w:proofErr w:type="spellEnd"/>
+        <w:t>R1 (config-rtr) #</w:t>
+      </w:r>
+      <w:r>
+        <w:rPr>
+          <w:lang w:val="fr-BE"/>
+        </w:rPr>
+        <w:t>redistribute static</w:t>
+      </w:r>
     </w:p>
     <w:p>
       <w:pPr>
@@ -7880,15 +7079,7 @@
     </w:p>
     <w:p>
       <w:r>
-        <w:t>R1 (config-</w:t>
-      </w:r>
-      <w:proofErr w:type="spellStart"/>
-      <w:r>
-        <w:t>rtr</w:t>
-      </w:r>
-      <w:proofErr w:type="spellEnd"/>
-      <w:r>
-        <w:t xml:space="preserve">) #passive-interface default </w:t>
+        <w:t xml:space="preserve">R1 (config-rtr) #passive-interface default </w:t>
       </w:r>
     </w:p>
     <w:p>
@@ -7899,15 +7090,7 @@
         <w:t xml:space="preserve">1 </w:t>
       </w:r>
       <w:r>
-        <w:t>(config-</w:t>
-      </w:r>
-      <w:proofErr w:type="spellStart"/>
-      <w:r>
-        <w:t>rtr</w:t>
-      </w:r>
-      <w:proofErr w:type="spellEnd"/>
-      <w:r>
-        <w:t>)</w:t>
+        <w:t>(config-rtr)</w:t>
       </w:r>
       <w:r>
         <w:t xml:space="preserve"> </w:t>
@@ -7954,71 +7137,36 @@
     </w:p>
     <w:p>
       <w:r>
-        <w:t xml:space="preserve">R1 (config-if) #ipv6 </w:t>
-      </w:r>
-      <w:proofErr w:type="spellStart"/>
-      <w:r>
-        <w:t>eigrp</w:t>
-      </w:r>
-      <w:proofErr w:type="spellEnd"/>
-      <w:r>
-        <w:t xml:space="preserve"> 100</w:t>
-      </w:r>
-    </w:p>
-    <w:p>
-      <w:pPr>
-        <w:rPr>
-          <w:b/>
-          <w:bCs/>
-        </w:rPr>
-      </w:pPr>
-      <w:proofErr w:type="spellStart"/>
-      <w:r>
-        <w:rPr>
-          <w:b/>
-          <w:bCs/>
-        </w:rPr>
-        <w:t>Activer</w:t>
-      </w:r>
-      <w:proofErr w:type="spellEnd"/>
-      <w:r>
-        <w:rPr>
-          <w:b/>
-          <w:bCs/>
-        </w:rPr>
-        <w:t xml:space="preserve"> </w:t>
-      </w:r>
-      <w:proofErr w:type="spellStart"/>
-      <w:r>
-        <w:rPr>
-          <w:b/>
-          <w:bCs/>
-        </w:rPr>
-        <w:t>l’authentification</w:t>
-      </w:r>
-      <w:proofErr w:type="spellEnd"/>
-      <w:r>
-        <w:rPr>
-          <w:b/>
-          <w:bCs/>
-        </w:rPr>
-        <w:t xml:space="preserve"> </w:t>
-      </w:r>
-      <w:r>
-        <w:rPr>
-          <w:b/>
-          <w:bCs/>
-        </w:rPr>
-        <w:t xml:space="preserve">des </w:t>
-      </w:r>
-      <w:proofErr w:type="spellStart"/>
-      <w:proofErr w:type="gramStart"/>
-      <w:r>
-        <w:rPr>
-          <w:b/>
-          <w:bCs/>
-        </w:rPr>
-        <w:t>pa</w:t>
+        <w:t>R1 (config-if) #ipv6 eigrp 100</w:t>
+      </w:r>
+    </w:p>
+    <w:p>
+      <w:pPr>
+        <w:rPr>
+          <w:b/>
+          <w:bCs/>
+        </w:rPr>
+      </w:pPr>
+      <w:r>
+        <w:rPr>
+          <w:b/>
+          <w:bCs/>
+        </w:rPr>
+        <w:t xml:space="preserve">Activer </w:t>
+      </w:r>
+      <w:r>
+        <w:rPr>
+          <w:b/>
+          <w:bCs/>
+        </w:rPr>
+        <w:t xml:space="preserve">l’authentification </w:t>
+      </w:r>
+      <w:r>
+        <w:rPr>
+          <w:b/>
+          <w:bCs/>
+        </w:rPr>
+        <w:t>des pa</w:t>
       </w:r>
       <w:r>
         <w:rPr>
@@ -8032,50 +7180,17 @@
           <w:b/>
           <w:bCs/>
         </w:rPr>
-        <w:t>ets</w:t>
-      </w:r>
-      <w:proofErr w:type="spellEnd"/>
-      <w:r>
-        <w:rPr>
-          <w:b/>
-          <w:bCs/>
-        </w:rPr>
-        <w:t xml:space="preserve"> :</w:t>
-      </w:r>
-      <w:proofErr w:type="gramEnd"/>
-    </w:p>
-    <w:p>
-      <w:r>
-        <w:t xml:space="preserve">R1 (config-if) #ipv6 authentication mode </w:t>
-      </w:r>
-      <w:proofErr w:type="spellStart"/>
-      <w:r>
-        <w:t>eigrp</w:t>
-      </w:r>
-      <w:proofErr w:type="spellEnd"/>
-      <w:r>
-        <w:t xml:space="preserve"> 100 md5</w:t>
-      </w:r>
-    </w:p>
-    <w:p>
-      <w:r>
-        <w:t xml:space="preserve">R1 (config-if) #ipv6 authentication </w:t>
-      </w:r>
-      <w:proofErr w:type="gramStart"/>
-      <w:r>
-        <w:t>key-chain</w:t>
-      </w:r>
-      <w:proofErr w:type="gramEnd"/>
-      <w:r>
-        <w:t xml:space="preserve"> </w:t>
-      </w:r>
-      <w:proofErr w:type="spellStart"/>
-      <w:r>
-        <w:t>eigrp</w:t>
-      </w:r>
-      <w:proofErr w:type="spellEnd"/>
-      <w:r>
-        <w:t xml:space="preserve"> 100 EIGRP_KEY</w:t>
+        <w:t>ets :</w:t>
+      </w:r>
+    </w:p>
+    <w:p>
+      <w:r>
+        <w:t>R1 (config-if) #ipv6 authentication mode eigrp 100 md5</w:t>
+      </w:r>
+    </w:p>
+    <w:p>
+      <w:r>
+        <w:t>R1 (config-if) #ipv6 authentication key-chain eigrp 100 EIGRP_KEY</w:t>
       </w:r>
     </w:p>
     <w:p>
@@ -8109,31 +7224,7 @@
         <w:t xml:space="preserve"> </w:t>
       </w:r>
       <w:r>
-        <w:t xml:space="preserve">#ipv6 prefix-list DROP-CAFE-1 </w:t>
-      </w:r>
-      <w:proofErr w:type="spellStart"/>
-      <w:r>
-        <w:t>seq</w:t>
-      </w:r>
-      <w:proofErr w:type="spellEnd"/>
-      <w:r>
-        <w:t xml:space="preserve"> 10 deny 2001:db</w:t>
-      </w:r>
-      <w:proofErr w:type="gramStart"/>
-      <w:r>
-        <w:t>8:cafe</w:t>
-      </w:r>
-      <w:proofErr w:type="gramEnd"/>
-      <w:r>
-        <w:t>:</w:t>
-      </w:r>
-      <w:proofErr w:type="gramStart"/>
-      <w:r>
-        <w:t>1::/</w:t>
-      </w:r>
-      <w:proofErr w:type="gramEnd"/>
-      <w:r>
-        <w:t xml:space="preserve">64 </w:t>
+        <w:t xml:space="preserve">#ipv6 prefix-list DROP-CAFE-1 seq 10 deny 2001:db8:cafe:1::/64 </w:t>
       </w:r>
     </w:p>
     <w:p>
@@ -8150,23 +7241,7 @@
         <w:t xml:space="preserve"> </w:t>
       </w:r>
       <w:r>
-        <w:t xml:space="preserve">#ipv6 prefix-list DROP-CAFE-1 </w:t>
-      </w:r>
-      <w:proofErr w:type="spellStart"/>
-      <w:r>
-        <w:t>seq</w:t>
-      </w:r>
-      <w:proofErr w:type="spellEnd"/>
-      <w:r>
-        <w:t xml:space="preserve"> 20 </w:t>
-      </w:r>
-      <w:proofErr w:type="gramStart"/>
-      <w:r>
-        <w:t>permit :</w:t>
-      </w:r>
-      <w:proofErr w:type="gramEnd"/>
-      <w:r>
-        <w:t>:/0</w:t>
+        <w:t>#ipv6 prefix-list DROP-CAFE-1 seq 20 permit ::/0</w:t>
       </w:r>
     </w:p>
     <w:p>
@@ -8183,15 +7258,7 @@
         <w:t xml:space="preserve"> </w:t>
       </w:r>
       <w:r>
-        <w:t xml:space="preserve">#ipv6 router </w:t>
-      </w:r>
-      <w:proofErr w:type="spellStart"/>
-      <w:r>
-        <w:t>eigrp</w:t>
-      </w:r>
-      <w:proofErr w:type="spellEnd"/>
-      <w:r>
-        <w:t xml:space="preserve"> </w:t>
+        <w:t xml:space="preserve">#ipv6 router eigrp </w:t>
       </w:r>
       <w:r>
         <w:t>100</w:t>
@@ -8205,15 +7272,7 @@
         <w:t>1</w:t>
       </w:r>
       <w:r>
-        <w:t>(config-</w:t>
-      </w:r>
-      <w:proofErr w:type="spellStart"/>
-      <w:r>
-        <w:t>rtr</w:t>
-      </w:r>
-      <w:proofErr w:type="spellEnd"/>
-      <w:r>
-        <w:t>)</w:t>
+        <w:t>(config-rtr)</w:t>
       </w:r>
       <w:r>
         <w:t xml:space="preserve"> </w:t>
@@ -8250,40 +7309,23 @@
         <w:t xml:space="preserve"> </w:t>
       </w:r>
       <w:r>
-        <w:t xml:space="preserve">#router </w:t>
-      </w:r>
-      <w:proofErr w:type="spellStart"/>
-      <w:r>
-        <w:t>eigrp</w:t>
-      </w:r>
-      <w:proofErr w:type="spellEnd"/>
-      <w:r>
-        <w:t xml:space="preserve"> MYNAME</w:t>
-      </w:r>
-    </w:p>
-    <w:p>
-      <w:pPr>
-        <w:rPr>
-          <w:b/>
-          <w:bCs/>
-        </w:rPr>
-      </w:pPr>
-      <w:r>
-        <w:rPr>
-          <w:b/>
-          <w:bCs/>
-        </w:rPr>
-        <w:t>Pour les ipv</w:t>
-      </w:r>
-      <w:proofErr w:type="gramStart"/>
-      <w:r>
-        <w:rPr>
-          <w:b/>
-          <w:bCs/>
-        </w:rPr>
-        <w:t>4 :</w:t>
-      </w:r>
-      <w:proofErr w:type="gramEnd"/>
+        <w:t>#router eigrp MYNAME</w:t>
+      </w:r>
+    </w:p>
+    <w:p>
+      <w:pPr>
+        <w:rPr>
+          <w:b/>
+          <w:bCs/>
+        </w:rPr>
+      </w:pPr>
+      <w:r>
+        <w:rPr>
+          <w:b/>
+          <w:bCs/>
+        </w:rPr>
+        <w:t>Pour les ipv4 :</w:t>
+      </w:r>
     </w:p>
     <w:p>
       <w:r>
@@ -8313,13 +7355,8 @@
         <w:t>(config-router</w:t>
       </w:r>
       <w:r>
-        <w:t>-</w:t>
-      </w:r>
-      <w:proofErr w:type="spellStart"/>
-      <w:r>
-        <w:t>af</w:t>
-      </w:r>
-      <w:proofErr w:type="spellEnd"/>
+        <w:t>-af</w:t>
+      </w:r>
       <w:r>
         <w:t>)</w:t>
       </w:r>
@@ -8338,15 +7375,7 @@
         <w:t xml:space="preserve"> </w:t>
       </w:r>
       <w:r>
-        <w:t>(config-router-</w:t>
-      </w:r>
-      <w:proofErr w:type="spellStart"/>
-      <w:r>
-        <w:t>af</w:t>
-      </w:r>
-      <w:proofErr w:type="spellEnd"/>
-      <w:r>
-        <w:t>)</w:t>
+        <w:t>(config-router-af)</w:t>
       </w:r>
       <w:r>
         <w:t xml:space="preserve"> </w:t>
@@ -8394,21 +7423,7 @@
         <w:rPr>
           <w:lang w:val="fr-BE"/>
         </w:rPr>
-        <w:t>(config-router-</w:t>
-      </w:r>
-      <w:proofErr w:type="spellStart"/>
-      <w:r>
-        <w:rPr>
-          <w:lang w:val="fr-BE"/>
-        </w:rPr>
-        <w:t>af</w:t>
-      </w:r>
-      <w:proofErr w:type="spellEnd"/>
-      <w:r>
-        <w:rPr>
-          <w:lang w:val="fr-BE"/>
-        </w:rPr>
-        <w:t>)</w:t>
+        <w:t>(config-router-af)</w:t>
       </w:r>
       <w:r>
         <w:rPr>
@@ -8431,15 +7446,7 @@
         <w:t xml:space="preserve"> </w:t>
       </w:r>
       <w:r>
-        <w:t>(config-router-</w:t>
-      </w:r>
-      <w:proofErr w:type="spellStart"/>
-      <w:r>
-        <w:t>af</w:t>
-      </w:r>
-      <w:proofErr w:type="spellEnd"/>
-      <w:r>
-        <w:t>-if)</w:t>
+        <w:t>(config-router-af-if)</w:t>
       </w:r>
       <w:r>
         <w:t xml:space="preserve"> </w:t>
@@ -8456,15 +7463,7 @@
         <w:t xml:space="preserve"> </w:t>
       </w:r>
       <w:r>
-        <w:t>(config-router-</w:t>
-      </w:r>
-      <w:proofErr w:type="spellStart"/>
-      <w:r>
-        <w:t>af</w:t>
-      </w:r>
-      <w:proofErr w:type="spellEnd"/>
-      <w:r>
-        <w:t>-if)</w:t>
+        <w:t>(config-router-af-if)</w:t>
       </w:r>
       <w:r>
         <w:t xml:space="preserve"> </w:t>
@@ -8481,15 +7480,7 @@
         <w:t xml:space="preserve"> </w:t>
       </w:r>
       <w:r>
-        <w:t>(config-router-</w:t>
-      </w:r>
-      <w:proofErr w:type="spellStart"/>
-      <w:r>
-        <w:t>af</w:t>
-      </w:r>
-      <w:proofErr w:type="spellEnd"/>
-      <w:r>
-        <w:t>-if)</w:t>
+        <w:t>(config-router-af-if)</w:t>
       </w:r>
       <w:r>
         <w:t xml:space="preserve"> </w:t>
@@ -8537,21 +7528,7 @@
         <w:rPr>
           <w:lang w:val="fr-BE"/>
         </w:rPr>
-        <w:t>(config-router-</w:t>
-      </w:r>
-      <w:proofErr w:type="spellStart"/>
-      <w:r>
-        <w:rPr>
-          <w:lang w:val="fr-BE"/>
-        </w:rPr>
-        <w:t>af</w:t>
-      </w:r>
-      <w:proofErr w:type="spellEnd"/>
-      <w:r>
-        <w:rPr>
-          <w:lang w:val="fr-BE"/>
-        </w:rPr>
-        <w:t>-if)</w:t>
+        <w:t>(config-router-af-if)</w:t>
       </w:r>
       <w:r>
         <w:rPr>
@@ -8574,29 +7551,13 @@
         <w:t xml:space="preserve"> </w:t>
       </w:r>
       <w:r>
-        <w:t>(config-router-</w:t>
-      </w:r>
-      <w:proofErr w:type="spellStart"/>
-      <w:r>
-        <w:t>af</w:t>
-      </w:r>
-      <w:proofErr w:type="spellEnd"/>
-      <w:r>
-        <w:t>-if)</w:t>
-      </w:r>
-      <w:r>
-        <w:t xml:space="preserve"> </w:t>
-      </w:r>
-      <w:r>
-        <w:t xml:space="preserve">#authentication </w:t>
-      </w:r>
-      <w:proofErr w:type="gramStart"/>
-      <w:r>
-        <w:t>key-chain</w:t>
-      </w:r>
-      <w:proofErr w:type="gramEnd"/>
-      <w:r>
-        <w:t xml:space="preserve"> EIGRP_KEY</w:t>
+        <w:t>(config-router-af-if)</w:t>
+      </w:r>
+      <w:r>
+        <w:t xml:space="preserve"> </w:t>
+      </w:r>
+      <w:r>
+        <w:t>#authentication key-chain EIGRP_KEY</w:t>
       </w:r>
     </w:p>
     <w:p>
@@ -8650,48 +7611,20 @@
         <w:rPr>
           <w:lang w:val="fr-BE"/>
         </w:rPr>
-        <w:t xml:space="preserve">#address-family ipv6 </w:t>
-      </w:r>
-      <w:proofErr w:type="spellStart"/>
-      <w:r>
-        <w:rPr>
-          <w:lang w:val="fr-BE"/>
-        </w:rPr>
-        <w:t>autonomous</w:t>
-      </w:r>
-      <w:proofErr w:type="spellEnd"/>
-      <w:r>
-        <w:rPr>
-          <w:lang w:val="fr-BE"/>
-        </w:rPr>
-        <w:t>-system 100</w:t>
-      </w:r>
-    </w:p>
-    <w:p>
-      <w:pPr>
-        <w:rPr>
-          <w:lang w:val="fr-BE"/>
-        </w:rPr>
-      </w:pPr>
-      <w:r>
-        <w:rPr>
-          <w:lang w:val="fr-BE"/>
-        </w:rPr>
-        <w:t>R1 (config-router-</w:t>
-      </w:r>
-      <w:proofErr w:type="spellStart"/>
-      <w:r>
-        <w:rPr>
-          <w:lang w:val="fr-BE"/>
-        </w:rPr>
-        <w:t>af</w:t>
-      </w:r>
-      <w:proofErr w:type="spellEnd"/>
-      <w:r>
-        <w:rPr>
-          <w:lang w:val="fr-BE"/>
-        </w:rPr>
-        <w:t>) #eigrp router-id 1.1.1.1</w:t>
+        <w:t>#address-family ipv6 autonomous-system 100</w:t>
+      </w:r>
+    </w:p>
+    <w:p>
+      <w:pPr>
+        <w:rPr>
+          <w:lang w:val="fr-BE"/>
+        </w:rPr>
+      </w:pPr>
+      <w:r>
+        <w:rPr>
+          <w:lang w:val="fr-BE"/>
+        </w:rPr>
+        <w:t>R1 (config-router-af) #eigrp router-id 1.1.1.1</w:t>
       </w:r>
     </w:p>
     <w:p>
@@ -8739,21 +7672,7 @@
         <w:rPr>
           <w:lang w:val="fr-BE"/>
         </w:rPr>
-        <w:t>(config-router-</w:t>
-      </w:r>
-      <w:proofErr w:type="spellStart"/>
-      <w:r>
-        <w:rPr>
-          <w:lang w:val="fr-BE"/>
-        </w:rPr>
-        <w:t>af</w:t>
-      </w:r>
-      <w:proofErr w:type="spellEnd"/>
-      <w:r>
-        <w:rPr>
-          <w:lang w:val="fr-BE"/>
-        </w:rPr>
-        <w:t>)</w:t>
+        <w:t>(config-router-af)</w:t>
       </w:r>
       <w:r>
         <w:rPr>
@@ -8792,21 +7711,7 @@
         <w:rPr>
           <w:lang w:val="fr-BE"/>
         </w:rPr>
-        <w:t>(config-router-</w:t>
-      </w:r>
-      <w:proofErr w:type="spellStart"/>
-      <w:r>
-        <w:rPr>
-          <w:lang w:val="fr-BE"/>
-        </w:rPr>
-        <w:t>af</w:t>
-      </w:r>
-      <w:proofErr w:type="spellEnd"/>
-      <w:r>
-        <w:rPr>
-          <w:lang w:val="fr-BE"/>
-        </w:rPr>
-        <w:t>-interface)</w:t>
+        <w:t>(config-router-af-interface)</w:t>
       </w:r>
       <w:r>
         <w:rPr>
@@ -8868,21 +7773,7 @@
         <w:rPr>
           <w:lang w:val="fr-BE"/>
         </w:rPr>
-        <w:t>(config-router-</w:t>
-      </w:r>
-      <w:proofErr w:type="spellStart"/>
-      <w:r>
-        <w:rPr>
-          <w:lang w:val="fr-BE"/>
-        </w:rPr>
-        <w:t>af</w:t>
-      </w:r>
-      <w:proofErr w:type="spellEnd"/>
-      <w:r>
-        <w:rPr>
-          <w:lang w:val="fr-BE"/>
-        </w:rPr>
-        <w:t>)</w:t>
+        <w:t>(config-router-af)</w:t>
       </w:r>
       <w:r>
         <w:rPr>
@@ -8905,15 +7796,7 @@
         <w:t xml:space="preserve">1 </w:t>
       </w:r>
       <w:r>
-        <w:t>(config-router-</w:t>
-      </w:r>
-      <w:proofErr w:type="spellStart"/>
-      <w:r>
-        <w:t>af</w:t>
-      </w:r>
-      <w:proofErr w:type="spellEnd"/>
-      <w:r>
-        <w:t>-interface)</w:t>
+        <w:t>(config-router-af-interface)</w:t>
       </w:r>
       <w:r>
         <w:t xml:space="preserve"> </w:t>
@@ -8961,21 +7844,7 @@
         <w:rPr>
           <w:lang w:val="fr-BE"/>
         </w:rPr>
-        <w:t>(config-router-</w:t>
-      </w:r>
-      <w:proofErr w:type="spellStart"/>
-      <w:r>
-        <w:rPr>
-          <w:lang w:val="fr-BE"/>
-        </w:rPr>
-        <w:t>af</w:t>
-      </w:r>
-      <w:proofErr w:type="spellEnd"/>
-      <w:r>
-        <w:rPr>
-          <w:lang w:val="fr-BE"/>
-        </w:rPr>
-        <w:t>)</w:t>
+        <w:t>(config-router-af)</w:t>
       </w:r>
       <w:r>
         <w:rPr>
@@ -8998,15 +7867,7 @@
         <w:t xml:space="preserve"> </w:t>
       </w:r>
       <w:r>
-        <w:t>(config-router-</w:t>
-      </w:r>
-      <w:proofErr w:type="spellStart"/>
-      <w:r>
-        <w:t>af</w:t>
-      </w:r>
-      <w:proofErr w:type="spellEnd"/>
-      <w:r>
-        <w:t>-if)</w:t>
+        <w:t>(config-router-af-if)</w:t>
       </w:r>
       <w:r>
         <w:t xml:space="preserve"> </w:t>
@@ -9023,15 +7884,7 @@
         <w:t xml:space="preserve"> </w:t>
       </w:r>
       <w:r>
-        <w:t>(config-router-</w:t>
-      </w:r>
-      <w:proofErr w:type="spellStart"/>
-      <w:r>
-        <w:t>af</w:t>
-      </w:r>
-      <w:proofErr w:type="spellEnd"/>
-      <w:r>
-        <w:t>-if)</w:t>
+        <w:t>(config-router-af-if)</w:t>
       </w:r>
       <w:r>
         <w:t xml:space="preserve"> </w:t>
@@ -9048,15 +7901,7 @@
         <w:t xml:space="preserve"> </w:t>
       </w:r>
       <w:r>
-        <w:t>(config-router-</w:t>
-      </w:r>
-      <w:proofErr w:type="spellStart"/>
-      <w:r>
-        <w:t>af</w:t>
-      </w:r>
-      <w:proofErr w:type="spellEnd"/>
-      <w:r>
-        <w:t>-if)</w:t>
+        <w:t>(config-router-af-if)</w:t>
       </w:r>
       <w:r>
         <w:t xml:space="preserve"> </w:t>
@@ -9092,21 +7937,7 @@
         <w:rPr>
           <w:lang w:val="fr-BE"/>
         </w:rPr>
-        <w:t>R1 (config-router-</w:t>
-      </w:r>
-      <w:proofErr w:type="spellStart"/>
-      <w:r>
-        <w:rPr>
-          <w:lang w:val="fr-BE"/>
-        </w:rPr>
-        <w:t>af</w:t>
-      </w:r>
-      <w:proofErr w:type="spellEnd"/>
-      <w:r>
-        <w:rPr>
-          <w:lang w:val="fr-BE"/>
-        </w:rPr>
-        <w:t>-if) #passive-interface</w:t>
+        <w:t>R1 (config-router-af-if) #passive-interface</w:t>
       </w:r>
     </w:p>
     <w:p>
@@ -9174,21 +8005,7 @@
         <w:rPr>
           <w:lang w:val="fr-BE"/>
         </w:rPr>
-        <w:t>(config-router-</w:t>
-      </w:r>
-      <w:proofErr w:type="spellStart"/>
-      <w:r>
-        <w:rPr>
-          <w:lang w:val="fr-BE"/>
-        </w:rPr>
-        <w:t>af</w:t>
-      </w:r>
-      <w:proofErr w:type="spellEnd"/>
-      <w:r>
-        <w:rPr>
-          <w:lang w:val="fr-BE"/>
-        </w:rPr>
-        <w:t>-if)</w:t>
+        <w:t>(config-router-af-if)</w:t>
       </w:r>
       <w:r>
         <w:rPr>
@@ -9225,81 +8042,35 @@
         <w:rPr>
           <w:lang w:val="fr-BE"/>
         </w:rPr>
-        <w:t>(config-router-</w:t>
-      </w:r>
-      <w:proofErr w:type="spellStart"/>
-      <w:r>
-        <w:rPr>
-          <w:lang w:val="fr-BE"/>
-        </w:rPr>
-        <w:t>af</w:t>
-      </w:r>
-      <w:proofErr w:type="spellEnd"/>
-      <w:r>
-        <w:rPr>
-          <w:lang w:val="fr-BE"/>
-        </w:rPr>
-        <w:t>-if)</w:t>
-      </w:r>
-      <w:r>
-        <w:rPr>
-          <w:lang w:val="fr-BE"/>
-        </w:rPr>
-        <w:t xml:space="preserve"> </w:t>
-      </w:r>
-      <w:r>
-        <w:rPr>
-          <w:lang w:val="fr-BE"/>
-        </w:rPr>
-        <w:t>#authentication key-</w:t>
-      </w:r>
-      <w:proofErr w:type="spellStart"/>
-      <w:r>
-        <w:rPr>
-          <w:lang w:val="fr-BE"/>
-        </w:rPr>
-        <w:t>chain</w:t>
-      </w:r>
-      <w:proofErr w:type="spellEnd"/>
-      <w:r>
-        <w:rPr>
-          <w:lang w:val="fr-BE"/>
-        </w:rPr>
-        <w:t xml:space="preserve"> EIGRP_KEY</w:t>
-      </w:r>
-    </w:p>
-    <w:p>
-      <w:pPr>
-        <w:rPr>
-          <w:b/>
-          <w:bCs/>
-        </w:rPr>
-      </w:pPr>
-      <w:proofErr w:type="spellStart"/>
-      <w:r>
-        <w:rPr>
-          <w:b/>
-          <w:bCs/>
-        </w:rPr>
-        <w:t>Activer</w:t>
-      </w:r>
-      <w:proofErr w:type="spellEnd"/>
-      <w:r>
-        <w:rPr>
-          <w:b/>
-          <w:bCs/>
-        </w:rPr>
-        <w:t xml:space="preserve"> le load-</w:t>
-      </w:r>
-      <w:proofErr w:type="gramStart"/>
-      <w:r>
-        <w:rPr>
-          <w:b/>
-          <w:bCs/>
-        </w:rPr>
-        <w:t>balancing :</w:t>
-      </w:r>
-      <w:proofErr w:type="gramEnd"/>
+        <w:t>(config-router-af-if)</w:t>
+      </w:r>
+      <w:r>
+        <w:rPr>
+          <w:lang w:val="fr-BE"/>
+        </w:rPr>
+        <w:t xml:space="preserve"> </w:t>
+      </w:r>
+      <w:r>
+        <w:rPr>
+          <w:lang w:val="fr-BE"/>
+        </w:rPr>
+        <w:t>#authentication key-chain EIGRP_KEY</w:t>
+      </w:r>
+    </w:p>
+    <w:p>
+      <w:pPr>
+        <w:rPr>
+          <w:b/>
+          <w:bCs/>
+        </w:rPr>
+      </w:pPr>
+      <w:r>
+        <w:rPr>
+          <w:b/>
+          <w:bCs/>
+        </w:rPr>
+        <w:t>Activer le load-balancing :</w:t>
+      </w:r>
     </w:p>
     <w:p>
       <w:r>
@@ -9309,15 +8080,7 @@
         <w:t xml:space="preserve">1 </w:t>
       </w:r>
       <w:r>
-        <w:t>(config-router-</w:t>
-      </w:r>
-      <w:proofErr w:type="spellStart"/>
-      <w:r>
-        <w:t>af</w:t>
-      </w:r>
-      <w:proofErr w:type="spellEnd"/>
-      <w:r>
-        <w:t>)</w:t>
+        <w:t>(config-router-af)</w:t>
       </w:r>
       <w:r>
         <w:t xml:space="preserve"> </w:t>
@@ -9334,15 +8097,7 @@
         <w:t xml:space="preserve">1 </w:t>
       </w:r>
       <w:r>
-        <w:t>(config-router-</w:t>
-      </w:r>
-      <w:proofErr w:type="spellStart"/>
-      <w:r>
-        <w:t>af</w:t>
-      </w:r>
-      <w:proofErr w:type="spellEnd"/>
-      <w:r>
-        <w:t>-topology)</w:t>
+        <w:t>(config-router-af-topology)</w:t>
       </w:r>
       <w:r>
         <w:t xml:space="preserve"> </w:t>
@@ -9398,16 +8153,8 @@
         <w:rPr>
           <w:lang w:val="fr-BE"/>
         </w:rPr>
-        <w:t xml:space="preserve">R1 #show </w:t>
-      </w:r>
-      <w:proofErr w:type="spellStart"/>
-      <w:r>
-        <w:rPr>
-          <w:lang w:val="fr-BE"/>
-        </w:rPr>
-        <w:t>access-lists</w:t>
-      </w:r>
-      <w:proofErr w:type="spellEnd"/>
+        <w:t>R1 #show access-lists</w:t>
+      </w:r>
     </w:p>
     <w:p>
       <w:pPr>
@@ -9460,21 +8207,7 @@
         <w:rPr>
           <w:lang w:val="fr-BE"/>
         </w:rPr>
-        <w:t xml:space="preserve">R2 #show </w:t>
-      </w:r>
-      <w:proofErr w:type="spellStart"/>
-      <w:r>
-        <w:rPr>
-          <w:lang w:val="fr-BE"/>
-        </w:rPr>
-        <w:t>int</w:t>
-      </w:r>
-      <w:proofErr w:type="spellEnd"/>
-      <w:r>
-        <w:rPr>
-          <w:lang w:val="fr-BE"/>
-        </w:rPr>
-        <w:t xml:space="preserve"> g0/0</w:t>
+        <w:t>R2 #show int g0/0</w:t>
       </w:r>
     </w:p>
     <w:p>
@@ -9509,21 +8242,7 @@
         <w:rPr>
           <w:lang w:val="en-US"/>
         </w:rPr>
-        <w:t>R1 (config-</w:t>
-      </w:r>
-      <w:proofErr w:type="gramStart"/>
-      <w:r>
-        <w:rPr>
-          <w:lang w:val="en-US"/>
-        </w:rPr>
-        <w:t>if) #</w:t>
-      </w:r>
-      <w:proofErr w:type="gramEnd"/>
-      <w:r>
-        <w:rPr>
-          <w:lang w:val="en-US"/>
-        </w:rPr>
-        <w:t>ip access-group </w:t>
+        <w:t>R1 (config-if) #ip access-group </w:t>
       </w:r>
       <w:bookmarkStart w:id="31" w:name="_Hlk215728148"/>
       <w:r>
@@ -9578,35 +8297,7 @@
         <w:rPr>
           <w:lang w:val="en-US"/>
         </w:rPr>
-        <w:t>R1 (config-</w:t>
-      </w:r>
-      <w:proofErr w:type="gramStart"/>
-      <w:r>
-        <w:rPr>
-          <w:lang w:val="en-US"/>
-        </w:rPr>
-        <w:t>if) #</w:t>
-      </w:r>
-      <w:proofErr w:type="gramEnd"/>
-      <w:r>
-        <w:rPr>
-          <w:lang w:val="en-US"/>
-        </w:rPr>
-        <w:t xml:space="preserve">no </w:t>
-      </w:r>
-      <w:proofErr w:type="spellStart"/>
-      <w:r>
-        <w:rPr>
-          <w:lang w:val="en-US"/>
-        </w:rPr>
-        <w:t>ip</w:t>
-      </w:r>
-      <w:proofErr w:type="spellEnd"/>
-      <w:r>
-        <w:rPr>
-          <w:lang w:val="en-US"/>
-        </w:rPr>
-        <w:t xml:space="preserve"> access-group</w:t>
+        <w:t>R1 (config-if) #no ip access-group</w:t>
       </w:r>
       <w:r>
         <w:rPr>
@@ -9689,62 +8380,20 @@
         <w:rPr>
           <w:lang w:val="en-US"/>
         </w:rPr>
-        <w:t>R1 (config</w:t>
-      </w:r>
-      <w:proofErr w:type="gramStart"/>
-      <w:r>
+        <w:t>R1 (config) #line vty 0 4</w:t>
+      </w:r>
+    </w:p>
+    <w:p>
+      <w:pPr>
         <w:rPr>
           <w:lang w:val="en-US"/>
         </w:rPr>
-        <w:t>) #line</w:t>
-      </w:r>
-      <w:proofErr w:type="gramEnd"/>
+      </w:pPr>
       <w:r>
         <w:rPr>
           <w:lang w:val="en-US"/>
         </w:rPr>
-        <w:t xml:space="preserve"> </w:t>
-      </w:r>
-      <w:proofErr w:type="spellStart"/>
-      <w:r>
-        <w:rPr>
-          <w:lang w:val="en-US"/>
-        </w:rPr>
-        <w:t>vty</w:t>
-      </w:r>
-      <w:proofErr w:type="spellEnd"/>
-      <w:r>
-        <w:rPr>
-          <w:lang w:val="en-US"/>
-        </w:rPr>
-        <w:t xml:space="preserve"> 0 4</w:t>
-      </w:r>
-    </w:p>
-    <w:p>
-      <w:pPr>
-        <w:rPr>
-          <w:lang w:val="en-US"/>
-        </w:rPr>
-      </w:pPr>
-      <w:r>
-        <w:rPr>
-          <w:lang w:val="en-US"/>
-        </w:rPr>
-        <w:t>R1 (config-</w:t>
-      </w:r>
-      <w:proofErr w:type="gramStart"/>
-      <w:r>
-        <w:rPr>
-          <w:lang w:val="en-US"/>
-        </w:rPr>
-        <w:t>line) #</w:t>
-      </w:r>
-      <w:proofErr w:type="gramEnd"/>
-      <w:r>
-        <w:rPr>
-          <w:lang w:val="en-US"/>
-        </w:rPr>
-        <w:t xml:space="preserve">access-class </w:t>
+        <w:t xml:space="preserve">R1 (config-line) #access-class </w:t>
       </w:r>
       <w:r>
         <w:rPr>
@@ -9801,62 +8450,20 @@
           <w:bCs/>
           <w:lang w:val="en-US"/>
         </w:rPr>
-        <w:t xml:space="preserve">Suppression </w:t>
-      </w:r>
-      <w:proofErr w:type="spellStart"/>
-      <w:r>
-        <w:rPr>
-          <w:b/>
-          <w:bCs/>
+        <w:t>Suppression d’une ACL :</w:t>
+      </w:r>
+    </w:p>
+    <w:p>
+      <w:pPr>
+        <w:rPr>
           <w:lang w:val="en-US"/>
         </w:rPr>
-        <w:t>d’une</w:t>
-      </w:r>
-      <w:proofErr w:type="spellEnd"/>
-      <w:r>
-        <w:rPr>
-          <w:b/>
-          <w:bCs/>
+      </w:pPr>
+      <w:r>
+        <w:rPr>
           <w:lang w:val="en-US"/>
         </w:rPr>
-        <w:t xml:space="preserve"> </w:t>
-      </w:r>
-      <w:proofErr w:type="gramStart"/>
-      <w:r>
-        <w:rPr>
-          <w:b/>
-          <w:bCs/>
-          <w:lang w:val="en-US"/>
-        </w:rPr>
-        <w:t>ACL :</w:t>
-      </w:r>
-      <w:proofErr w:type="gramEnd"/>
-    </w:p>
-    <w:p>
-      <w:pPr>
-        <w:rPr>
-          <w:lang w:val="en-US"/>
-        </w:rPr>
-      </w:pPr>
-      <w:r>
-        <w:rPr>
-          <w:lang w:val="en-US"/>
-        </w:rPr>
-        <w:t>R1 (</w:t>
-      </w:r>
-      <w:proofErr w:type="gramStart"/>
-      <w:r>
-        <w:rPr>
-          <w:lang w:val="en-US"/>
-        </w:rPr>
-        <w:t>config) #</w:t>
-      </w:r>
-      <w:proofErr w:type="gramEnd"/>
-      <w:r>
-        <w:rPr>
-          <w:lang w:val="en-US"/>
-        </w:rPr>
-        <w:t xml:space="preserve">no access-list </w:t>
+        <w:t xml:space="preserve">R1 (config) #no access-list </w:t>
       </w:r>
       <w:r>
         <w:rPr>
@@ -9968,15 +8575,7 @@
     </w:p>
     <w:p>
       <w:r>
-        <w:t>R1(config-std-</w:t>
-      </w:r>
-      <w:proofErr w:type="spellStart"/>
-      <w:r>
-        <w:t>nacl</w:t>
-      </w:r>
-      <w:proofErr w:type="spellEnd"/>
-      <w:r>
-        <w:t>)</w:t>
+        <w:t>R1(config-std-nacl)</w:t>
       </w:r>
       <w:r>
         <w:t xml:space="preserve"> </w:t>
@@ -9987,15 +8586,7 @@
     </w:p>
     <w:p>
       <w:r>
-        <w:t>R1(config-std-</w:t>
-      </w:r>
-      <w:proofErr w:type="spellStart"/>
-      <w:r>
-        <w:t>nacl</w:t>
-      </w:r>
-      <w:proofErr w:type="spellEnd"/>
-      <w:r>
-        <w:t>)</w:t>
+        <w:t>R1(config-std-nacl)</w:t>
       </w:r>
       <w:r>
         <w:t xml:space="preserve"> </w:t>
@@ -10006,15 +8597,7 @@
     </w:p>
     <w:p>
       <w:r>
-        <w:t>R1(config-std-</w:t>
-      </w:r>
-      <w:proofErr w:type="spellStart"/>
-      <w:r>
-        <w:t>nacl</w:t>
-      </w:r>
-      <w:proofErr w:type="spellEnd"/>
-      <w:r>
-        <w:t>)</w:t>
+        <w:t>R1(config-std-nacl)</w:t>
       </w:r>
       <w:r>
         <w:t xml:space="preserve"> </w:t>
@@ -10061,190 +8644,106 @@
         <w:rPr>
           <w:lang w:val="en-US"/>
         </w:rPr>
-        <w:t>(</w:t>
-      </w:r>
-      <w:proofErr w:type="gramStart"/>
+        <w:t>(config)</w:t>
+      </w:r>
       <w:r>
         <w:rPr>
           <w:lang w:val="en-US"/>
         </w:rPr>
-        <w:t>config)</w:t>
+        <w:t xml:space="preserve"> </w:t>
       </w:r>
       <w:r>
         <w:rPr>
           <w:lang w:val="en-US"/>
         </w:rPr>
-        <w:t xml:space="preserve"> </w:t>
-      </w:r>
-      <w:r>
+        <w:t>#access-list access-list-number {deny | permit | remark text} protocol source source-wildcard [operator {port}] destination destination-wildcard [operator {port}] [established] [log]</w:t>
+      </w:r>
+    </w:p>
+    <w:p>
+      <w:pPr>
+        <w:rPr>
+          <w:b/>
+          <w:bCs/>
+          <w:lang w:val="fr-BE"/>
+        </w:rPr>
+      </w:pPr>
+      <w:r>
+        <w:rPr>
+          <w:b/>
+          <w:bCs/>
+          <w:lang w:val="fr-BE"/>
+        </w:rPr>
+        <w:t xml:space="preserve">Création d’une ACL </w:t>
+      </w:r>
+      <w:r>
+        <w:rPr>
+          <w:b/>
+          <w:bCs/>
+          <w:lang w:val="fr-BE"/>
+        </w:rPr>
+        <w:t>étendue</w:t>
+      </w:r>
+      <w:r>
+        <w:rPr>
+          <w:b/>
+          <w:bCs/>
+          <w:lang w:val="fr-BE"/>
+        </w:rPr>
+        <w:t> :</w:t>
+      </w:r>
+    </w:p>
+    <w:p>
+      <w:pPr>
+        <w:rPr>
+          <w:lang w:val="fr-BE"/>
+        </w:rPr>
+      </w:pPr>
+      <w:r>
+        <w:rPr>
+          <w:lang w:val="fr-BE"/>
+        </w:rPr>
+        <w:t>R1 (config) #access-list 100 permit tcp 192.168.10.0 0.0.0.255 any eq www</w:t>
+      </w:r>
+      <w:r>
+        <w:rPr>
+          <w:lang w:val="fr-BE"/>
+        </w:rPr>
+        <w:tab/>
+      </w:r>
+    </w:p>
+    <w:p>
+      <w:pPr>
+        <w:rPr>
+          <w:b/>
+          <w:bCs/>
+          <w:lang w:val="fr-BE"/>
+        </w:rPr>
+      </w:pPr>
+      <w:r>
+        <w:rPr>
+          <w:b/>
+          <w:bCs/>
+          <w:lang w:val="fr-BE"/>
+        </w:rPr>
+        <w:t>Création d’une ACL étendue nommée :</w:t>
+      </w:r>
+    </w:p>
+    <w:p>
+      <w:r>
+        <w:t>R1 (config) #ip access-list extended FTP-FILTER</w:t>
+      </w:r>
+    </w:p>
+    <w:p>
+      <w:pPr>
         <w:rPr>
           <w:lang w:val="en-US"/>
         </w:rPr>
-        <w:t>#</w:t>
-      </w:r>
-      <w:proofErr w:type="gramEnd"/>
+      </w:pPr>
       <w:r>
         <w:rPr>
           <w:lang w:val="en-US"/>
         </w:rPr>
-        <w:t>access-list access-list-number {deny | permit | remark text} protocol source source-wildcard [operator {port}] destination destination-wildcard [operator {port}] [established] [log]</w:t>
-      </w:r>
-    </w:p>
-    <w:p>
-      <w:pPr>
-        <w:rPr>
-          <w:b/>
-          <w:bCs/>
-          <w:lang w:val="fr-BE"/>
-        </w:rPr>
-      </w:pPr>
-      <w:r>
-        <w:rPr>
-          <w:b/>
-          <w:bCs/>
-          <w:lang w:val="fr-BE"/>
-        </w:rPr>
-        <w:t xml:space="preserve">Création d’une ACL </w:t>
-      </w:r>
-      <w:r>
-        <w:rPr>
-          <w:b/>
-          <w:bCs/>
-          <w:lang w:val="fr-BE"/>
-        </w:rPr>
-        <w:t>étendue</w:t>
-      </w:r>
-      <w:r>
-        <w:rPr>
-          <w:b/>
-          <w:bCs/>
-          <w:lang w:val="fr-BE"/>
-        </w:rPr>
-        <w:t> :</w:t>
-      </w:r>
-    </w:p>
-    <w:p>
-      <w:pPr>
-        <w:rPr>
-          <w:lang w:val="fr-BE"/>
-        </w:rPr>
-      </w:pPr>
-      <w:r>
-        <w:rPr>
-          <w:lang w:val="fr-BE"/>
-        </w:rPr>
-        <w:t xml:space="preserve">R1 (config) #access-list 100 permit </w:t>
-      </w:r>
-      <w:proofErr w:type="spellStart"/>
-      <w:r>
-        <w:rPr>
-          <w:lang w:val="fr-BE"/>
-        </w:rPr>
-        <w:t>tcp</w:t>
-      </w:r>
-      <w:proofErr w:type="spellEnd"/>
-      <w:r>
-        <w:rPr>
-          <w:lang w:val="fr-BE"/>
-        </w:rPr>
-        <w:t xml:space="preserve"> 192.168.10.0 0.0.0.255 </w:t>
-      </w:r>
-      <w:proofErr w:type="spellStart"/>
-      <w:r>
-        <w:rPr>
-          <w:lang w:val="fr-BE"/>
-        </w:rPr>
-        <w:t>any</w:t>
-      </w:r>
-      <w:proofErr w:type="spellEnd"/>
-      <w:r>
-        <w:rPr>
-          <w:lang w:val="fr-BE"/>
-        </w:rPr>
-        <w:t xml:space="preserve"> eq www</w:t>
-      </w:r>
-      <w:r>
-        <w:rPr>
-          <w:lang w:val="fr-BE"/>
-        </w:rPr>
-        <w:tab/>
-      </w:r>
-    </w:p>
-    <w:p>
-      <w:pPr>
-        <w:rPr>
-          <w:b/>
-          <w:bCs/>
-          <w:lang w:val="fr-BE"/>
-        </w:rPr>
-      </w:pPr>
-      <w:r>
-        <w:rPr>
-          <w:b/>
-          <w:bCs/>
-          <w:lang w:val="fr-BE"/>
-        </w:rPr>
-        <w:t>Création d’une ACL étendue nommée :</w:t>
-      </w:r>
-    </w:p>
-    <w:p>
-      <w:r>
-        <w:t>R1 (config) #ip access-list extended FTP-FILTER</w:t>
-      </w:r>
-    </w:p>
-    <w:p>
-      <w:pPr>
-        <w:rPr>
-          <w:lang w:val="en-US"/>
-        </w:rPr>
-      </w:pPr>
-      <w:r>
-        <w:rPr>
-          <w:lang w:val="en-US"/>
-        </w:rPr>
-        <w:t>R1 (config-</w:t>
-      </w:r>
-      <w:proofErr w:type="spellStart"/>
-      <w:r>
-        <w:rPr>
-          <w:lang w:val="en-US"/>
-        </w:rPr>
-        <w:t>ext</w:t>
-      </w:r>
-      <w:proofErr w:type="spellEnd"/>
-      <w:r>
-        <w:rPr>
-          <w:lang w:val="en-US"/>
-        </w:rPr>
-        <w:t>-</w:t>
-      </w:r>
-      <w:proofErr w:type="spellStart"/>
-      <w:r>
-        <w:rPr>
-          <w:lang w:val="en-US"/>
-        </w:rPr>
-        <w:t>nacl</w:t>
-      </w:r>
-      <w:proofErr w:type="spellEnd"/>
-      <w:r>
-        <w:rPr>
-          <w:lang w:val="en-US"/>
-        </w:rPr>
-        <w:t xml:space="preserve">) #permit </w:t>
-      </w:r>
-      <w:proofErr w:type="spellStart"/>
-      <w:r>
-        <w:rPr>
-          <w:lang w:val="en-US"/>
-        </w:rPr>
-        <w:t>tcp</w:t>
-      </w:r>
-      <w:proofErr w:type="spellEnd"/>
-      <w:r>
-        <w:rPr>
-          <w:lang w:val="en-US"/>
-        </w:rPr>
-        <w:t xml:space="preserve"> 192.168.10.0 any eq ftp</w:t>
+        <w:t>R1 (config-ext-nacl) #permit tcp 192.168.10.0 any eq ftp</w:t>
       </w:r>
     </w:p>
     <w:p>
@@ -10286,23 +8785,7 @@
         <w:t>R1 #</w:t>
       </w:r>
       <w:r>
-        <w:t xml:space="preserve">show </w:t>
-      </w:r>
-      <w:proofErr w:type="spellStart"/>
-      <w:r>
-        <w:t>ip</w:t>
-      </w:r>
-      <w:proofErr w:type="spellEnd"/>
-      <w:r>
-        <w:t xml:space="preserve"> </w:t>
-      </w:r>
-      <w:proofErr w:type="spellStart"/>
-      <w:r>
-        <w:t>nat</w:t>
-      </w:r>
-      <w:proofErr w:type="spellEnd"/>
-      <w:r>
-        <w:t xml:space="preserve"> translations</w:t>
+        <w:t>show ip nat translations</w:t>
       </w:r>
       <w:r>
         <w:t xml:space="preserve"> [</w:t>
@@ -10319,23 +8802,7 @@
         <w:t>R1 #clear</w:t>
       </w:r>
       <w:r>
-        <w:t xml:space="preserve"> </w:t>
-      </w:r>
-      <w:proofErr w:type="spellStart"/>
-      <w:r>
-        <w:t>ip</w:t>
-      </w:r>
-      <w:proofErr w:type="spellEnd"/>
-      <w:r>
-        <w:t xml:space="preserve"> </w:t>
-      </w:r>
-      <w:proofErr w:type="spellStart"/>
-      <w:r>
-        <w:t>nat</w:t>
-      </w:r>
-      <w:proofErr w:type="spellEnd"/>
-      <w:r>
-        <w:t xml:space="preserve"> statistics</w:t>
+        <w:t xml:space="preserve"> ip nat statistics</w:t>
       </w:r>
     </w:p>
     <w:p>
@@ -10343,23 +8810,7 @@
         <w:t>R1 #</w:t>
       </w:r>
       <w:r>
-        <w:t xml:space="preserve">show </w:t>
-      </w:r>
-      <w:proofErr w:type="spellStart"/>
-      <w:r>
-        <w:t>ip</w:t>
-      </w:r>
-      <w:proofErr w:type="spellEnd"/>
-      <w:r>
-        <w:t xml:space="preserve"> </w:t>
-      </w:r>
-      <w:proofErr w:type="spellStart"/>
-      <w:r>
-        <w:t>nat</w:t>
-      </w:r>
-      <w:proofErr w:type="spellEnd"/>
-      <w:r>
-        <w:t xml:space="preserve"> statistics</w:t>
+        <w:t>show ip nat statistics</w:t>
       </w:r>
     </w:p>
     <w:p>
@@ -10370,19 +8821,11 @@
         </w:rPr>
       </w:pPr>
       <w:bookmarkStart w:id="35" w:name="_Toc224213592"/>
-      <w:proofErr w:type="spellStart"/>
-      <w:r>
-        <w:rPr>
-          <w:lang w:val="fr-BE"/>
-        </w:rPr>
-        <w:t>Static</w:t>
-      </w:r>
-      <w:proofErr w:type="spellEnd"/>
-      <w:r>
-        <w:rPr>
-          <w:lang w:val="fr-BE"/>
-        </w:rPr>
-        <w:t xml:space="preserve"> NAT</w:t>
+      <w:r>
+        <w:rPr>
+          <w:lang w:val="fr-BE"/>
+        </w:rPr>
+        <w:t>Static NAT</w:t>
       </w:r>
       <w:bookmarkEnd w:id="35"/>
     </w:p>
@@ -10413,49 +8856,7 @@
         <w:rPr>
           <w:lang w:val="fr-BE"/>
         </w:rPr>
-        <w:t xml:space="preserve">R1 (config) #ip </w:t>
-      </w:r>
-      <w:proofErr w:type="spellStart"/>
-      <w:r>
-        <w:rPr>
-          <w:lang w:val="fr-BE"/>
-        </w:rPr>
-        <w:t>nat</w:t>
-      </w:r>
-      <w:proofErr w:type="spellEnd"/>
-      <w:r>
-        <w:rPr>
-          <w:lang w:val="fr-BE"/>
-        </w:rPr>
-        <w:t xml:space="preserve"> </w:t>
-      </w:r>
-      <w:proofErr w:type="spellStart"/>
-      <w:r>
-        <w:rPr>
-          <w:lang w:val="fr-BE"/>
-        </w:rPr>
-        <w:t>inside</w:t>
-      </w:r>
-      <w:proofErr w:type="spellEnd"/>
-      <w:r>
-        <w:rPr>
-          <w:lang w:val="fr-BE"/>
-        </w:rPr>
-        <w:t xml:space="preserve"> source </w:t>
-      </w:r>
-      <w:proofErr w:type="spellStart"/>
-      <w:r>
-        <w:rPr>
-          <w:lang w:val="fr-BE"/>
-        </w:rPr>
-        <w:t>static</w:t>
-      </w:r>
-      <w:proofErr w:type="spellEnd"/>
-      <w:r>
-        <w:rPr>
-          <w:lang w:val="fr-BE"/>
-        </w:rPr>
-        <w:t xml:space="preserve"> 192.168.10.254 209.165.201.5</w:t>
+        <w:t>R1 (config) #ip nat inside source static 192.168.10.254 209.165.201.5</w:t>
       </w:r>
     </w:p>
     <w:p>
@@ -10499,15 +8900,7 @@
         <w:t>1</w:t>
       </w:r>
       <w:r>
-        <w:t xml:space="preserve"> (config-if) #ip </w:t>
-      </w:r>
-      <w:proofErr w:type="spellStart"/>
-      <w:r>
-        <w:t>nat</w:t>
-      </w:r>
-      <w:proofErr w:type="spellEnd"/>
-      <w:r>
-        <w:t xml:space="preserve"> inside</w:t>
+        <w:t xml:space="preserve"> (config-if) #ip nat inside</w:t>
       </w:r>
     </w:p>
     <w:p>
@@ -10552,15 +8945,7 @@
         <w:t xml:space="preserve"> </w:t>
       </w:r>
       <w:r>
-        <w:t xml:space="preserve">#ip </w:t>
-      </w:r>
-      <w:proofErr w:type="spellStart"/>
-      <w:r>
-        <w:t>nat</w:t>
-      </w:r>
-      <w:proofErr w:type="spellEnd"/>
-      <w:r>
-        <w:t xml:space="preserve"> outside</w:t>
+        <w:t>#ip nat outside</w:t>
       </w:r>
     </w:p>
     <w:p>
@@ -10610,15 +8995,7 @@
         <w:t>#</w:t>
       </w:r>
       <w:r>
-        <w:t xml:space="preserve">ip </w:t>
-      </w:r>
-      <w:proofErr w:type="spellStart"/>
-      <w:r>
-        <w:t>nat</w:t>
-      </w:r>
-      <w:proofErr w:type="spellEnd"/>
-      <w:r>
-        <w:t xml:space="preserve"> pool NAT-POOL1 209.165.200.226 209.165.200.240 netmask 255.255.255.224</w:t>
+        <w:t>ip nat pool NAT-POOL1 209.165.200.226 209.165.200.240 netmask 255.255.255.224</w:t>
       </w:r>
     </w:p>
     <w:p>
@@ -10682,49 +9059,7 @@
         <w:rPr>
           <w:lang w:val="fr-BE"/>
         </w:rPr>
-        <w:t xml:space="preserve">R1 (config) #ip </w:t>
-      </w:r>
-      <w:proofErr w:type="spellStart"/>
-      <w:r>
-        <w:rPr>
-          <w:lang w:val="fr-BE"/>
-        </w:rPr>
-        <w:t>nat</w:t>
-      </w:r>
-      <w:proofErr w:type="spellEnd"/>
-      <w:r>
-        <w:rPr>
-          <w:lang w:val="fr-BE"/>
-        </w:rPr>
-        <w:t xml:space="preserve"> </w:t>
-      </w:r>
-      <w:proofErr w:type="spellStart"/>
-      <w:r>
-        <w:rPr>
-          <w:lang w:val="fr-BE"/>
-        </w:rPr>
-        <w:t>inside</w:t>
-      </w:r>
-      <w:proofErr w:type="spellEnd"/>
-      <w:r>
-        <w:rPr>
-          <w:lang w:val="fr-BE"/>
-        </w:rPr>
-        <w:t xml:space="preserve"> source </w:t>
-      </w:r>
-      <w:proofErr w:type="spellStart"/>
-      <w:r>
-        <w:rPr>
-          <w:lang w:val="fr-BE"/>
-        </w:rPr>
-        <w:t>list</w:t>
-      </w:r>
-      <w:proofErr w:type="spellEnd"/>
-      <w:r>
-        <w:rPr>
-          <w:lang w:val="fr-BE"/>
-        </w:rPr>
-        <w:t xml:space="preserve"> 1 pool NAT-POOL1</w:t>
+        <w:t>R1 (config) #ip nat inside source list 1 pool NAT-POOL1</w:t>
       </w:r>
     </w:p>
     <w:p>
@@ -10756,15 +9091,7 @@
     </w:p>
     <w:p>
       <w:r>
-        <w:t xml:space="preserve">R1 (config-if) #ip </w:t>
-      </w:r>
-      <w:proofErr w:type="spellStart"/>
-      <w:r>
-        <w:t>nat</w:t>
-      </w:r>
-      <w:proofErr w:type="spellEnd"/>
-      <w:r>
-        <w:t xml:space="preserve"> inside</w:t>
+        <w:t>R1 (config-if) #ip nat inside</w:t>
       </w:r>
     </w:p>
     <w:p>
@@ -10779,15 +9106,7 @@
     </w:p>
     <w:p>
       <w:r>
-        <w:t xml:space="preserve">R1 (config-if) #ip </w:t>
-      </w:r>
-      <w:proofErr w:type="spellStart"/>
-      <w:r>
-        <w:t>nat</w:t>
-      </w:r>
-      <w:proofErr w:type="spellEnd"/>
-      <w:r>
-        <w:t xml:space="preserve"> outside</w:t>
+        <w:t>R1 (config-if) #ip nat outside</w:t>
       </w:r>
     </w:p>
     <w:p>
@@ -10842,15 +9161,7 @@
     </w:p>
     <w:p>
       <w:r>
-        <w:t xml:space="preserve">R1 (config) #ip </w:t>
-      </w:r>
-      <w:proofErr w:type="spellStart"/>
-      <w:r>
-        <w:t>nat</w:t>
-      </w:r>
-      <w:proofErr w:type="spellEnd"/>
-      <w:r>
-        <w:t xml:space="preserve"> inside source list 1 interface serial 0/1/1 overload</w:t>
+        <w:t>R1 (config) #ip nat inside source list 1 interface serial 0/1/1 overload</w:t>
       </w:r>
     </w:p>
     <w:p>
@@ -10865,15 +9176,7 @@
     </w:p>
     <w:p>
       <w:r>
-        <w:t xml:space="preserve">R1 (config-if) #ip </w:t>
-      </w:r>
-      <w:proofErr w:type="spellStart"/>
-      <w:r>
-        <w:t>nat</w:t>
-      </w:r>
-      <w:proofErr w:type="spellEnd"/>
-      <w:r>
-        <w:t xml:space="preserve"> inside</w:t>
+        <w:t>R1 (config-if) #ip nat inside</w:t>
       </w:r>
     </w:p>
     <w:p>
@@ -10883,49 +9186,23 @@
     </w:p>
     <w:p>
       <w:r>
-        <w:t xml:space="preserve">R1 (config-if) #ip </w:t>
-      </w:r>
-      <w:proofErr w:type="spellStart"/>
-      <w:r>
-        <w:t>nat</w:t>
-      </w:r>
-      <w:proofErr w:type="spellEnd"/>
-      <w:r>
-        <w:t xml:space="preserve"> outside</w:t>
-      </w:r>
-    </w:p>
-    <w:p>
-      <w:pPr>
-        <w:rPr>
-          <w:b/>
-          <w:bCs/>
-        </w:rPr>
-      </w:pPr>
-      <w:r>
-        <w:rPr>
-          <w:b/>
-          <w:bCs/>
-        </w:rPr>
-        <w:t xml:space="preserve">Utilisation d’un pool </w:t>
-      </w:r>
-      <w:proofErr w:type="spellStart"/>
-      <w:proofErr w:type="gramStart"/>
-      <w:r>
-        <w:rPr>
-          <w:b/>
-          <w:bCs/>
-        </w:rPr>
-        <w:t>d’adresses</w:t>
-      </w:r>
-      <w:proofErr w:type="spellEnd"/>
-      <w:r>
-        <w:rPr>
-          <w:b/>
-          <w:bCs/>
-        </w:rPr>
-        <w:t> :</w:t>
-      </w:r>
-      <w:proofErr w:type="gramEnd"/>
+        <w:t>R1 (config-if) #ip nat outside</w:t>
+      </w:r>
+    </w:p>
+    <w:p>
+      <w:pPr>
+        <w:rPr>
+          <w:b/>
+          <w:bCs/>
+        </w:rPr>
+      </w:pPr>
+      <w:r>
+        <w:rPr>
+          <w:b/>
+          <w:bCs/>
+        </w:rPr>
+        <w:t>Utilisation d’un pool d’adresses :</w:t>
+      </w:r>
     </w:p>
     <w:p>
       <w:r>
@@ -10941,15 +9218,7 @@
         <w:t xml:space="preserve"> </w:t>
       </w:r>
       <w:r>
-        <w:t xml:space="preserve">#ip </w:t>
-      </w:r>
-      <w:proofErr w:type="spellStart"/>
-      <w:r>
-        <w:t>nat</w:t>
-      </w:r>
-      <w:proofErr w:type="spellEnd"/>
-      <w:r>
-        <w:t xml:space="preserve"> pool NAT-POOL2 209.165.200.226 209.165.200.240 netmask 255.255.255.224</w:t>
+        <w:t>#ip nat pool NAT-POOL2 209.165.200.226 209.165.200.240 netmask 255.255.255.224</w:t>
       </w:r>
     </w:p>
     <w:p>
@@ -10983,15 +9252,7 @@
         <w:t xml:space="preserve"> </w:t>
       </w:r>
       <w:r>
-        <w:t xml:space="preserve">#ip </w:t>
-      </w:r>
-      <w:proofErr w:type="spellStart"/>
-      <w:r>
-        <w:t>nat</w:t>
-      </w:r>
-      <w:proofErr w:type="spellEnd"/>
-      <w:r>
-        <w:t xml:space="preserve"> inside source list 1 pool NAT-POOL2 overload</w:t>
+        <w:t>#ip nat inside source list 1 pool NAT-POOL2 overload</w:t>
       </w:r>
     </w:p>
     <w:p>
@@ -11025,15 +9286,7 @@
         <w:t xml:space="preserve"> </w:t>
       </w:r>
       <w:r>
-        <w:t xml:space="preserve">#ip </w:t>
-      </w:r>
-      <w:proofErr w:type="spellStart"/>
-      <w:r>
-        <w:t>nat</w:t>
-      </w:r>
-      <w:proofErr w:type="spellEnd"/>
-      <w:r>
-        <w:t xml:space="preserve"> inside</w:t>
+        <w:t>#ip nat inside</w:t>
       </w:r>
     </w:p>
     <w:p>
@@ -11073,15 +9326,7 @@
         <w:t xml:space="preserve"> </w:t>
       </w:r>
       <w:r>
-        <w:t xml:space="preserve">#ip </w:t>
-      </w:r>
-      <w:proofErr w:type="spellStart"/>
-      <w:r>
-        <w:t>nat</w:t>
-      </w:r>
-      <w:proofErr w:type="spellEnd"/>
-      <w:r>
-        <w:t xml:space="preserve"> outside</w:t>
+        <w:t>#ip nat outside</w:t>
       </w:r>
     </w:p>
     <w:p>
@@ -11102,13 +9347,149 @@
     </w:p>
     <w:p>
       <w:r>
+        <w:t>R1 #show cdp</w:t>
+      </w:r>
+    </w:p>
+    <w:p>
+      <w:r>
+        <w:t>R1 #</w:t>
+      </w:r>
+      <w:r>
+        <w:t>show cdp neighbors</w:t>
+      </w:r>
+    </w:p>
+    <w:p>
+      <w:r>
+        <w:t>R1 #</w:t>
+      </w:r>
+      <w:r>
+        <w:t>show cdp neighbors</w:t>
+      </w:r>
+      <w:r>
+        <w:t xml:space="preserve"> detail</w:t>
+      </w:r>
+    </w:p>
+    <w:p>
+      <w:r>
+        <w:t>R1 #</w:t>
+      </w:r>
+      <w:r>
+        <w:t>show cdp interface</w:t>
+      </w:r>
+    </w:p>
+    <w:p>
+      <w:pPr>
+        <w:rPr>
+          <w:b/>
+          <w:bCs/>
+          <w:lang w:val="fr-BE"/>
+        </w:rPr>
+      </w:pPr>
+      <w:r>
+        <w:rPr>
+          <w:b/>
+          <w:bCs/>
+          <w:lang w:val="fr-BE"/>
+        </w:rPr>
+        <w:t>Activer ou désactiver le protocole :</w:t>
+      </w:r>
+    </w:p>
+    <w:p>
+      <w:r>
+        <w:t>R</w:t>
+      </w:r>
+      <w:r>
+        <w:t xml:space="preserve">1 </w:t>
+      </w:r>
+      <w:r>
+        <w:t>(config)</w:t>
+      </w:r>
+      <w:r>
+        <w:t xml:space="preserve"> </w:t>
+      </w:r>
+      <w:r>
+        <w:t>#cdp run</w:t>
+      </w:r>
+    </w:p>
+    <w:p>
+      <w:r>
+        <w:t>R1 (config)</w:t>
+      </w:r>
+      <w:r>
+        <w:t xml:space="preserve"> </w:t>
+      </w:r>
+      <w:r>
+        <w:t>#no cdp run</w:t>
+      </w:r>
+    </w:p>
+    <w:p>
+      <w:pPr>
+        <w:rPr>
+          <w:b/>
+          <w:bCs/>
+          <w:lang w:val="fr-BE"/>
+        </w:rPr>
+      </w:pPr>
+      <w:r>
+        <w:rPr>
+          <w:b/>
+          <w:bCs/>
+          <w:lang w:val="fr-BE"/>
+        </w:rPr>
+        <w:t>Activer ou désactiver le protocole sur une interface :</w:t>
+      </w:r>
+    </w:p>
+    <w:p>
+      <w:r>
+        <w:t xml:space="preserve">R1 </w:t>
+      </w:r>
+      <w:r>
+        <w:t>(config-if)</w:t>
+      </w:r>
+      <w:r>
+        <w:t xml:space="preserve"> </w:t>
+      </w:r>
+      <w:r>
+        <w:t>#cdp enable</w:t>
+      </w:r>
+    </w:p>
+    <w:p>
+      <w:r>
+        <w:t xml:space="preserve">R1 </w:t>
+      </w:r>
+      <w:r>
+        <w:t>(config-if)</w:t>
+      </w:r>
+      <w:r>
+        <w:t xml:space="preserve"> </w:t>
+      </w:r>
+      <w:r>
+        <w:t>#</w:t>
+      </w:r>
+      <w:r>
+        <w:t xml:space="preserve">no </w:t>
+      </w:r>
+      <w:r>
+        <w:t>cdp enable</w:t>
+      </w:r>
+    </w:p>
+    <w:p>
+      <w:pPr>
+        <w:pStyle w:val="Titre1"/>
+      </w:pPr>
+      <w:bookmarkStart w:id="39" w:name="_Toc224213596"/>
+      <w:r>
+        <w:t>LLDP Configuration</w:t>
+      </w:r>
+      <w:bookmarkEnd w:id="39"/>
+    </w:p>
+    <w:p>
+      <w:r>
         <w:t xml:space="preserve">R1 #show </w:t>
       </w:r>
-      <w:proofErr w:type="spellStart"/>
-      <w:r>
-        <w:t>cdp</w:t>
-      </w:r>
-      <w:proofErr w:type="spellEnd"/>
+      <w:r>
+        <w:t>lldp</w:t>
+      </w:r>
     </w:p>
     <w:p>
       <w:r>
@@ -11117,19 +9498,12 @@
       <w:r>
         <w:t xml:space="preserve">show </w:t>
       </w:r>
-      <w:proofErr w:type="spellStart"/>
-      <w:r>
-        <w:t>cdp</w:t>
-      </w:r>
-      <w:proofErr w:type="spellEnd"/>
-      <w:r>
-        <w:t xml:space="preserve"> </w:t>
-      </w:r>
-      <w:proofErr w:type="spellStart"/>
-      <w:r>
-        <w:t>neighbors</w:t>
-      </w:r>
-      <w:proofErr w:type="spellEnd"/>
+      <w:r>
+        <w:t>lldp</w:t>
+      </w:r>
+      <w:r>
+        <w:t xml:space="preserve"> neighbors</w:t>
+      </w:r>
     </w:p>
     <w:p>
       <w:r>
@@ -11138,498 +9512,198 @@
       <w:r>
         <w:t xml:space="preserve">show </w:t>
       </w:r>
-      <w:proofErr w:type="spellStart"/>
-      <w:r>
-        <w:t>cdp</w:t>
-      </w:r>
-      <w:proofErr w:type="spellEnd"/>
-      <w:r>
-        <w:t xml:space="preserve"> </w:t>
-      </w:r>
-      <w:proofErr w:type="spellStart"/>
-      <w:proofErr w:type="gramStart"/>
-      <w:r>
-        <w:t>neighbors</w:t>
-      </w:r>
-      <w:proofErr w:type="spellEnd"/>
-      <w:proofErr w:type="gramEnd"/>
+      <w:r>
+        <w:t>lldp</w:t>
+      </w:r>
+      <w:r>
+        <w:t xml:space="preserve"> neighbors</w:t>
+      </w:r>
       <w:r>
         <w:t xml:space="preserve"> detail</w:t>
       </w:r>
     </w:p>
     <w:p>
-      <w:r>
-        <w:t>R1 #</w:t>
-      </w:r>
-      <w:r>
-        <w:t xml:space="preserve">show </w:t>
-      </w:r>
-      <w:proofErr w:type="spellStart"/>
-      <w:r>
-        <w:t>cdp</w:t>
-      </w:r>
-      <w:proofErr w:type="spellEnd"/>
-      <w:r>
-        <w:t xml:space="preserve"> interface</w:t>
-      </w:r>
-    </w:p>
-    <w:p>
-      <w:pPr>
-        <w:rPr>
-          <w:b/>
-          <w:bCs/>
-          <w:lang w:val="fr-BE"/>
-        </w:rPr>
-      </w:pPr>
-      <w:r>
-        <w:rPr>
-          <w:b/>
-          <w:bCs/>
-          <w:lang w:val="fr-BE"/>
+      <w:pPr>
+        <w:rPr>
+          <w:b/>
+          <w:bCs/>
+        </w:rPr>
+      </w:pPr>
+      <w:r>
+        <w:rPr>
+          <w:b/>
+          <w:bCs/>
         </w:rPr>
         <w:t>Activer ou désactiver le protocole :</w:t>
       </w:r>
     </w:p>
     <w:p>
       <w:r>
+        <w:t>R1 (config) #lldp run</w:t>
+      </w:r>
+    </w:p>
+    <w:p>
+      <w:r>
+        <w:t>R1 (config) #no lldp run</w:t>
+      </w:r>
+    </w:p>
+    <w:p>
+      <w:pPr>
+        <w:rPr>
+          <w:b/>
+          <w:bCs/>
+          <w:lang w:val="fr-BE"/>
+        </w:rPr>
+      </w:pPr>
+      <w:r>
+        <w:rPr>
+          <w:b/>
+          <w:bCs/>
+          <w:lang w:val="fr-BE"/>
+        </w:rPr>
+        <w:t>Activer ou désactiver le protocole sur une interface :</w:t>
+      </w:r>
+    </w:p>
+    <w:p>
+      <w:r>
+        <w:t xml:space="preserve">R1 </w:t>
+      </w:r>
+      <w:r>
+        <w:t>(config-if)</w:t>
+      </w:r>
+      <w:r>
+        <w:t xml:space="preserve"> </w:t>
+      </w:r>
+      <w:r>
+        <w:t>#</w:t>
+      </w:r>
+      <w:r>
+        <w:t>lldp transmit</w:t>
+      </w:r>
+    </w:p>
+    <w:p>
+      <w:r>
+        <w:t xml:space="preserve">R1 </w:t>
+      </w:r>
+      <w:r>
+        <w:t>(config-if)</w:t>
+      </w:r>
+      <w:r>
+        <w:t xml:space="preserve"> </w:t>
+      </w:r>
+      <w:r>
+        <w:t>#</w:t>
+      </w:r>
+      <w:r>
+        <w:t>lldp receive</w:t>
+      </w:r>
+    </w:p>
+    <w:p>
+      <w:r>
+        <w:t xml:space="preserve">R1 </w:t>
+      </w:r>
+      <w:r>
+        <w:t>(config-if)</w:t>
+      </w:r>
+      <w:r>
+        <w:t xml:space="preserve"> </w:t>
+      </w:r>
+      <w:r>
+        <w:t>#</w:t>
+      </w:r>
+      <w:r>
+        <w:t>no lldp transmit</w:t>
+      </w:r>
+    </w:p>
+    <w:p>
+      <w:r>
+        <w:t xml:space="preserve">R1 </w:t>
+      </w:r>
+      <w:r>
+        <w:t>(config-if)</w:t>
+      </w:r>
+      <w:r>
+        <w:t xml:space="preserve"> </w:t>
+      </w:r>
+      <w:r>
+        <w:t>#</w:t>
+      </w:r>
+      <w:r>
+        <w:t>no lldp receive</w:t>
+      </w:r>
+    </w:p>
+    <w:p>
+      <w:pPr>
+        <w:pStyle w:val="Titre1"/>
+      </w:pPr>
+      <w:bookmarkStart w:id="40" w:name="_Toc224213597"/>
+      <w:r>
+        <w:t>NTP Configuration</w:t>
+      </w:r>
+      <w:bookmarkEnd w:id="40"/>
+    </w:p>
+    <w:p>
+      <w:r>
         <w:t>R</w:t>
       </w:r>
       <w:r>
         <w:t xml:space="preserve">1 </w:t>
       </w:r>
       <w:r>
+        <w:t>#show clock detail</w:t>
+      </w:r>
+    </w:p>
+    <w:p>
+      <w:r>
+        <w:t>R1</w:t>
+      </w:r>
+      <w:r>
+        <w:t xml:space="preserve"> </w:t>
+      </w:r>
+      <w:r>
+        <w:t>#clock set 16:01:00 sept 25 2020</w:t>
+      </w:r>
+    </w:p>
+    <w:p>
+      <w:r>
+        <w:t>R1</w:t>
+      </w:r>
+      <w:r>
+        <w:t xml:space="preserve"> </w:t>
+      </w:r>
+      <w:r>
         <w:t>(config)</w:t>
       </w:r>
       <w:r>
         <w:t xml:space="preserve"> </w:t>
       </w:r>
       <w:r>
-        <w:t>#cdp run</w:t>
-      </w:r>
-    </w:p>
-    <w:p>
-      <w:r>
-        <w:t>R1 (config)</w:t>
-      </w:r>
-      <w:r>
-        <w:t xml:space="preserve"> </w:t>
-      </w:r>
-      <w:r>
-        <w:t xml:space="preserve">#no </w:t>
-      </w:r>
-      <w:proofErr w:type="spellStart"/>
-      <w:r>
-        <w:t>cdp</w:t>
-      </w:r>
-      <w:proofErr w:type="spellEnd"/>
-      <w:r>
-        <w:t xml:space="preserve"> run</w:t>
-      </w:r>
-    </w:p>
-    <w:p>
-      <w:pPr>
-        <w:rPr>
-          <w:b/>
-          <w:bCs/>
-          <w:lang w:val="fr-BE"/>
-        </w:rPr>
-      </w:pPr>
-      <w:r>
-        <w:rPr>
-          <w:b/>
-          <w:bCs/>
-          <w:lang w:val="fr-BE"/>
-        </w:rPr>
-        <w:t>Activer ou désactiver le protocole sur une interface :</w:t>
-      </w:r>
-    </w:p>
-    <w:p>
-      <w:r>
-        <w:t xml:space="preserve">R1 </w:t>
-      </w:r>
-      <w:r>
-        <w:t>(config-if)</w:t>
-      </w:r>
-      <w:r>
-        <w:t xml:space="preserve"> </w:t>
-      </w:r>
-      <w:r>
-        <w:t>#cdp enable</w:t>
-      </w:r>
-    </w:p>
-    <w:p>
-      <w:r>
-        <w:t xml:space="preserve">R1 </w:t>
-      </w:r>
-      <w:r>
-        <w:t>(config-if)</w:t>
-      </w:r>
-      <w:r>
-        <w:t xml:space="preserve"> </w:t>
-      </w:r>
-      <w:r>
-        <w:t>#</w:t>
-      </w:r>
-      <w:r>
-        <w:t xml:space="preserve">no </w:t>
-      </w:r>
-      <w:proofErr w:type="spellStart"/>
-      <w:r>
-        <w:t>cdp</w:t>
-      </w:r>
-      <w:proofErr w:type="spellEnd"/>
-      <w:r>
-        <w:t xml:space="preserve"> enable</w:t>
-      </w:r>
-    </w:p>
-    <w:p>
-      <w:pPr>
-        <w:pStyle w:val="Titre1"/>
-      </w:pPr>
-      <w:bookmarkStart w:id="39" w:name="_Toc224213596"/>
-      <w:r>
-        <w:t>LLDP Configuration</w:t>
-      </w:r>
-      <w:bookmarkEnd w:id="39"/>
-    </w:p>
-    <w:p>
-      <w:r>
-        <w:t xml:space="preserve">R1 #show </w:t>
-      </w:r>
-      <w:proofErr w:type="spellStart"/>
-      <w:r>
-        <w:t>lldp</w:t>
-      </w:r>
-      <w:proofErr w:type="spellEnd"/>
-    </w:p>
-    <w:p>
-      <w:r>
-        <w:t>R1 #</w:t>
-      </w:r>
-      <w:r>
-        <w:t xml:space="preserve">show </w:t>
-      </w:r>
-      <w:proofErr w:type="spellStart"/>
-      <w:r>
-        <w:t>lldp</w:t>
-      </w:r>
-      <w:proofErr w:type="spellEnd"/>
-      <w:r>
-        <w:t xml:space="preserve"> </w:t>
-      </w:r>
-      <w:proofErr w:type="spellStart"/>
-      <w:r>
-        <w:t>neighbors</w:t>
-      </w:r>
-      <w:proofErr w:type="spellEnd"/>
-    </w:p>
-    <w:p>
-      <w:r>
-        <w:t>R1 #</w:t>
-      </w:r>
-      <w:r>
-        <w:t xml:space="preserve">show </w:t>
-      </w:r>
-      <w:proofErr w:type="spellStart"/>
-      <w:r>
-        <w:t>lldp</w:t>
-      </w:r>
-      <w:proofErr w:type="spellEnd"/>
-      <w:r>
-        <w:t xml:space="preserve"> </w:t>
-      </w:r>
-      <w:proofErr w:type="spellStart"/>
-      <w:proofErr w:type="gramStart"/>
-      <w:r>
-        <w:t>neighbors</w:t>
-      </w:r>
-      <w:proofErr w:type="spellEnd"/>
-      <w:proofErr w:type="gramEnd"/>
-      <w:r>
-        <w:t xml:space="preserve"> detail</w:t>
-      </w:r>
-    </w:p>
-    <w:p>
-      <w:pPr>
-        <w:rPr>
-          <w:b/>
-          <w:bCs/>
-        </w:rPr>
-      </w:pPr>
-      <w:proofErr w:type="spellStart"/>
-      <w:r>
-        <w:rPr>
-          <w:b/>
-          <w:bCs/>
-        </w:rPr>
-        <w:t>Activer</w:t>
-      </w:r>
-      <w:proofErr w:type="spellEnd"/>
-      <w:r>
-        <w:rPr>
-          <w:b/>
-          <w:bCs/>
-        </w:rPr>
-        <w:t xml:space="preserve"> </w:t>
-      </w:r>
-      <w:proofErr w:type="spellStart"/>
-      <w:r>
-        <w:rPr>
-          <w:b/>
-          <w:bCs/>
-        </w:rPr>
-        <w:t>ou</w:t>
-      </w:r>
-      <w:proofErr w:type="spellEnd"/>
-      <w:r>
-        <w:rPr>
-          <w:b/>
-          <w:bCs/>
-        </w:rPr>
-        <w:t xml:space="preserve"> </w:t>
-      </w:r>
-      <w:proofErr w:type="spellStart"/>
-      <w:r>
-        <w:rPr>
-          <w:b/>
-          <w:bCs/>
-        </w:rPr>
-        <w:t>désactiver</w:t>
-      </w:r>
-      <w:proofErr w:type="spellEnd"/>
-      <w:r>
-        <w:rPr>
-          <w:b/>
-          <w:bCs/>
-        </w:rPr>
-        <w:t xml:space="preserve"> le </w:t>
-      </w:r>
-      <w:proofErr w:type="spellStart"/>
-      <w:proofErr w:type="gramStart"/>
-      <w:r>
-        <w:rPr>
-          <w:b/>
-          <w:bCs/>
-        </w:rPr>
-        <w:t>protocole</w:t>
-      </w:r>
-      <w:proofErr w:type="spellEnd"/>
-      <w:r>
-        <w:rPr>
-          <w:b/>
-          <w:bCs/>
-        </w:rPr>
-        <w:t> :</w:t>
-      </w:r>
-      <w:proofErr w:type="gramEnd"/>
-    </w:p>
-    <w:p>
-      <w:r>
-        <w:t>R1 (config) #lldp run</w:t>
-      </w:r>
-    </w:p>
-    <w:p>
-      <w:r>
-        <w:t xml:space="preserve">R1 (config) #no </w:t>
-      </w:r>
-      <w:proofErr w:type="spellStart"/>
-      <w:r>
-        <w:t>lldp</w:t>
-      </w:r>
-      <w:proofErr w:type="spellEnd"/>
-      <w:r>
-        <w:t xml:space="preserve"> run</w:t>
-      </w:r>
-    </w:p>
-    <w:p>
-      <w:pPr>
-        <w:rPr>
-          <w:b/>
-          <w:bCs/>
-          <w:lang w:val="fr-BE"/>
-        </w:rPr>
-      </w:pPr>
-      <w:r>
-        <w:rPr>
-          <w:b/>
-          <w:bCs/>
-          <w:lang w:val="fr-BE"/>
-        </w:rPr>
-        <w:t>Activer ou désactiver le protocole sur une interface :</w:t>
-      </w:r>
-    </w:p>
-    <w:p>
-      <w:r>
-        <w:t xml:space="preserve">R1 </w:t>
-      </w:r>
-      <w:r>
-        <w:t>(config-if)</w:t>
-      </w:r>
-      <w:r>
-        <w:t xml:space="preserve"> </w:t>
-      </w:r>
-      <w:r>
-        <w:t>#</w:t>
-      </w:r>
-      <w:r>
-        <w:t>lldp transmit</w:t>
-      </w:r>
-    </w:p>
-    <w:p>
-      <w:r>
-        <w:t xml:space="preserve">R1 </w:t>
-      </w:r>
-      <w:r>
-        <w:t>(config-if)</w:t>
-      </w:r>
-      <w:r>
-        <w:t xml:space="preserve"> </w:t>
-      </w:r>
-      <w:r>
-        <w:t>#</w:t>
-      </w:r>
-      <w:r>
-        <w:t>lldp receive</w:t>
-      </w:r>
-    </w:p>
-    <w:p>
-      <w:r>
-        <w:t xml:space="preserve">R1 </w:t>
-      </w:r>
-      <w:r>
-        <w:t>(config-if)</w:t>
-      </w:r>
-      <w:r>
-        <w:t xml:space="preserve"> </w:t>
-      </w:r>
-      <w:r>
-        <w:t>#</w:t>
-      </w:r>
-      <w:r>
-        <w:t xml:space="preserve">no </w:t>
-      </w:r>
-      <w:proofErr w:type="spellStart"/>
-      <w:r>
-        <w:t>lldp</w:t>
-      </w:r>
-      <w:proofErr w:type="spellEnd"/>
-      <w:r>
-        <w:t xml:space="preserve"> transmit</w:t>
-      </w:r>
-    </w:p>
-    <w:p>
-      <w:r>
-        <w:t xml:space="preserve">R1 </w:t>
-      </w:r>
-      <w:r>
-        <w:t>(config-if)</w:t>
-      </w:r>
-      <w:r>
-        <w:t xml:space="preserve"> </w:t>
-      </w:r>
-      <w:r>
-        <w:t>#</w:t>
-      </w:r>
-      <w:r>
-        <w:t xml:space="preserve">no </w:t>
-      </w:r>
-      <w:proofErr w:type="spellStart"/>
-      <w:r>
-        <w:t>lldp</w:t>
-      </w:r>
-      <w:proofErr w:type="spellEnd"/>
-      <w:r>
-        <w:t xml:space="preserve"> receive</w:t>
-      </w:r>
-    </w:p>
-    <w:p>
-      <w:pPr>
-        <w:pStyle w:val="Titre1"/>
-      </w:pPr>
-      <w:bookmarkStart w:id="40" w:name="_Toc224213597"/>
-      <w:r>
-        <w:t>NTP Configuration</w:t>
-      </w:r>
-      <w:bookmarkEnd w:id="40"/>
+        <w:t>#ntp server 209.165.200.225</w:t>
+      </w:r>
+    </w:p>
+    <w:p>
+      <w:r>
+        <w:t>R1</w:t>
+      </w:r>
+      <w:r>
+        <w:t xml:space="preserve"> </w:t>
+      </w:r>
+      <w:r>
+        <w:t xml:space="preserve">#show ntp associations </w:t>
+      </w:r>
     </w:p>
     <w:p>
       <w:r>
         <w:t>R</w:t>
       </w:r>
       <w:r>
-        <w:t xml:space="preserve">1 </w:t>
-      </w:r>
-      <w:r>
-        <w:t>#show clock detail</w:t>
-      </w:r>
-    </w:p>
-    <w:p>
-      <w:r>
-        <w:t>R1</w:t>
-      </w:r>
-      <w:r>
-        <w:t xml:space="preserve"> </w:t>
-      </w:r>
-      <w:r>
-        <w:t>#clock set 16:01:00 sept 25 2020</w:t>
-      </w:r>
-    </w:p>
-    <w:p>
-      <w:r>
-        <w:t>R1</w:t>
-      </w:r>
-      <w:r>
-        <w:t xml:space="preserve"> </w:t>
-      </w:r>
-      <w:r>
-        <w:t>(config)</w:t>
-      </w:r>
-      <w:r>
-        <w:t xml:space="preserve"> </w:t>
-      </w:r>
-      <w:r>
-        <w:t>#ntp server 209.165.200.225</w:t>
-      </w:r>
-    </w:p>
-    <w:p>
-      <w:r>
-        <w:t>R1</w:t>
-      </w:r>
-      <w:r>
-        <w:t xml:space="preserve"> </w:t>
-      </w:r>
-      <w:r>
-        <w:t xml:space="preserve">#show </w:t>
-      </w:r>
-      <w:proofErr w:type="spellStart"/>
-      <w:r>
-        <w:t>ntp</w:t>
-      </w:r>
-      <w:proofErr w:type="spellEnd"/>
-      <w:r>
-        <w:t xml:space="preserve"> associations </w:t>
-      </w:r>
-    </w:p>
-    <w:p>
-      <w:r>
-        <w:t>R</w:t>
-      </w:r>
-      <w:r>
         <w:t>1</w:t>
       </w:r>
       <w:r>
         <w:t xml:space="preserve"> </w:t>
       </w:r>
       <w:r>
-        <w:t xml:space="preserve">#show </w:t>
-      </w:r>
-      <w:proofErr w:type="spellStart"/>
-      <w:r>
-        <w:t>ntp</w:t>
-      </w:r>
-      <w:proofErr w:type="spellEnd"/>
-      <w:r>
-        <w:t xml:space="preserve"> status</w:t>
+        <w:t>#show ntp status</w:t>
       </w:r>
     </w:p>
     <w:p>
@@ -11648,54 +9722,17 @@
         <w:t>R1 #show running-config | sect</w:t>
       </w:r>
       <w:r>
-        <w:t xml:space="preserve">ion </w:t>
-      </w:r>
-      <w:proofErr w:type="spellStart"/>
-      <w:r>
-        <w:t>dhcp</w:t>
-      </w:r>
-      <w:proofErr w:type="spellEnd"/>
-    </w:p>
-    <w:p>
-      <w:r>
-        <w:t xml:space="preserve">R1 #show </w:t>
-      </w:r>
-      <w:proofErr w:type="spellStart"/>
-      <w:r>
-        <w:t>ip</w:t>
-      </w:r>
-      <w:proofErr w:type="spellEnd"/>
-      <w:r>
-        <w:t xml:space="preserve"> </w:t>
-      </w:r>
-      <w:proofErr w:type="spellStart"/>
-      <w:r>
-        <w:t>dhcp</w:t>
-      </w:r>
-      <w:proofErr w:type="spellEnd"/>
-      <w:r>
-        <w:t xml:space="preserve"> binding</w:t>
-      </w:r>
-    </w:p>
-    <w:p>
-      <w:r>
-        <w:t xml:space="preserve">R1 #show </w:t>
-      </w:r>
-      <w:proofErr w:type="spellStart"/>
-      <w:r>
-        <w:t>ip</w:t>
-      </w:r>
-      <w:proofErr w:type="spellEnd"/>
-      <w:r>
-        <w:t xml:space="preserve"> </w:t>
-      </w:r>
-      <w:proofErr w:type="spellStart"/>
-      <w:r>
-        <w:t>dhcp</w:t>
-      </w:r>
-      <w:proofErr w:type="spellEnd"/>
-      <w:r>
-        <w:t xml:space="preserve"> s</w:t>
+        <w:t>ion dhcp</w:t>
+      </w:r>
+    </w:p>
+    <w:p>
+      <w:r>
+        <w:t>R1 #show ip dhcp binding</w:t>
+      </w:r>
+    </w:p>
+    <w:p>
+      <w:r>
+        <w:t>R1 #show ip dhcp s</w:t>
       </w:r>
       <w:r>
         <w:t>erver statistics</w:t>
@@ -11768,35 +9805,7 @@
         <w:rPr>
           <w:lang w:val="fr-BE"/>
         </w:rPr>
-        <w:t xml:space="preserve">#ip </w:t>
-      </w:r>
-      <w:proofErr w:type="spellStart"/>
-      <w:r>
-        <w:rPr>
-          <w:lang w:val="fr-BE"/>
-        </w:rPr>
-        <w:t>dhcp</w:t>
-      </w:r>
-      <w:proofErr w:type="spellEnd"/>
-      <w:r>
-        <w:rPr>
-          <w:lang w:val="fr-BE"/>
-        </w:rPr>
-        <w:t xml:space="preserve"> </w:t>
-      </w:r>
-      <w:proofErr w:type="spellStart"/>
-      <w:r>
-        <w:rPr>
-          <w:lang w:val="fr-BE"/>
-        </w:rPr>
-        <w:t>excluded-address</w:t>
-      </w:r>
-      <w:proofErr w:type="spellEnd"/>
-      <w:r>
-        <w:rPr>
-          <w:lang w:val="fr-BE"/>
-        </w:rPr>
-        <w:t xml:space="preserve"> 192.168.20.201 192.168.20.254</w:t>
+        <w:t>#ip dhcp excluded-address 192.168.20.201 192.168.20.254</w:t>
       </w:r>
     </w:p>
     <w:p>
@@ -11838,15 +9847,7 @@
         <w:t xml:space="preserve"> </w:t>
       </w:r>
       <w:r>
-        <w:t xml:space="preserve">#ip </w:t>
-      </w:r>
-      <w:proofErr w:type="spellStart"/>
-      <w:r>
-        <w:t>dhcp</w:t>
-      </w:r>
-      <w:proofErr w:type="spellEnd"/>
-      <w:r>
-        <w:t xml:space="preserve"> pool </w:t>
+        <w:t xml:space="preserve">#ip dhcp pool </w:t>
       </w:r>
       <w:r>
         <w:t>NAME</w:t>
@@ -11864,17 +9865,8 @@
           <w:b/>
           <w:bCs/>
         </w:rPr>
-        <w:t>Configuration du pool DCHPv</w:t>
-      </w:r>
-      <w:proofErr w:type="gramStart"/>
-      <w:r>
-        <w:rPr>
-          <w:b/>
-          <w:bCs/>
-        </w:rPr>
-        <w:t>4 :</w:t>
-      </w:r>
-      <w:proofErr w:type="gramEnd"/>
+        <w:t>Configuration du pool DCHPv4 :</w:t>
+      </w:r>
     </w:p>
     <w:p>
       <w:r>
@@ -11884,15 +9876,7 @@
         <w:t xml:space="preserve"> </w:t>
       </w:r>
       <w:r>
-        <w:t>(</w:t>
-      </w:r>
-      <w:proofErr w:type="spellStart"/>
-      <w:r>
-        <w:t>dhcp</w:t>
-      </w:r>
-      <w:proofErr w:type="spellEnd"/>
-      <w:r>
-        <w:t>-config) #network 192.168.20.0 255.255.255.0</w:t>
+        <w:t>(dhcp-config) #network 192.168.20.0 255.255.255.0</w:t>
       </w:r>
     </w:p>
     <w:p>
@@ -11903,15 +9887,7 @@
         <w:t xml:space="preserve"> </w:t>
       </w:r>
       <w:r>
-        <w:t>(</w:t>
-      </w:r>
-      <w:proofErr w:type="spellStart"/>
-      <w:r>
-        <w:t>dhcp</w:t>
-      </w:r>
-      <w:proofErr w:type="spellEnd"/>
-      <w:r>
-        <w:t>-config) #default-router 192.168.20.254</w:t>
+        <w:t>(dhcp-config) #default-router 192.168.20.254</w:t>
       </w:r>
     </w:p>
     <w:p>
@@ -11922,28 +9898,12 @@
         <w:t xml:space="preserve"> </w:t>
       </w:r>
       <w:r>
-        <w:t>(</w:t>
-      </w:r>
-      <w:proofErr w:type="spellStart"/>
-      <w:r>
-        <w:t>dhcp</w:t>
-      </w:r>
-      <w:proofErr w:type="spellEnd"/>
-      <w:r>
-        <w:t>-config) #dns-server 10.10.10.10</w:t>
-      </w:r>
-    </w:p>
-    <w:p>
-      <w:r>
-        <w:t>R1 (</w:t>
-      </w:r>
-      <w:proofErr w:type="spellStart"/>
-      <w:r>
-        <w:t>dhcp</w:t>
-      </w:r>
-      <w:proofErr w:type="spellEnd"/>
-      <w:r>
-        <w:t>-config</w:t>
+        <w:t>(dhcp-config) #dns-server 10.10.10.10</w:t>
+      </w:r>
+    </w:p>
+    <w:p>
+      <w:r>
+        <w:t>R1 (dhcp-config</w:t>
       </w:r>
       <w:r>
         <w:t>)</w:t>
@@ -11957,15 +9917,7 @@
     </w:p>
     <w:p>
       <w:r>
-        <w:t>R1 (</w:t>
-      </w:r>
-      <w:proofErr w:type="spellStart"/>
-      <w:r>
-        <w:t>dhcp</w:t>
-      </w:r>
-      <w:proofErr w:type="spellEnd"/>
-      <w:r>
-        <w:t>-config) #lease {days [hours [minutes]] | infinite}</w:t>
+        <w:t>R1 (dhcp-config) #lease {days [hours [minutes]] | infinite}</w:t>
       </w:r>
     </w:p>
     <w:p>
@@ -12015,13 +9967,8 @@
         <w:t xml:space="preserve"> </w:t>
       </w:r>
       <w:r>
-        <w:t xml:space="preserve">#service </w:t>
-      </w:r>
-      <w:proofErr w:type="spellStart"/>
-      <w:r>
-        <w:t>dhcp</w:t>
-      </w:r>
-      <w:proofErr w:type="spellEnd"/>
+        <w:t>#service dhcp</w:t>
+      </w:r>
     </w:p>
     <w:p>
       <w:r>
@@ -12037,13 +9984,8 @@
         <w:t xml:space="preserve"> </w:t>
       </w:r>
       <w:r>
-        <w:t xml:space="preserve">#no service </w:t>
-      </w:r>
-      <w:proofErr w:type="spellStart"/>
-      <w:r>
-        <w:t>dhcp</w:t>
-      </w:r>
-      <w:proofErr w:type="spellEnd"/>
+        <w:t>#no service dhcp</w:t>
+      </w:r>
     </w:p>
     <w:p>
       <w:pPr>
@@ -12075,25 +10017,7 @@
           <w:bCs/>
           <w:lang w:val="fr-BE"/>
         </w:rPr>
-        <w:t xml:space="preserve"> </w:t>
-      </w:r>
-      <w:proofErr w:type="gramStart"/>
-      <w:r>
-        <w:rPr>
-          <w:b/>
-          <w:bCs/>
-          <w:lang w:val="fr-BE"/>
-        </w:rPr>
-        <w:t>si il</w:t>
-      </w:r>
-      <w:proofErr w:type="gramEnd"/>
-      <w:r>
-        <w:rPr>
-          <w:b/>
-          <w:bCs/>
-          <w:lang w:val="fr-BE"/>
-        </w:rPr>
-        <w:t xml:space="preserve"> n’est pas sur le même réseau :</w:t>
+        <w:t xml:space="preserve"> si il n’est pas sur le même réseau :</w:t>
       </w:r>
     </w:p>
     <w:p>
@@ -12166,13 +10090,8 @@
     </w:p>
     <w:p>
       <w:r>
-        <w:t xml:space="preserve">R1 (config-if) #ip address </w:t>
-      </w:r>
-      <w:proofErr w:type="spellStart"/>
-      <w:r>
-        <w:t>dhcp</w:t>
-      </w:r>
-      <w:proofErr w:type="spellEnd"/>
+        <w:t>R1 (config-if) #ip address dhcp</w:t>
+      </w:r>
     </w:p>
     <w:p>
       <w:r>
@@ -12213,15 +10132,7 @@
     </w:p>
     <w:p>
       <w:r>
-        <w:t xml:space="preserve">R1 #show ipv6 </w:t>
-      </w:r>
-      <w:proofErr w:type="spellStart"/>
-      <w:r>
-        <w:t>dhcp</w:t>
-      </w:r>
-      <w:proofErr w:type="spellEnd"/>
-      <w:r>
-        <w:t xml:space="preserve"> in</w:t>
+        <w:t>R1 #show ipv6 dhcp in</w:t>
       </w:r>
       <w:r>
         <w:t>terface</w:t>
@@ -12229,15 +10140,7 @@
     </w:p>
     <w:p>
       <w:r>
-        <w:t xml:space="preserve">R1 #show ipv6 </w:t>
-      </w:r>
-      <w:proofErr w:type="spellStart"/>
-      <w:r>
-        <w:t>dhcp</w:t>
-      </w:r>
-      <w:proofErr w:type="spellEnd"/>
-      <w:r>
-        <w:t xml:space="preserve"> po</w:t>
+        <w:t>R1 #show ipv6 dhcp po</w:t>
       </w:r>
       <w:r>
         <w:t>ol</w:t>
@@ -12245,15 +10148,7 @@
     </w:p>
     <w:p>
       <w:r>
-        <w:t xml:space="preserve">R1 #show ipv6 </w:t>
-      </w:r>
-      <w:proofErr w:type="spellStart"/>
-      <w:r>
-        <w:t>dhcp</w:t>
-      </w:r>
-      <w:proofErr w:type="spellEnd"/>
-      <w:r>
-        <w:t xml:space="preserve"> bi</w:t>
+        <w:t>R1 #show ipv6 dhcp bi</w:t>
       </w:r>
       <w:r>
         <w:t>nding</w:t>
@@ -12298,16 +10193,8 @@
         <w:rPr>
           <w:lang w:val="fr-BE"/>
         </w:rPr>
-        <w:t>unicast-</w:t>
-      </w:r>
-      <w:proofErr w:type="spellStart"/>
-      <w:r>
-        <w:rPr>
-          <w:lang w:val="fr-BE"/>
-        </w:rPr>
-        <w:t>routing</w:t>
-      </w:r>
-      <w:proofErr w:type="spellEnd"/>
+        <w:t>unicast-routing</w:t>
+      </w:r>
     </w:p>
     <w:p>
       <w:pPr>
@@ -12328,15 +10215,7 @@
     </w:p>
     <w:p>
       <w:r>
-        <w:t xml:space="preserve">R1 (config) #ipv6 </w:t>
-      </w:r>
-      <w:proofErr w:type="spellStart"/>
-      <w:r>
-        <w:t>dhcp</w:t>
-      </w:r>
-      <w:proofErr w:type="spellEnd"/>
-      <w:r>
-        <w:t xml:space="preserve"> pool </w:t>
+        <w:t xml:space="preserve">R1 (config) #ipv6 dhcp pool </w:t>
       </w:r>
       <w:r>
         <w:t>POOL</w:t>
@@ -12366,56 +10245,12 @@
       </w:r>
     </w:p>
     <w:p>
-      <w:pPr>
-        <w:rPr>
-          <w:lang w:val="fr-BE"/>
-        </w:rPr>
-      </w:pPr>
-      <w:r>
-        <w:rPr>
-          <w:lang w:val="fr-BE"/>
-        </w:rPr>
-        <w:t xml:space="preserve">R1 (config-dhcpv6) #dns-server </w:t>
-      </w:r>
-      <w:proofErr w:type="gramStart"/>
-      <w:r>
-        <w:rPr>
-          <w:lang w:val="fr-BE"/>
-        </w:rPr>
-        <w:t>2001:</w:t>
-      </w:r>
-      <w:proofErr w:type="gramEnd"/>
-      <w:r>
-        <w:rPr>
-          <w:lang w:val="fr-BE"/>
-        </w:rPr>
-        <w:t>db</w:t>
-      </w:r>
-      <w:proofErr w:type="gramStart"/>
-      <w:r>
-        <w:rPr>
-          <w:lang w:val="fr-BE"/>
-        </w:rPr>
-        <w:t>8:acad</w:t>
-      </w:r>
-      <w:proofErr w:type="gramEnd"/>
-      <w:r>
-        <w:rPr>
-          <w:lang w:val="fr-BE"/>
-        </w:rPr>
-        <w:t>:1::254</w:t>
-      </w:r>
-    </w:p>
-    <w:p>
-      <w:pPr>
-        <w:rPr>
-          <w:lang w:val="fr-BE"/>
-        </w:rPr>
-      </w:pPr>
-      <w:r>
-        <w:rPr>
-          <w:lang w:val="fr-BE"/>
-        </w:rPr>
+      <w:r>
+        <w:t>R1 (config-dhcpv6) #dns-server 2001:db8:acad:1::254</w:t>
+      </w:r>
+    </w:p>
+    <w:p>
+      <w:r>
         <w:t>R1 (config-dhcpv6) #domain-name example.com</w:t>
       </w:r>
     </w:p>
@@ -12454,63 +10289,31 @@
     </w:p>
     <w:p>
       <w:r>
-        <w:t>R1 (config-if) #ipv6 address 2001:db</w:t>
-      </w:r>
-      <w:proofErr w:type="gramStart"/>
-      <w:r>
-        <w:t>8:acad</w:t>
-      </w:r>
-      <w:proofErr w:type="gramEnd"/>
-      <w:r>
-        <w:t>:1::1/64</w:t>
-      </w:r>
-    </w:p>
-    <w:p>
-      <w:r>
-        <w:t xml:space="preserve">R1 (config-if) #ipv6 </w:t>
-      </w:r>
-      <w:proofErr w:type="spellStart"/>
-      <w:r>
-        <w:t>nd</w:t>
-      </w:r>
-      <w:proofErr w:type="spellEnd"/>
-      <w:r>
-        <w:t xml:space="preserve"> other-config-flag</w:t>
-      </w:r>
-    </w:p>
-    <w:p>
-      <w:r>
-        <w:t xml:space="preserve">R1 (config-if) #ipv6 </w:t>
-      </w:r>
-      <w:proofErr w:type="spellStart"/>
-      <w:r>
-        <w:t>dhcp</w:t>
-      </w:r>
-      <w:proofErr w:type="spellEnd"/>
-      <w:r>
-        <w:t xml:space="preserve"> server POOLNAME</w:t>
-      </w:r>
-    </w:p>
-    <w:p>
-      <w:pPr>
-        <w:rPr>
-          <w:lang w:val="fr-BE"/>
-        </w:rPr>
-      </w:pPr>
-      <w:r>
-        <w:rPr>
-          <w:lang w:val="fr-BE"/>
-        </w:rPr>
-        <w:t xml:space="preserve">R1 (config-if) #no </w:t>
-      </w:r>
-      <w:proofErr w:type="spellStart"/>
-      <w:r>
-        <w:rPr>
-          <w:lang w:val="fr-BE"/>
-        </w:rPr>
-        <w:t>shut</w:t>
-      </w:r>
-      <w:proofErr w:type="spellEnd"/>
+        <w:t>R1 (config-if) #ipv6 address 2001:db8:acad:1::1/64</w:t>
+      </w:r>
+    </w:p>
+    <w:p>
+      <w:r>
+        <w:t>R1 (config-if) #ipv6 nd other-config-flag</w:t>
+      </w:r>
+    </w:p>
+    <w:p>
+      <w:r>
+        <w:t>R1 (config-if) #ipv6 dhcp server POOLNAME</w:t>
+      </w:r>
+    </w:p>
+    <w:p>
+      <w:pPr>
+        <w:rPr>
+          <w:lang w:val="fr-BE"/>
+        </w:rPr>
+      </w:pPr>
+      <w:r>
+        <w:rPr>
+          <w:lang w:val="fr-BE"/>
+        </w:rPr>
+        <w:t>R1 (config-if) #no shut</w:t>
+      </w:r>
     </w:p>
     <w:p>
       <w:pPr>
@@ -12542,25 +10345,7 @@
           <w:bCs/>
           <w:lang w:val="fr-BE"/>
         </w:rPr>
-        <w:t xml:space="preserve"> </w:t>
-      </w:r>
-      <w:proofErr w:type="gramStart"/>
-      <w:r>
-        <w:rPr>
-          <w:b/>
-          <w:bCs/>
-          <w:lang w:val="fr-BE"/>
-        </w:rPr>
-        <w:t>si il</w:t>
-      </w:r>
-      <w:proofErr w:type="gramEnd"/>
-      <w:r>
-        <w:rPr>
-          <w:b/>
-          <w:bCs/>
-          <w:lang w:val="fr-BE"/>
-        </w:rPr>
-        <w:t xml:space="preserve"> n’est pas sur le même réseau :</w:t>
+        <w:t xml:space="preserve"> si il n’est pas sur le même réseau :</w:t>
       </w:r>
     </w:p>
     <w:p>
@@ -12570,29 +10355,13 @@
     </w:p>
     <w:p>
       <w:r>
-        <w:t xml:space="preserve">R1 (config-if) #ipv6 </w:t>
-      </w:r>
-      <w:proofErr w:type="spellStart"/>
-      <w:r>
-        <w:t>d</w:t>
-      </w:r>
-      <w:r>
-        <w:t>hcp</w:t>
-      </w:r>
-      <w:proofErr w:type="spellEnd"/>
-      <w:r>
-        <w:t xml:space="preserve"> relay destination </w:t>
-      </w:r>
-      <w:r>
-        <w:t>2001:db</w:t>
-      </w:r>
-      <w:proofErr w:type="gramStart"/>
-      <w:r>
-        <w:t>8:acad</w:t>
-      </w:r>
-      <w:proofErr w:type="gramEnd"/>
-      <w:r>
-        <w:t>:1::2 G0/0/0</w:t>
+        <w:t>R1 (config-if) #ipv6 d</w:t>
+      </w:r>
+      <w:r>
+        <w:t xml:space="preserve">hcp relay destination </w:t>
+      </w:r>
+      <w:r>
+        <w:t>2001:db8:acad:1::2 G0/0/0</w:t>
       </w:r>
     </w:p>
     <w:p>
@@ -12638,13 +10407,8 @@
     </w:p>
     <w:p>
       <w:r>
-        <w:t xml:space="preserve">R1 (config) #ipv6 </w:t>
-      </w:r>
-      <w:proofErr w:type="gramStart"/>
-      <w:r>
-        <w:t>unicast-routing</w:t>
-      </w:r>
-      <w:proofErr w:type="gramEnd"/>
+        <w:t>R1 (config) #ipv6 unicast-routing</w:t>
+      </w:r>
     </w:p>
     <w:p>
       <w:r>
@@ -12658,13 +10422,8 @@
     </w:p>
     <w:p>
       <w:r>
-        <w:t xml:space="preserve">R1(config-if) #ipv6 address </w:t>
-      </w:r>
-      <w:proofErr w:type="spellStart"/>
-      <w:r>
-        <w:t>autoconfig</w:t>
-      </w:r>
-      <w:proofErr w:type="spellEnd"/>
+        <w:t>R1(config-if) #ipv6 address autoconfig</w:t>
+      </w:r>
     </w:p>
     <w:p>
       <w:r>
@@ -12678,14 +10437,9 @@
       <w:bookmarkStart w:id="44" w:name="_Toc224213601"/>
       <w:r>
         <w:lastRenderedPageBreak/>
-        <w:t xml:space="preserve">DHCPv6 </w:t>
-      </w:r>
-      <w:proofErr w:type="spellStart"/>
-      <w:r>
-        <w:t>Statefull</w:t>
+        <w:t>DHCPv6 Statefull</w:t>
       </w:r>
       <w:bookmarkEnd w:id="44"/>
-      <w:proofErr w:type="spellEnd"/>
     </w:p>
     <w:p>
       <w:r>
@@ -12703,15 +10457,7 @@
         </w:rPr>
       </w:pPr>
       <w:r>
-        <w:t xml:space="preserve">R1 #show ipv6 </w:t>
-      </w:r>
-      <w:proofErr w:type="spellStart"/>
-      <w:r>
-        <w:t>dhcp</w:t>
-      </w:r>
-      <w:proofErr w:type="spellEnd"/>
-      <w:r>
-        <w:t xml:space="preserve"> in</w:t>
+        <w:t>R1 #show ipv6 dhcp in</w:t>
       </w:r>
       <w:r>
         <w:t xml:space="preserve">terface </w:t>
@@ -12726,440 +10472,289 @@
     </w:p>
     <w:p>
       <w:r>
-        <w:t xml:space="preserve">R1 #show ipv6 </w:t>
-      </w:r>
-      <w:proofErr w:type="spellStart"/>
+        <w:t>R1 #show ipv6 dhcp po</w:t>
+      </w:r>
+      <w:r>
+        <w:t>ol</w:t>
+      </w:r>
+    </w:p>
+    <w:p>
+      <w:r>
+        <w:t>R1 #show ipv6 dhcp bi</w:t>
+      </w:r>
+      <w:r>
+        <w:t>nding</w:t>
+      </w:r>
+    </w:p>
+    <w:p>
+      <w:pPr>
+        <w:rPr>
+          <w:b/>
+          <w:bCs/>
+          <w:lang w:val="fr-BE"/>
+        </w:rPr>
+      </w:pPr>
+      <w:r>
+        <w:rPr>
+          <w:b/>
+          <w:bCs/>
+          <w:lang w:val="fr-BE"/>
+        </w:rPr>
+        <w:t xml:space="preserve">Activation du routage IPv6 : </w:t>
+      </w:r>
+    </w:p>
+    <w:p>
+      <w:pPr>
+        <w:rPr>
+          <w:lang w:val="fr-BE"/>
+        </w:rPr>
+      </w:pPr>
+      <w:r>
+        <w:rPr>
+          <w:lang w:val="fr-BE"/>
+        </w:rPr>
+        <w:t>R1 (config) #ipv6 unicast-routing</w:t>
+      </w:r>
+    </w:p>
+    <w:p>
+      <w:pPr>
+        <w:rPr>
+          <w:b/>
+          <w:bCs/>
+          <w:lang w:val="fr-BE"/>
+        </w:rPr>
+      </w:pPr>
+      <w:r>
+        <w:rPr>
+          <w:b/>
+          <w:bCs/>
+          <w:lang w:val="fr-BE"/>
+        </w:rPr>
+        <w:t>Définition d’un nom de pool DHCPv6 :</w:t>
+      </w:r>
+    </w:p>
+    <w:p>
+      <w:r>
+        <w:t xml:space="preserve">R1 (config) #ipv6 dhcp pool </w:t>
+      </w:r>
+      <w:r>
+        <w:t>POOL</w:t>
+      </w:r>
+      <w:r>
+        <w:t>N</w:t>
+      </w:r>
+      <w:r>
+        <w:t>AME</w:t>
+      </w:r>
+    </w:p>
+    <w:p>
+      <w:pPr>
+        <w:rPr>
+          <w:b/>
+          <w:bCs/>
+        </w:rPr>
+      </w:pPr>
+      <w:r>
+        <w:rPr>
+          <w:b/>
+          <w:bCs/>
+        </w:rPr>
+        <w:t>Configuration du pool DHCPv6 :</w:t>
+      </w:r>
+    </w:p>
+    <w:p>
+      <w:r>
+        <w:t>R1 (config-dhcpv6) #address p</w:t>
+      </w:r>
+      <w:r>
+        <w:t>refix 2001:db8:acad:1::/64</w:t>
+      </w:r>
+    </w:p>
+    <w:p>
+      <w:r>
+        <w:t>R1 (config-dhcpv6) #dns-server 2001:db8:acad:1::254</w:t>
+      </w:r>
+    </w:p>
+    <w:p>
+      <w:r>
+        <w:t>R1 (config-dhcpv6) #domain-name example.com</w:t>
+      </w:r>
+    </w:p>
+    <w:p>
+      <w:pPr>
+        <w:rPr>
+          <w:b/>
+          <w:bCs/>
+          <w:lang w:val="fr-BE"/>
+        </w:rPr>
+      </w:pPr>
+      <w:r>
+        <w:rPr>
+          <w:b/>
+          <w:bCs/>
+          <w:lang w:val="fr-BE"/>
+        </w:rPr>
+        <w:t>Liaison du pool DHCPv6 à une interface :</w:t>
+      </w:r>
+    </w:p>
+    <w:p>
+      <w:r>
+        <w:t>R1 (config) #interface GigabitEthernet0/0/1</w:t>
+      </w:r>
+    </w:p>
+    <w:p>
+      <w:r>
+        <w:t>R1 (config-if) #ipv6 address fe80::1 link-local</w:t>
+      </w:r>
+    </w:p>
+    <w:p>
+      <w:r>
+        <w:t>R1 (config-if) #ipv6 address 2001:db8:acad:1::1/64</w:t>
+      </w:r>
+    </w:p>
+    <w:p>
+      <w:r>
+        <w:t xml:space="preserve">R1 (config-if) #ipv6 nd </w:t>
+      </w:r>
+      <w:r>
+        <w:t>managed</w:t>
+      </w:r>
+      <w:r>
+        <w:t>-config-flag</w:t>
+      </w:r>
+    </w:p>
+    <w:p>
+      <w:r>
+        <w:t>R1 (config-if) #ipv6 nd prefix default no-autoconfig</w:t>
+      </w:r>
+    </w:p>
+    <w:p>
+      <w:r>
+        <w:t>R1 (config-if) #ipv6 dhcp server POOLNAME</w:t>
+      </w:r>
+    </w:p>
+    <w:p>
+      <w:pPr>
+        <w:rPr>
+          <w:lang w:val="fr-BE"/>
+        </w:rPr>
+      </w:pPr>
+      <w:r>
+        <w:rPr>
+          <w:lang w:val="fr-BE"/>
+        </w:rPr>
+        <w:t>R1 (config-if) #no shut</w:t>
+      </w:r>
+    </w:p>
+    <w:p>
+      <w:pPr>
+        <w:rPr>
+          <w:b/>
+          <w:bCs/>
+          <w:lang w:val="fr-BE"/>
+        </w:rPr>
+      </w:pPr>
+      <w:r>
+        <w:rPr>
+          <w:b/>
+          <w:bCs/>
+          <w:lang w:val="fr-BE"/>
+        </w:rPr>
+        <w:t>Indiquer l’adresse du serveur DHCP</w:t>
+      </w:r>
+      <w:r>
+        <w:rPr>
+          <w:b/>
+          <w:bCs/>
+          <w:lang w:val="fr-BE"/>
+        </w:rPr>
+        <w:t>v6</w:t>
+      </w:r>
+      <w:r>
+        <w:rPr>
+          <w:b/>
+          <w:bCs/>
+          <w:lang w:val="fr-BE"/>
+        </w:rPr>
+        <w:t xml:space="preserve"> si il n’est pas sur le même réseau :</w:t>
+      </w:r>
+    </w:p>
+    <w:p>
+      <w:r>
+        <w:t>R1 (config) #interface g0/0/0</w:t>
+      </w:r>
+    </w:p>
+    <w:p>
+      <w:r>
+        <w:t>R1 (config-if) #ipv6 d</w:t>
+      </w:r>
+      <w:r>
+        <w:t>hcp relay destination 2001:db8:acad:1::2 G0/0/0</w:t>
+      </w:r>
+    </w:p>
+    <w:p>
+      <w:pPr>
+        <w:rPr>
+          <w:b/>
+          <w:bCs/>
+          <w:lang w:val="fr-BE"/>
+        </w:rPr>
+      </w:pPr>
+      <w:r>
+        <w:rPr>
+          <w:b/>
+          <w:bCs/>
+          <w:lang w:val="fr-BE"/>
+        </w:rPr>
+        <w:t>Configu</w:t>
+      </w:r>
+      <w:r>
+        <w:rPr>
+          <w:b/>
+          <w:bCs/>
+          <w:lang w:val="fr-BE"/>
+        </w:rPr>
+        <w:t xml:space="preserve">rer </w:t>
+      </w:r>
+      <w:r>
+        <w:rPr>
+          <w:b/>
+          <w:bCs/>
+          <w:lang w:val="fr-BE"/>
+        </w:rPr>
+        <w:t>un client DHCPv6 sans</w:t>
+      </w:r>
+      <w:r>
+        <w:rPr>
+          <w:b/>
+          <w:bCs/>
+          <w:lang w:val="fr-BE"/>
+        </w:rPr>
+        <w:t xml:space="preserve"> état</w:t>
+      </w:r>
+    </w:p>
+    <w:p>
+      <w:r>
+        <w:t>R1 (config) #ipv6 unicast-routing</w:t>
+      </w:r>
+    </w:p>
+    <w:p>
+      <w:r>
+        <w:t>R1 (config) #interface g0/0/1</w:t>
+      </w:r>
+    </w:p>
+    <w:p>
+      <w:r>
+        <w:t>R1 (config-if) #ipv6 enable</w:t>
+      </w:r>
+    </w:p>
+    <w:p>
+      <w:r>
+        <w:t xml:space="preserve">R1(config-if) #ipv6 address </w:t>
+      </w:r>
       <w:r>
         <w:t>dhcp</w:t>
       </w:r>
-      <w:proofErr w:type="spellEnd"/>
-      <w:r>
-        <w:t xml:space="preserve"> po</w:t>
-      </w:r>
-      <w:r>
-        <w:t>ol</w:t>
-      </w:r>
-    </w:p>
-    <w:p>
-      <w:r>
-        <w:t xml:space="preserve">R1 #show ipv6 </w:t>
-      </w:r>
-      <w:proofErr w:type="spellStart"/>
-      <w:r>
-        <w:t>dhcp</w:t>
-      </w:r>
-      <w:proofErr w:type="spellEnd"/>
-      <w:r>
-        <w:t xml:space="preserve"> bi</w:t>
-      </w:r>
-      <w:r>
-        <w:t>nding</w:t>
-      </w:r>
-    </w:p>
-    <w:p>
-      <w:pPr>
-        <w:rPr>
-          <w:b/>
-          <w:bCs/>
-          <w:lang w:val="fr-BE"/>
-        </w:rPr>
-      </w:pPr>
-      <w:r>
-        <w:rPr>
-          <w:b/>
-          <w:bCs/>
-          <w:lang w:val="fr-BE"/>
-        </w:rPr>
-        <w:t xml:space="preserve">Activation du routage IPv6 : </w:t>
-      </w:r>
-    </w:p>
-    <w:p>
-      <w:pPr>
-        <w:rPr>
-          <w:lang w:val="fr-BE"/>
-        </w:rPr>
-      </w:pPr>
-      <w:r>
-        <w:rPr>
-          <w:lang w:val="fr-BE"/>
-        </w:rPr>
-        <w:t>R1 (config) #ipv6 unicast-</w:t>
-      </w:r>
-      <w:proofErr w:type="spellStart"/>
-      <w:r>
-        <w:rPr>
-          <w:lang w:val="fr-BE"/>
-        </w:rPr>
-        <w:t>routing</w:t>
-      </w:r>
-      <w:proofErr w:type="spellEnd"/>
-    </w:p>
-    <w:p>
-      <w:pPr>
-        <w:rPr>
-          <w:b/>
-          <w:bCs/>
-          <w:lang w:val="fr-BE"/>
-        </w:rPr>
-      </w:pPr>
-      <w:r>
-        <w:rPr>
-          <w:b/>
-          <w:bCs/>
-          <w:lang w:val="fr-BE"/>
-        </w:rPr>
-        <w:t>Définition d’un nom de pool DHCPv6 :</w:t>
-      </w:r>
-    </w:p>
-    <w:p>
-      <w:r>
-        <w:t xml:space="preserve">R1 (config) #ipv6 </w:t>
-      </w:r>
-      <w:proofErr w:type="spellStart"/>
-      <w:r>
-        <w:t>dhcp</w:t>
-      </w:r>
-      <w:proofErr w:type="spellEnd"/>
-      <w:r>
-        <w:t xml:space="preserve"> pool </w:t>
-      </w:r>
-      <w:r>
-        <w:t>POOL</w:t>
-      </w:r>
-      <w:r>
-        <w:t>N</w:t>
-      </w:r>
-      <w:r>
-        <w:t>AME</w:t>
-      </w:r>
-    </w:p>
-    <w:p>
-      <w:pPr>
-        <w:rPr>
-          <w:b/>
-          <w:bCs/>
-        </w:rPr>
-      </w:pPr>
-      <w:r>
-        <w:rPr>
-          <w:b/>
-          <w:bCs/>
-        </w:rPr>
-        <w:t>Configuration du pool DHCPv</w:t>
-      </w:r>
-      <w:proofErr w:type="gramStart"/>
-      <w:r>
-        <w:rPr>
-          <w:b/>
-          <w:bCs/>
-        </w:rPr>
-        <w:t>6 :</w:t>
-      </w:r>
-      <w:proofErr w:type="gramEnd"/>
-    </w:p>
-    <w:p>
-      <w:r>
-        <w:t>R1 (config-dhcpv6) #address p</w:t>
-      </w:r>
-      <w:r>
-        <w:t>refix 2001:db</w:t>
-      </w:r>
-      <w:proofErr w:type="gramStart"/>
-      <w:r>
-        <w:t>8:acad</w:t>
-      </w:r>
-      <w:proofErr w:type="gramEnd"/>
-      <w:r>
-        <w:t>:</w:t>
-      </w:r>
-      <w:proofErr w:type="gramStart"/>
-      <w:r>
-        <w:t>1::/</w:t>
-      </w:r>
-      <w:proofErr w:type="gramEnd"/>
-      <w:r>
-        <w:t>64</w:t>
-      </w:r>
-    </w:p>
-    <w:p>
-      <w:r>
-        <w:t>R1 (config-dhcpv6) #dns-server 2001:db</w:t>
-      </w:r>
-      <w:proofErr w:type="gramStart"/>
-      <w:r>
-        <w:t>8:acad</w:t>
-      </w:r>
-      <w:proofErr w:type="gramEnd"/>
-      <w:r>
-        <w:t>:1::254</w:t>
-      </w:r>
-    </w:p>
-    <w:p>
-      <w:r>
-        <w:t>R1 (config-dhcpv6) #domain-name example.com</w:t>
-      </w:r>
-    </w:p>
-    <w:p>
-      <w:pPr>
-        <w:rPr>
-          <w:b/>
-          <w:bCs/>
-          <w:lang w:val="fr-BE"/>
-        </w:rPr>
-      </w:pPr>
-      <w:r>
-        <w:rPr>
-          <w:b/>
-          <w:bCs/>
-          <w:lang w:val="fr-BE"/>
-        </w:rPr>
-        <w:t>Liaison du pool DHCPv6 à une interface :</w:t>
-      </w:r>
-    </w:p>
-    <w:p>
-      <w:r>
-        <w:t>R1 (config) #interface GigabitEthernet0/0/1</w:t>
-      </w:r>
-    </w:p>
-    <w:p>
-      <w:r>
-        <w:t>R1 (config-if) #ipv6 address fe80::1 link-local</w:t>
-      </w:r>
-    </w:p>
-    <w:p>
-      <w:r>
-        <w:t>R1 (config-if) #ipv6 address 2001:db</w:t>
-      </w:r>
-      <w:proofErr w:type="gramStart"/>
-      <w:r>
-        <w:t>8:acad</w:t>
-      </w:r>
-      <w:proofErr w:type="gramEnd"/>
-      <w:r>
-        <w:t>:1::1/64</w:t>
-      </w:r>
-    </w:p>
-    <w:p>
-      <w:r>
-        <w:t xml:space="preserve">R1 (config-if) #ipv6 </w:t>
-      </w:r>
-      <w:proofErr w:type="spellStart"/>
-      <w:r>
-        <w:t>nd</w:t>
-      </w:r>
-      <w:proofErr w:type="spellEnd"/>
-      <w:r>
-        <w:t xml:space="preserve"> </w:t>
-      </w:r>
-      <w:r>
-        <w:t>managed</w:t>
-      </w:r>
-      <w:r>
-        <w:t>-config-flag</w:t>
-      </w:r>
-    </w:p>
-    <w:p>
-      <w:r>
-        <w:t xml:space="preserve">R1 (config-if) #ipv6 </w:t>
-      </w:r>
-      <w:proofErr w:type="spellStart"/>
-      <w:r>
-        <w:t>nd</w:t>
-      </w:r>
-      <w:proofErr w:type="spellEnd"/>
-      <w:r>
-        <w:t xml:space="preserve"> prefix default no-</w:t>
-      </w:r>
-      <w:proofErr w:type="spellStart"/>
-      <w:r>
-        <w:t>autoconfig</w:t>
-      </w:r>
-      <w:proofErr w:type="spellEnd"/>
-    </w:p>
-    <w:p>
-      <w:r>
-        <w:t xml:space="preserve">R1 (config-if) #ipv6 </w:t>
-      </w:r>
-      <w:proofErr w:type="spellStart"/>
-      <w:r>
-        <w:t>dhcp</w:t>
-      </w:r>
-      <w:proofErr w:type="spellEnd"/>
-      <w:r>
-        <w:t xml:space="preserve"> server POOLNAME</w:t>
-      </w:r>
-    </w:p>
-    <w:p>
-      <w:pPr>
-        <w:rPr>
-          <w:lang w:val="fr-BE"/>
-        </w:rPr>
-      </w:pPr>
-      <w:r>
-        <w:rPr>
-          <w:lang w:val="fr-BE"/>
-        </w:rPr>
-        <w:t xml:space="preserve">R1 (config-if) #no </w:t>
-      </w:r>
-      <w:proofErr w:type="spellStart"/>
-      <w:r>
-        <w:rPr>
-          <w:lang w:val="fr-BE"/>
-        </w:rPr>
-        <w:t>shut</w:t>
-      </w:r>
-      <w:proofErr w:type="spellEnd"/>
-    </w:p>
-    <w:p>
-      <w:pPr>
-        <w:rPr>
-          <w:b/>
-          <w:bCs/>
-          <w:lang w:val="fr-BE"/>
-        </w:rPr>
-      </w:pPr>
-      <w:r>
-        <w:rPr>
-          <w:b/>
-          <w:bCs/>
-          <w:lang w:val="fr-BE"/>
-        </w:rPr>
-        <w:t>Indiquer l’adresse du serveur DHCP</w:t>
-      </w:r>
-      <w:r>
-        <w:rPr>
-          <w:b/>
-          <w:bCs/>
-          <w:lang w:val="fr-BE"/>
-        </w:rPr>
-        <w:t>v6</w:t>
-      </w:r>
-      <w:r>
-        <w:rPr>
-          <w:b/>
-          <w:bCs/>
-          <w:lang w:val="fr-BE"/>
-        </w:rPr>
-        <w:t xml:space="preserve"> </w:t>
-      </w:r>
-      <w:proofErr w:type="gramStart"/>
-      <w:r>
-        <w:rPr>
-          <w:b/>
-          <w:bCs/>
-          <w:lang w:val="fr-BE"/>
-        </w:rPr>
-        <w:t>si il</w:t>
-      </w:r>
-      <w:proofErr w:type="gramEnd"/>
-      <w:r>
-        <w:rPr>
-          <w:b/>
-          <w:bCs/>
-          <w:lang w:val="fr-BE"/>
-        </w:rPr>
-        <w:t xml:space="preserve"> n’est pas sur le même réseau :</w:t>
-      </w:r>
-    </w:p>
-    <w:p>
-      <w:r>
-        <w:t>R1 (config) #interface g0/0/0</w:t>
-      </w:r>
-    </w:p>
-    <w:p>
-      <w:r>
-        <w:t xml:space="preserve">R1 (config-if) #ipv6 </w:t>
-      </w:r>
-      <w:proofErr w:type="spellStart"/>
-      <w:r>
-        <w:t>d</w:t>
-      </w:r>
-      <w:r>
-        <w:t>hcp</w:t>
-      </w:r>
-      <w:proofErr w:type="spellEnd"/>
-      <w:r>
-        <w:t xml:space="preserve"> relay destination 2001:db</w:t>
-      </w:r>
-      <w:proofErr w:type="gramStart"/>
-      <w:r>
-        <w:t>8:acad</w:t>
-      </w:r>
-      <w:proofErr w:type="gramEnd"/>
-      <w:r>
-        <w:t>:1::2 G0/0/0</w:t>
-      </w:r>
-    </w:p>
-    <w:p>
-      <w:pPr>
-        <w:rPr>
-          <w:b/>
-          <w:bCs/>
-          <w:lang w:val="fr-BE"/>
-        </w:rPr>
-      </w:pPr>
-      <w:r>
-        <w:rPr>
-          <w:b/>
-          <w:bCs/>
-          <w:lang w:val="fr-BE"/>
-        </w:rPr>
-        <w:t>Configu</w:t>
-      </w:r>
-      <w:r>
-        <w:rPr>
-          <w:b/>
-          <w:bCs/>
-          <w:lang w:val="fr-BE"/>
-        </w:rPr>
-        <w:t xml:space="preserve">rer </w:t>
-      </w:r>
-      <w:r>
-        <w:rPr>
-          <w:b/>
-          <w:bCs/>
-          <w:lang w:val="fr-BE"/>
-        </w:rPr>
-        <w:t>un client DHCPv6 sans</w:t>
-      </w:r>
-      <w:r>
-        <w:rPr>
-          <w:b/>
-          <w:bCs/>
-          <w:lang w:val="fr-BE"/>
-        </w:rPr>
-        <w:t xml:space="preserve"> état</w:t>
-      </w:r>
-    </w:p>
-    <w:p>
-      <w:r>
-        <w:t xml:space="preserve">R1 (config) #ipv6 </w:t>
-      </w:r>
-      <w:proofErr w:type="gramStart"/>
-      <w:r>
-        <w:t>unicast-routing</w:t>
-      </w:r>
-      <w:proofErr w:type="gramEnd"/>
-    </w:p>
-    <w:p>
-      <w:r>
-        <w:t>R1 (config) #interface g0/0/1</w:t>
-      </w:r>
-    </w:p>
-    <w:p>
-      <w:r>
-        <w:t>R1 (config-if) #ipv6 enable</w:t>
-      </w:r>
-    </w:p>
-    <w:p>
-      <w:r>
-        <w:t xml:space="preserve">R1(config-if) #ipv6 address </w:t>
-      </w:r>
-      <w:proofErr w:type="spellStart"/>
-      <w:r>
-        <w:t>dhcp</w:t>
-      </w:r>
-      <w:proofErr w:type="spellEnd"/>
     </w:p>
     <w:sectPr>
       <w:footerReference w:type="default" r:id="rId6"/>
@@ -13753,7 +11348,7 @@
   <w:style w:type="paragraph" w:default="1" w:styleId="Normal">
     <w:name w:val="Normal"/>
     <w:qFormat/>
-    <w:rsid w:val="00880838"/>
+    <w:rsid w:val="000E52FF"/>
     <w:rPr>
       <w:lang w:val="en-GB"/>
     </w:rPr>
@@ -13958,7 +11553,6 @@
   <w:style w:type="character" w:default="1" w:styleId="Policepardfaut">
     <w:name w:val="Default Paragraph Font"/>
     <w:uiPriority w:val="1"/>
-    <w:semiHidden/>
     <w:unhideWhenUsed/>
   </w:style>
   <w:style w:type="table" w:default="1" w:styleId="TableauNormal">
